--- a/documentos/RQM API Inventario y Movimientos/PROPUESTA - Interfaz para Consulta de Inventario y Movimientos.docx
+++ b/documentos/RQM API Inventario y Movimientos/PROPUESTA - Interfaz para Consulta de Inventario y Movimientos.docx
@@ -267,15 +267,7 @@
           <w:sz w:val="28"/>
           <w:szCs w:val="28"/>
         </w:rPr>
-        <w:t>2</w:t>
-      </w:r>
-      <w:r>
-        <w:rPr>
-          <w:rFonts w:ascii="Century Gothic" w:hAnsi="Century Gothic" w:cstheme="majorBidi"/>
-          <w:sz w:val="28"/>
-          <w:szCs w:val="28"/>
-        </w:rPr>
-        <w:t>2</w:t>
+        <w:t>22</w:t>
       </w:r>
       <w:r>
         <w:rPr>
@@ -440,7 +432,10 @@
         <w:pStyle w:val="Ttulo2"/>
       </w:pPr>
       <w:r>
-        <w:t>Código de SubReferencia</w:t>
+        <w:t xml:space="preserve">Código de </w:t>
+      </w:r>
+      <w:r>
+        <w:t>Subreferencia</w:t>
       </w:r>
     </w:p>
     <w:p>
@@ -514,7 +509,10 @@
         </w:numPr>
       </w:pPr>
       <w:r>
-        <w:t>SubReferencia.</w:t>
+        <w:t>Subreferencia</w:t>
+      </w:r>
+      <w:r>
+        <w:t>.</w:t>
       </w:r>
     </w:p>
     <w:p>
@@ -526,17 +524,14 @@
           <w:b/>
           <w:bCs/>
         </w:rPr>
-        <w:t>Código de SubReferencia</w:t>
-      </w:r>
-      <w:r>
-        <w:t xml:space="preserve">, </w:t>
+        <w:t xml:space="preserve">Código de </w:t>
       </w:r>
       <w:r>
         <w:rPr>
           <w:b/>
           <w:bCs/>
         </w:rPr>
-        <w:t>Código de Referencia</w:t>
+        <w:t>Subreferencia</w:t>
       </w:r>
       <w:r>
         <w:t xml:space="preserve">, </w:t>
@@ -546,17 +541,27 @@
           <w:b/>
           <w:bCs/>
         </w:rPr>
-        <w:t>Color</w:t>
-      </w:r>
-      <w:r>
-        <w:t xml:space="preserve"> y </w:t>
+        <w:t>Código de Referencia</w:t>
+      </w:r>
+      <w:r>
+        <w:t xml:space="preserve">, </w:t>
       </w:r>
       <w:r>
         <w:rPr>
           <w:b/>
           <w:bCs/>
         </w:rPr>
-        <w:t>SubReferencia</w:t>
+        <w:t>Color</w:t>
+      </w:r>
+      <w:r>
+        <w:t xml:space="preserve"> y </w:t>
+      </w:r>
+      <w:r>
+        <w:rPr>
+          <w:b/>
+          <w:bCs/>
+        </w:rPr>
+        <w:t>Subreferencia</w:t>
       </w:r>
       <w:r>
         <w:t xml:space="preserve"> se consideran equivalentes y hacen referencia al mismo nivel de detalle dentro de la estructura de información del sistema.</w:t>
@@ -606,7 +611,13 @@
         <w:t>í</w:t>
       </w:r>
       <w:r>
-        <w:t>culo (SubReferencia / Color)</w:t>
+        <w:t>culo (</w:t>
+      </w:r>
+      <w:r>
+        <w:t>Subreferencia</w:t>
+      </w:r>
+      <w:r>
+        <w:t xml:space="preserve"> / Color)</w:t>
       </w:r>
     </w:p>
     <w:p>
@@ -627,7 +638,13 @@
         <w:t>í</w:t>
       </w:r>
       <w:r>
-        <w:t>culo (SubReferencia / Color)</w:t>
+        <w:t>culo (</w:t>
+      </w:r>
+      <w:r>
+        <w:t>Subreferencia</w:t>
+      </w:r>
+      <w:r>
+        <w:t xml:space="preserve"> / Color)</w:t>
       </w:r>
     </w:p>
     <w:p>
@@ -639,7 +656,13 @@
         </w:numPr>
       </w:pPr>
       <w:r>
-        <w:t>Referencia por Artículo (SubReferencia / Color)</w:t>
+        <w:t>Referencia por Artículo (</w:t>
+      </w:r>
+      <w:r>
+        <w:t>Subreferencia</w:t>
+      </w:r>
+      <w:r>
+        <w:t xml:space="preserve"> / Color)</w:t>
       </w:r>
     </w:p>
     <w:p>
@@ -661,7 +684,21 @@
           <w:b/>
           <w:bCs/>
         </w:rPr>
-        <w:t>Código de SubReferencia (Referencia por Artículo)</w:t>
+        <w:t xml:space="preserve">Código de </w:t>
+      </w:r>
+      <w:r>
+        <w:rPr>
+          <w:b/>
+          <w:bCs/>
+        </w:rPr>
+        <w:t>Subreferencia</w:t>
+      </w:r>
+      <w:r>
+        <w:rPr>
+          <w:b/>
+          <w:bCs/>
+        </w:rPr>
+        <w:t xml:space="preserve"> (Referencia por Artículo)</w:t>
       </w:r>
       <w:r>
         <w:t>, según corresponda al detalle requerido por el usuario o por la integración seleccionada.</w:t>
@@ -734,7 +771,13 @@
         </w:numPr>
       </w:pPr>
       <w:r>
-        <w:t>Código de SubReferencia.</w:t>
+        <w:t xml:space="preserve">Código de </w:t>
+      </w:r>
+      <w:r>
+        <w:t>Subreferencia</w:t>
+      </w:r>
+      <w:r>
+        <w:t>.</w:t>
       </w:r>
     </w:p>
     <w:p>
@@ -801,7 +844,13 @@
         </w:numPr>
       </w:pPr>
       <w:r>
-        <w:t>Código de SubReferencia.</w:t>
+        <w:t xml:space="preserve">Código de </w:t>
+      </w:r>
+      <w:r>
+        <w:t>Subreferencia</w:t>
+      </w:r>
+      <w:r>
+        <w:t>.</w:t>
       </w:r>
     </w:p>
     <w:p>
@@ -962,7 +1011,13 @@
     </w:p>
     <w:p>
       <w:r>
-        <w:t>La información permitirá conocer la disponibilidad actual de inventario por referencia y subreferencia.</w:t>
+        <w:t xml:space="preserve">La información permitirá conocer la disponibilidad actual de inventario por referencia y </w:t>
+      </w:r>
+      <w:r>
+        <w:t>subreferencia</w:t>
+      </w:r>
+      <w:r>
+        <w:t>.</w:t>
       </w:r>
     </w:p>
     <w:p>
@@ -1040,7 +1095,13 @@
         </w:numPr>
       </w:pPr>
       <w:r>
-        <w:t>Código de SubReferencia.</w:t>
+        <w:t xml:space="preserve">Código de </w:t>
+      </w:r>
+      <w:r>
+        <w:t>Subreferencia</w:t>
+      </w:r>
+      <w:r>
+        <w:t>.</w:t>
       </w:r>
     </w:p>
     <w:p>
@@ -1096,7 +1157,489 @@
         <w:t>La información permitirá realizar seguimiento a los procesos de abastecimiento y recepción de mercancía.</w:t>
       </w:r>
     </w:p>
+    <w:p>
+      <w:pPr>
+        <w:pStyle w:val="Ttulo2"/>
+      </w:pPr>
+      <w:r>
+        <w:t>Reporte por sistema de Artículos y Referencias</w:t>
+      </w:r>
+    </w:p>
+    <w:p>
+      <w:r>
+        <w:t>Generación de un reporte en el sistema con opción de exportación a Excel y Pdf, del árbol relacional de Artículos y Referencias. Debe incluir la siguiente información:</w:t>
+      </w:r>
+    </w:p>
+    <w:p>
+      <w:pPr>
+        <w:pStyle w:val="Prrafodelista"/>
+        <w:numPr>
+          <w:ilvl w:val="0"/>
+          <w:numId w:val="18"/>
+        </w:numPr>
+      </w:pPr>
+      <w:r>
+        <w:lastRenderedPageBreak/>
+        <w:t>Nombre a</w:t>
+      </w:r>
+      <w:r>
+        <w:t>rt</w:t>
+      </w:r>
+      <w:r>
+        <w:t>í</w:t>
+      </w:r>
+      <w:r>
+        <w:t>culo.</w:t>
+      </w:r>
+    </w:p>
+    <w:p>
+      <w:pPr>
+        <w:pStyle w:val="Prrafodelista"/>
+        <w:numPr>
+          <w:ilvl w:val="0"/>
+          <w:numId w:val="18"/>
+        </w:numPr>
+      </w:pPr>
+      <w:r>
+        <w:t>Referencia interna.</w:t>
+      </w:r>
+    </w:p>
+    <w:p>
+      <w:pPr>
+        <w:pStyle w:val="Prrafodelista"/>
+        <w:numPr>
+          <w:ilvl w:val="0"/>
+          <w:numId w:val="18"/>
+        </w:numPr>
+      </w:pPr>
+      <w:r>
+        <w:t>Nombre para el proveedor.</w:t>
+      </w:r>
+    </w:p>
+    <w:p>
+      <w:pPr>
+        <w:pStyle w:val="Prrafodelista"/>
+        <w:numPr>
+          <w:ilvl w:val="0"/>
+          <w:numId w:val="18"/>
+        </w:numPr>
+      </w:pPr>
+      <w:r>
+        <w:t>Referencia para el Proveedor.</w:t>
+      </w:r>
+    </w:p>
+    <w:p>
+      <w:pPr>
+        <w:pStyle w:val="Prrafodelista"/>
+        <w:numPr>
+          <w:ilvl w:val="0"/>
+          <w:numId w:val="18"/>
+        </w:numPr>
+      </w:pPr>
+      <w:r>
+        <w:t>Estado.</w:t>
+      </w:r>
+    </w:p>
+    <w:p>
+      <w:pPr>
+        <w:pStyle w:val="Prrafodelista"/>
+        <w:numPr>
+          <w:ilvl w:val="0"/>
+          <w:numId w:val="18"/>
+        </w:numPr>
+      </w:pPr>
+      <w:r>
+        <w:t>Es visible en página.</w:t>
+      </w:r>
+    </w:p>
+    <w:p>
+      <w:pPr>
+        <w:pStyle w:val="Prrafodelista"/>
+        <w:numPr>
+          <w:ilvl w:val="0"/>
+          <w:numId w:val="18"/>
+        </w:numPr>
+      </w:pPr>
+      <w:r>
+        <w:t>Es producto nacional.</w:t>
+      </w:r>
+    </w:p>
+    <w:p>
+      <w:pPr>
+        <w:pStyle w:val="Prrafodelista"/>
+        <w:numPr>
+          <w:ilvl w:val="0"/>
+          <w:numId w:val="18"/>
+        </w:numPr>
+      </w:pPr>
+      <w:r>
+        <w:t>Importación especial.</w:t>
+      </w:r>
+    </w:p>
+    <w:p>
+      <w:pPr>
+        <w:pStyle w:val="Prrafodelista"/>
+        <w:numPr>
+          <w:ilvl w:val="0"/>
+          <w:numId w:val="18"/>
+        </w:numPr>
+      </w:pPr>
+      <w:r>
+        <w:t>Promoción.</w:t>
+      </w:r>
+    </w:p>
+    <w:p>
+      <w:pPr>
+        <w:pStyle w:val="Prrafodelista"/>
+        <w:numPr>
+          <w:ilvl w:val="0"/>
+          <w:numId w:val="18"/>
+        </w:numPr>
+      </w:pPr>
+      <w:r>
+        <w:t>Relaci</w:t>
+      </w:r>
+      <w:r>
+        <w:t>ó</w:t>
+      </w:r>
+      <w:r>
+        <w:t>n de referencias asociadas al Articulo indicando:</w:t>
+      </w:r>
+    </w:p>
+    <w:p>
+      <w:pPr>
+        <w:pStyle w:val="Prrafodelista"/>
+        <w:numPr>
+          <w:ilvl w:val="1"/>
+          <w:numId w:val="18"/>
+        </w:numPr>
+      </w:pPr>
+      <w:r>
+        <w:t>Nombre r</w:t>
+      </w:r>
+      <w:r>
+        <w:t>eferencia.</w:t>
+      </w:r>
+    </w:p>
+    <w:p>
+      <w:pPr>
+        <w:pStyle w:val="Prrafodelista"/>
+        <w:numPr>
+          <w:ilvl w:val="1"/>
+          <w:numId w:val="18"/>
+        </w:numPr>
+      </w:pPr>
+      <w:r>
+        <w:t>Código interno.</w:t>
+      </w:r>
+    </w:p>
+    <w:p>
+      <w:pPr>
+        <w:pStyle w:val="Prrafodelista"/>
+        <w:numPr>
+          <w:ilvl w:val="1"/>
+          <w:numId w:val="18"/>
+        </w:numPr>
+      </w:pPr>
+      <w:r>
+        <w:t>Referencia para el proveedor.</w:t>
+      </w:r>
+    </w:p>
+    <w:p>
+      <w:pPr>
+        <w:pStyle w:val="Prrafodelista"/>
+        <w:numPr>
+          <w:ilvl w:val="1"/>
+          <w:numId w:val="18"/>
+        </w:numPr>
+      </w:pPr>
+      <w:r>
+        <w:t>Código para el proveedor.</w:t>
+      </w:r>
+    </w:p>
+    <w:p>
+      <w:pPr>
+        <w:pStyle w:val="Prrafodelista"/>
+        <w:numPr>
+          <w:ilvl w:val="1"/>
+          <w:numId w:val="18"/>
+        </w:numPr>
+      </w:pPr>
+      <w:r>
+        <w:t>Estado.</w:t>
+      </w:r>
+    </w:p>
+    <w:p>
+      <w:pPr>
+        <w:pStyle w:val="Prrafodelista"/>
+        <w:numPr>
+          <w:ilvl w:val="1"/>
+          <w:numId w:val="18"/>
+        </w:numPr>
+      </w:pPr>
+      <w:r>
+        <w:t>Referencia agotada.</w:t>
+      </w:r>
+    </w:p>
+    <w:p>
+      <w:pPr>
+        <w:pStyle w:val="Prrafodelista"/>
+        <w:numPr>
+          <w:ilvl w:val="1"/>
+          <w:numId w:val="18"/>
+        </w:numPr>
+      </w:pPr>
+      <w:r>
+        <w:t>Cantidad mínima general.</w:t>
+      </w:r>
+    </w:p>
+    <w:p>
+      <w:pPr>
+        <w:pStyle w:val="Prrafodelista"/>
+        <w:numPr>
+          <w:ilvl w:val="1"/>
+          <w:numId w:val="18"/>
+        </w:numPr>
+      </w:pPr>
+      <w:r>
+        <w:t>Cantidad mínima en Bodega local.</w:t>
+      </w:r>
+    </w:p>
+    <w:p>
+      <w:pPr>
+        <w:pStyle w:val="Prrafodelista"/>
+        <w:numPr>
+          <w:ilvl w:val="1"/>
+          <w:numId w:val="18"/>
+        </w:numPr>
+      </w:pPr>
+      <w:r>
+        <w:t>Variación en orden de compra.</w:t>
+      </w:r>
+    </w:p>
+    <w:p>
+      <w:r>
+        <w:t>Este reporte permitirá filtrar su información por:</w:t>
+      </w:r>
+    </w:p>
+    <w:p>
+      <w:pPr>
+        <w:pStyle w:val="Prrafodelista"/>
+        <w:numPr>
+          <w:ilvl w:val="0"/>
+          <w:numId w:val="18"/>
+        </w:numPr>
+      </w:pPr>
+      <w:r>
+        <w:t>Artículo</w:t>
+      </w:r>
+    </w:p>
+    <w:p>
+      <w:pPr>
+        <w:pStyle w:val="Prrafodelista"/>
+        <w:numPr>
+          <w:ilvl w:val="1"/>
+          <w:numId w:val="18"/>
+        </w:numPr>
+      </w:pPr>
+      <w:r>
+        <w:t>Nombre.</w:t>
+      </w:r>
+    </w:p>
+    <w:p>
+      <w:pPr>
+        <w:pStyle w:val="Prrafodelista"/>
+        <w:numPr>
+          <w:ilvl w:val="1"/>
+          <w:numId w:val="18"/>
+        </w:numPr>
+      </w:pPr>
+      <w:r>
+        <w:t>Referencia Interna</w:t>
+      </w:r>
+      <w:r>
+        <w:t>.</w:t>
+      </w:r>
+    </w:p>
+    <w:p>
+      <w:pPr>
+        <w:pStyle w:val="Prrafodelista"/>
+        <w:numPr>
+          <w:ilvl w:val="1"/>
+          <w:numId w:val="18"/>
+        </w:numPr>
+      </w:pPr>
+      <w:r>
+        <w:t>Estado (Activo e Inactivo)</w:t>
+      </w:r>
+      <w:r>
+        <w:t>.</w:t>
+      </w:r>
+      <w:r>
+        <w:t xml:space="preserve"> </w:t>
+      </w:r>
+    </w:p>
+    <w:p>
+      <w:pPr>
+        <w:pStyle w:val="Prrafodelista"/>
+        <w:numPr>
+          <w:ilvl w:val="1"/>
+          <w:numId w:val="18"/>
+        </w:numPr>
+      </w:pPr>
+      <w:r>
+        <w:t>Visible en página</w:t>
+      </w:r>
+      <w:r>
+        <w:t>.</w:t>
+      </w:r>
+    </w:p>
+    <w:p>
+      <w:pPr>
+        <w:pStyle w:val="Prrafodelista"/>
+        <w:numPr>
+          <w:ilvl w:val="1"/>
+          <w:numId w:val="18"/>
+        </w:numPr>
+      </w:pPr>
+      <w:r>
+        <w:t>Producto nacional</w:t>
+      </w:r>
+      <w:r>
+        <w:t>.</w:t>
+      </w:r>
+      <w:r>
+        <w:t xml:space="preserve"> </w:t>
+      </w:r>
+    </w:p>
+    <w:p>
+      <w:pPr>
+        <w:pStyle w:val="Prrafodelista"/>
+        <w:numPr>
+          <w:ilvl w:val="1"/>
+          <w:numId w:val="18"/>
+        </w:numPr>
+      </w:pPr>
+      <w:r>
+        <w:t xml:space="preserve">Importación especial, </w:t>
+      </w:r>
+    </w:p>
+    <w:p>
+      <w:pPr>
+        <w:pStyle w:val="Prrafodelista"/>
+        <w:numPr>
+          <w:ilvl w:val="1"/>
+          <w:numId w:val="18"/>
+        </w:numPr>
+      </w:pPr>
+      <w:r>
+        <w:t xml:space="preserve">Promoción. </w:t>
+      </w:r>
+    </w:p>
+    <w:p>
+      <w:pPr>
+        <w:pStyle w:val="Prrafodelista"/>
+        <w:numPr>
+          <w:ilvl w:val="0"/>
+          <w:numId w:val="18"/>
+        </w:numPr>
+      </w:pPr>
+      <w:r>
+        <w:t>Referencia</w:t>
+      </w:r>
+    </w:p>
+    <w:p>
+      <w:pPr>
+        <w:pStyle w:val="Prrafodelista"/>
+        <w:numPr>
+          <w:ilvl w:val="1"/>
+          <w:numId w:val="18"/>
+        </w:numPr>
+      </w:pPr>
+      <w:r>
+        <w:t>Nombre.</w:t>
+      </w:r>
+    </w:p>
+    <w:p>
+      <w:pPr>
+        <w:pStyle w:val="Prrafodelista"/>
+        <w:numPr>
+          <w:ilvl w:val="1"/>
+          <w:numId w:val="18"/>
+        </w:numPr>
+      </w:pPr>
+      <w:r>
+        <w:t>Código interno.</w:t>
+      </w:r>
+    </w:p>
+    <w:p>
+      <w:pPr>
+        <w:pStyle w:val="Prrafodelista"/>
+        <w:numPr>
+          <w:ilvl w:val="1"/>
+          <w:numId w:val="18"/>
+        </w:numPr>
+      </w:pPr>
+      <w:r>
+        <w:t>Estado (Activo e Inactivo)</w:t>
+      </w:r>
+      <w:r>
+        <w:t>.</w:t>
+      </w:r>
+    </w:p>
+    <w:p>
+      <w:pPr>
+        <w:pStyle w:val="Prrafodelista"/>
+        <w:numPr>
+          <w:ilvl w:val="1"/>
+          <w:numId w:val="18"/>
+        </w:numPr>
+      </w:pPr>
+      <w:r>
+        <w:t>Referencia agotada</w:t>
+      </w:r>
+    </w:p>
+    <w:p>
+      <w:pPr>
+        <w:pStyle w:val="Prrafodelista"/>
+        <w:numPr>
+          <w:ilvl w:val="1"/>
+          <w:numId w:val="18"/>
+        </w:numPr>
+      </w:pPr>
+      <w:r>
+        <w:t>Tiene cantidad mínima general</w:t>
+      </w:r>
+    </w:p>
+    <w:p>
+      <w:pPr>
+        <w:pStyle w:val="Prrafodelista"/>
+        <w:numPr>
+          <w:ilvl w:val="1"/>
+          <w:numId w:val="18"/>
+        </w:numPr>
+      </w:pPr>
+      <w:r>
+        <w:t>Tiene cantidad mínima en Bodega Local</w:t>
+      </w:r>
+    </w:p>
+    <w:p>
+      <w:r>
+        <w:t>Manteniendo el estándar de la aplicación, el reporte como tal no tiene un perfil propio, por ende estará relacionado al rol de “</w:t>
+      </w:r>
+      <w:r>
+        <w:t>Consulta de reportes”</w:t>
+      </w:r>
+      <w:r>
+        <w:t>, manteniendo el mismo comportamiento que los demás reportes expuestos en el sistema.</w:t>
+      </w:r>
+    </w:p>
     <w:p/>
+    <w:p>
+      <w:r>
+        <w:t xml:space="preserve"> </w:t>
+      </w:r>
+    </w:p>
     <w:p>
       <w:pPr>
         <w:pStyle w:val="Ttulo1"/>
@@ -1243,15 +1786,7 @@
         <w:pStyle w:val="Ttulo1"/>
       </w:pPr>
       <w:r>
-        <w:t>OPCIONES DE IMPLEMENTACIÓN</w:t>
-      </w:r>
-    </w:p>
-    <w:p>
-      <w:pPr>
-        <w:pStyle w:val="Ttulo2"/>
-      </w:pPr>
-      <w:r>
-        <w:t xml:space="preserve">Opción 1. </w:t>
+        <w:t>IMPLEMENTACIÓN</w:t>
       </w:r>
     </w:p>
     <w:p>
@@ -1345,25 +1880,10 @@
         <w:pStyle w:val="Ttulo2"/>
       </w:pPr>
       <w:r>
-        <w:t xml:space="preserve">Opción 2. </w:t>
-      </w:r>
-    </w:p>
-    <w:p>
-      <w:pPr>
-        <w:pStyle w:val="Ttulo2"/>
-      </w:pPr>
-      <w:r>
-        <w:t>Consulta Parametrizable desde el Sistema</w:t>
-      </w:r>
-    </w:p>
-    <w:p>
-      <w:r>
-        <w:t>Implementación de una funcionalidad dentro del sistema que permita a los usuarios generar los listados de manera manual mediante filtros de consulta.</w:t>
-      </w:r>
-    </w:p>
-    <w:p>
-      <w:r>
-        <w:t>El resultado de cada consulta generará un archivo CSV que será almacenado en una ruta de Staging definida por el cliente.</w:t>
+        <w:t>Consideraciones Importantes</w:t>
+      </w:r>
+      <w:r>
+        <w:t xml:space="preserve"> de la implementación</w:t>
       </w:r>
     </w:p>
     <w:p>
@@ -1371,87 +1891,73 @@
         <w:pStyle w:val="Ttulo3"/>
       </w:pPr>
       <w:r>
-        <w:t>Filtros disponibles para Pedidos</w:t>
-      </w:r>
-    </w:p>
-    <w:p>
-      <w:pPr>
-        <w:pStyle w:val="Prrafodelista"/>
+        <w:t>Incluye:</w:t>
+      </w:r>
+    </w:p>
+    <w:p>
+      <w:pPr>
         <w:numPr>
           <w:ilvl w:val="0"/>
-          <w:numId w:val="21"/>
+          <w:numId w:val="30"/>
         </w:numPr>
       </w:pPr>
       <w:r>
-        <w:t>Referencia Interna.</w:t>
-      </w:r>
-    </w:p>
-    <w:p>
-      <w:pPr>
-        <w:pStyle w:val="Prrafodelista"/>
+        <w:t>Generación automática diaria.</w:t>
+      </w:r>
+    </w:p>
+    <w:p>
+      <w:pPr>
         <w:numPr>
           <w:ilvl w:val="0"/>
-          <w:numId w:val="21"/>
+          <w:numId w:val="30"/>
         </w:numPr>
       </w:pPr>
       <w:r>
-        <w:t>Código de SubReferencia.</w:t>
-      </w:r>
-    </w:p>
-    <w:p>
-      <w:pPr>
-        <w:pStyle w:val="Prrafodelista"/>
+        <w:t>Exportación de novedades en Pedidos y Órdenes de Compra.</w:t>
+      </w:r>
+    </w:p>
+    <w:p>
+      <w:pPr>
         <w:numPr>
           <w:ilvl w:val="0"/>
-          <w:numId w:val="21"/>
+          <w:numId w:val="30"/>
         </w:numPr>
       </w:pPr>
       <w:r>
-        <w:t>Fecha Inicial.</w:t>
-      </w:r>
-    </w:p>
-    <w:p>
-      <w:pPr>
-        <w:pStyle w:val="Prrafodelista"/>
+        <w:t>Exportación de fotografía completa de Inventario.</w:t>
+      </w:r>
+    </w:p>
+    <w:p>
+      <w:pPr>
         <w:numPr>
           <w:ilvl w:val="0"/>
-          <w:numId w:val="21"/>
+          <w:numId w:val="30"/>
         </w:numPr>
       </w:pPr>
       <w:r>
-        <w:t>Fecha Final.</w:t>
-      </w:r>
-    </w:p>
-    <w:p>
-      <w:pPr>
-        <w:pStyle w:val="Ttulo3"/>
-      </w:pPr>
-      <w:r>
-        <w:t>Filtros disponibles para Inventario</w:t>
-      </w:r>
-    </w:p>
-    <w:p>
-      <w:pPr>
-        <w:pStyle w:val="Prrafodelista"/>
+        <w:t>Entrega mediante archivos CSV en ruta Staging.</w:t>
+      </w:r>
+    </w:p>
+    <w:p>
+      <w:pPr>
         <w:numPr>
           <w:ilvl w:val="0"/>
-          <w:numId w:val="22"/>
+          <w:numId w:val="30"/>
         </w:numPr>
       </w:pPr>
       <w:r>
-        <w:t>Referencia Interna.</w:t>
-      </w:r>
-    </w:p>
-    <w:p>
-      <w:pPr>
-        <w:pStyle w:val="Prrafodelista"/>
+        <w:t>Configuración de ruta Staging y ultima ejecución, en base de datos.</w:t>
+      </w:r>
+    </w:p>
+    <w:p>
+      <w:pPr>
         <w:numPr>
           <w:ilvl w:val="0"/>
-          <w:numId w:val="22"/>
+          <w:numId w:val="30"/>
         </w:numPr>
       </w:pPr>
       <w:r>
-        <w:t>Código de SubReferencia.</w:t>
+        <w:t>Configuración de periodicidad de ejecución desde las propiedades de creación del Job en el Job Agent del motor base de datos.</w:t>
       </w:r>
     </w:p>
     <w:p>
@@ -1459,3185 +1965,685 @@
         <w:pStyle w:val="Ttulo3"/>
       </w:pPr>
       <w:r>
-        <w:t>Filtros disponibles para Órdenes de Compra</w:t>
-      </w:r>
-    </w:p>
-    <w:p>
-      <w:pPr>
-        <w:pStyle w:val="Prrafodelista"/>
+        <w:t>No incluye:</w:t>
+      </w:r>
+    </w:p>
+    <w:p>
+      <w:pPr>
         <w:numPr>
           <w:ilvl w:val="0"/>
-          <w:numId w:val="23"/>
+          <w:numId w:val="31"/>
         </w:numPr>
       </w:pPr>
       <w:r>
-        <w:t>Referencia Interna.</w:t>
-      </w:r>
-    </w:p>
-    <w:p>
-      <w:pPr>
-        <w:pStyle w:val="Prrafodelista"/>
+        <w:t>Consultas manuales.</w:t>
+      </w:r>
+    </w:p>
+    <w:p>
+      <w:pPr>
         <w:numPr>
           <w:ilvl w:val="0"/>
-          <w:numId w:val="23"/>
+          <w:numId w:val="31"/>
         </w:numPr>
       </w:pPr>
       <w:r>
-        <w:t>Código de SubReferencia.</w:t>
-      </w:r>
-    </w:p>
-    <w:p>
-      <w:pPr>
-        <w:pStyle w:val="Prrafodelista"/>
+        <w:t>Filtros por usuario.</w:t>
+      </w:r>
+    </w:p>
+    <w:p>
+      <w:pPr>
         <w:numPr>
           <w:ilvl w:val="0"/>
-          <w:numId w:val="23"/>
+          <w:numId w:val="31"/>
         </w:numPr>
       </w:pPr>
       <w:r>
-        <w:t>Fecha Inicial.</w:t>
-      </w:r>
-    </w:p>
-    <w:p>
-      <w:pPr>
-        <w:pStyle w:val="Prrafodelista"/>
+        <w:t>Información en tiempo real.</w:t>
+      </w:r>
+    </w:p>
+    <w:p>
+      <w:pPr>
         <w:numPr>
           <w:ilvl w:val="0"/>
-          <w:numId w:val="23"/>
+          <w:numId w:val="31"/>
         </w:numPr>
       </w:pPr>
       <w:r>
-        <w:t>Fecha Final.</w:t>
-      </w:r>
-    </w:p>
-    <w:p>
-      <w:pPr>
-        <w:pStyle w:val="Ttulo3"/>
-      </w:pPr>
-      <w:r>
-        <w:t>Consideración para Inventario</w:t>
-      </w:r>
-    </w:p>
-    <w:p>
-      <w:r>
-        <w:t>El listado de Inventario corresponderá a una fotografía del estado actual del inventario al momento de ejecutar la consulta.</w:t>
+        <w:t>Páginas de configuración del proceso de exportación en el sistema Aldebarán.</w:t>
+      </w:r>
+    </w:p>
+    <w:p>
+      <w:pPr>
+        <w:spacing w:line="300" w:lineRule="atLeast"/>
+        <w:rPr>
+          <w:rFonts w:ascii="Segoe UI" w:hAnsi="Segoe UI" w:cs="Segoe UI"/>
+          <w:sz w:val="21"/>
+          <w:szCs w:val="21"/>
+        </w:rPr>
+      </w:pPr>
+      <w:r>
+        <w:rPr>
+          <w:rFonts w:ascii="Segoe UI" w:hAnsi="Segoe UI" w:cs="Segoe UI"/>
+          <w:sz w:val="21"/>
+          <w:szCs w:val="21"/>
+        </w:rPr>
+        <w:t xml:space="preserve">El listado de </w:t>
+      </w:r>
+      <w:r>
+        <w:rPr>
+          <w:rStyle w:val="Textoennegrita"/>
+          <w:rFonts w:ascii="Segoe UI" w:hAnsi="Segoe UI" w:cs="Segoe UI"/>
+          <w:sz w:val="21"/>
+          <w:szCs w:val="21"/>
+        </w:rPr>
+        <w:t>Inventario</w:t>
+      </w:r>
+      <w:r>
+        <w:rPr>
+          <w:rFonts w:ascii="Segoe UI" w:hAnsi="Segoe UI" w:cs="Segoe UI"/>
+          <w:sz w:val="21"/>
+          <w:szCs w:val="21"/>
+        </w:rPr>
+        <w:t xml:space="preserve"> siempre corresponde a una fotografía del estado actual al momento de ejecutar la consulta, exportación o servicio.</w:t>
+      </w:r>
+    </w:p>
+    <w:p>
+      <w:pPr>
+        <w:spacing w:line="300" w:lineRule="atLeast"/>
+        <w:rPr>
+          <w:rFonts w:ascii="Segoe UI" w:hAnsi="Segoe UI" w:cs="Segoe UI"/>
+          <w:sz w:val="21"/>
+          <w:szCs w:val="21"/>
+        </w:rPr>
+      </w:pPr>
+      <w:r>
+        <w:rPr>
+          <w:rFonts w:ascii="Segoe UI" w:hAnsi="Segoe UI" w:cs="Segoe UI"/>
+          <w:sz w:val="21"/>
+          <w:szCs w:val="21"/>
+        </w:rPr>
+        <w:t xml:space="preserve">La solución </w:t>
+      </w:r>
+      <w:r>
+        <w:rPr>
+          <w:rStyle w:val="Textoennegrita"/>
+          <w:rFonts w:ascii="Segoe UI" w:hAnsi="Segoe UI" w:cs="Segoe UI"/>
+          <w:sz w:val="21"/>
+          <w:szCs w:val="21"/>
+        </w:rPr>
+        <w:t>no contempla históricos de inventario</w:t>
+      </w:r>
+      <w:r>
+        <w:rPr>
+          <w:rFonts w:ascii="Segoe UI" w:hAnsi="Segoe UI" w:cs="Segoe UI"/>
+          <w:sz w:val="21"/>
+          <w:szCs w:val="21"/>
+        </w:rPr>
+        <w:t>. Si se requiere consultar el inventario de fechas anteriores, será necesario implementar un mecanismo de captura y almacenamiento periódico de fotografías de inventario, alcance que no está incluido dentro de la presente propuesta.</w:t>
+      </w:r>
+    </w:p>
+    <w:p>
+      <w:pPr>
+        <w:spacing w:line="300" w:lineRule="atLeast"/>
+        <w:rPr>
+          <w:rFonts w:ascii="Segoe UI" w:hAnsi="Segoe UI" w:cs="Segoe UI"/>
+          <w:sz w:val="21"/>
+          <w:szCs w:val="21"/>
+        </w:rPr>
+      </w:pPr>
+    </w:p>
+    <w:p>
+      <w:pPr>
+        <w:spacing w:line="300" w:lineRule="atLeast"/>
+        <w:rPr>
+          <w:rFonts w:ascii="Segoe UI" w:hAnsi="Segoe UI" w:cs="Segoe UI"/>
+          <w:sz w:val="21"/>
+          <w:szCs w:val="21"/>
+        </w:rPr>
+      </w:pPr>
+    </w:p>
+    <w:p>
+      <w:pPr>
+        <w:spacing w:line="300" w:lineRule="atLeast"/>
+        <w:rPr>
+          <w:rFonts w:ascii="Segoe UI" w:hAnsi="Segoe UI" w:cs="Segoe UI"/>
+          <w:sz w:val="21"/>
+          <w:szCs w:val="21"/>
+        </w:rPr>
+      </w:pPr>
+    </w:p>
+    <w:p>
+      <w:pPr>
+        <w:spacing w:line="300" w:lineRule="atLeast"/>
+        <w:rPr>
+          <w:sz w:val="32"/>
+        </w:rPr>
+      </w:pPr>
+    </w:p>
+    <w:p>
+      <w:pPr>
+        <w:pStyle w:val="Ttulo1"/>
+        <w:rPr>
+          <w:sz w:val="32"/>
+        </w:rPr>
+      </w:pPr>
+      <w:r>
+        <w:rPr>
+          <w:sz w:val="32"/>
+        </w:rPr>
+        <w:lastRenderedPageBreak/>
+        <w:t>Tiempo de desarrollo:</w:t>
       </w:r>
     </w:p>
     <w:p/>
-    <w:p>
-      <w:pPr>
-        <w:pStyle w:val="Ttulo2"/>
-      </w:pPr>
-      <w:r>
-        <w:lastRenderedPageBreak/>
-        <w:t xml:space="preserve">Opción 3. </w:t>
-      </w:r>
-    </w:p>
-    <w:p>
-      <w:pPr>
-        <w:pStyle w:val="Ttulo2"/>
-      </w:pPr>
-      <w:r>
-        <w:t>API REST</w:t>
-      </w:r>
-    </w:p>
-    <w:p>
-      <w:r>
-        <w:t>Implementación de tres servicios REST independientes para consulta de información.</w:t>
-      </w:r>
-    </w:p>
-    <w:p>
-      <w:r>
-        <w:t>Los servicios retornarán los resultados en formato JSON.</w:t>
-      </w:r>
-    </w:p>
-    <w:p>
-      <w:pPr>
-        <w:pStyle w:val="Ttulo2"/>
-      </w:pPr>
-      <w:r>
-        <w:t>Servicio de Pedidos</w:t>
-      </w:r>
-    </w:p>
-    <w:p>
-      <w:r>
-        <w:t>Permitirá consultar la información del listado de Pedidos utilizando los siguientes filtros:</w:t>
-      </w:r>
-    </w:p>
-    <w:p>
-      <w:pPr>
-        <w:pStyle w:val="Prrafodelista"/>
-        <w:numPr>
-          <w:ilvl w:val="0"/>
-          <w:numId w:val="24"/>
-        </w:numPr>
-      </w:pPr>
-      <w:r>
-        <w:t>Referencia Interna.</w:t>
-      </w:r>
-    </w:p>
-    <w:p>
-      <w:pPr>
-        <w:pStyle w:val="Prrafodelista"/>
-        <w:numPr>
-          <w:ilvl w:val="0"/>
-          <w:numId w:val="24"/>
-        </w:numPr>
-      </w:pPr>
-      <w:r>
-        <w:t>Código de SubReferencia.</w:t>
-      </w:r>
-    </w:p>
-    <w:p>
-      <w:pPr>
-        <w:pStyle w:val="Prrafodelista"/>
-        <w:numPr>
-          <w:ilvl w:val="0"/>
-          <w:numId w:val="24"/>
-        </w:numPr>
-      </w:pPr>
-      <w:r>
-        <w:t>Fecha Inicial.</w:t>
-      </w:r>
-    </w:p>
-    <w:p>
-      <w:pPr>
-        <w:pStyle w:val="Prrafodelista"/>
-        <w:numPr>
-          <w:ilvl w:val="0"/>
-          <w:numId w:val="24"/>
-        </w:numPr>
-      </w:pPr>
-      <w:r>
-        <w:t>Fecha Final.</w:t>
-      </w:r>
-    </w:p>
-    <w:p>
-      <w:pPr>
-        <w:pStyle w:val="Ttulo2"/>
-      </w:pPr>
-      <w:r>
-        <w:t>Servicio de Inventario</w:t>
-      </w:r>
-    </w:p>
-    <w:p>
-      <w:r>
-        <w:t>Permitirá consultar la información del listado de Inventario utilizando los siguientes filtros:</w:t>
-      </w:r>
-    </w:p>
-    <w:p>
-      <w:pPr>
-        <w:pStyle w:val="Prrafodelista"/>
-        <w:numPr>
-          <w:ilvl w:val="0"/>
-          <w:numId w:val="25"/>
-        </w:numPr>
-      </w:pPr>
-      <w:r>
-        <w:t>Referencia Interna.</w:t>
-      </w:r>
-    </w:p>
-    <w:p>
-      <w:pPr>
-        <w:pStyle w:val="Prrafodelista"/>
-        <w:numPr>
-          <w:ilvl w:val="0"/>
-          <w:numId w:val="25"/>
-        </w:numPr>
-      </w:pPr>
-      <w:r>
-        <w:t>Código de SubReferencia.</w:t>
-      </w:r>
-    </w:p>
-    <w:p>
-      <w:r>
-        <w:t>La información retornada corresponderá a una fotografía del estado actual del inventario al momento de la ejecución de la consulta.</w:t>
-      </w:r>
-    </w:p>
-    <w:p>
-      <w:pPr>
-        <w:pStyle w:val="Ttulo2"/>
-      </w:pPr>
-      <w:r>
-        <w:t>Servicio de Órdenes de Compra</w:t>
-      </w:r>
-    </w:p>
-    <w:p>
-      <w:r>
-        <w:t>Permitirá consultar la información del listado de Órdenes de Compra utilizando los siguientes filtros:</w:t>
-      </w:r>
-    </w:p>
-    <w:p>
-      <w:pPr>
-        <w:pStyle w:val="Prrafodelista"/>
-        <w:numPr>
-          <w:ilvl w:val="0"/>
-          <w:numId w:val="26"/>
-        </w:numPr>
-      </w:pPr>
-      <w:r>
-        <w:t>Referencia Interna.</w:t>
-      </w:r>
-    </w:p>
-    <w:p>
-      <w:pPr>
-        <w:pStyle w:val="Prrafodelista"/>
-        <w:numPr>
-          <w:ilvl w:val="0"/>
-          <w:numId w:val="26"/>
-        </w:numPr>
-      </w:pPr>
-      <w:r>
-        <w:t>Código de SubReferencia.</w:t>
-      </w:r>
-    </w:p>
-    <w:p>
-      <w:pPr>
-        <w:pStyle w:val="Prrafodelista"/>
-        <w:numPr>
-          <w:ilvl w:val="0"/>
-          <w:numId w:val="26"/>
-        </w:numPr>
-      </w:pPr>
-      <w:r>
-        <w:t>Fecha Inicial.</w:t>
-      </w:r>
-    </w:p>
-    <w:p>
-      <w:pPr>
-        <w:pStyle w:val="Prrafodelista"/>
-        <w:numPr>
-          <w:ilvl w:val="0"/>
-          <w:numId w:val="26"/>
-        </w:numPr>
-      </w:pPr>
-      <w:r>
-        <w:t>Fecha Final.</w:t>
-      </w:r>
-    </w:p>
-    <w:p>
-      <w:r>
-        <w:t>Los servicios expondrán la información en formato JSON para consumo por aplicaciones externas, herramientas analíticas o procesos de integración.</w:t>
-      </w:r>
-    </w:p>
-    <w:p>
-      <w:bookmarkStart w:id="0" w:name="_GoBack"/>
-      <w:bookmarkEnd w:id="0"/>
-      <w:r>
-        <w:t>A continuación, encontrará un resumen comparativo funcional en cuanto a beneficios de las 3 opciones, lo cual le facilitará entender el alcance de cada una de ellas.</w:t>
-      </w:r>
-    </w:p>
-    <w:p/>
-    <w:p/>
-    <w:p/>
-    <w:p>
-      <w:pPr>
-        <w:pStyle w:val="Ttulo1"/>
-      </w:pPr>
-      <w:r>
-        <w:lastRenderedPageBreak/>
-        <w:t>COMPARATIVO FUNCIONAL</w:t>
-      </w:r>
-    </w:p>
     <w:tbl>
       <w:tblPr>
-        <w:tblW w:w="0" w:type="auto"/>
-        <w:tblCellSpacing w:w="15" w:type="dxa"/>
-        <w:tblBorders>
-          <w:top w:val="single" w:sz="4" w:space="0" w:color="auto"/>
-          <w:left w:val="single" w:sz="4" w:space="0" w:color="auto"/>
-          <w:bottom w:val="single" w:sz="4" w:space="0" w:color="auto"/>
-          <w:right w:val="single" w:sz="4" w:space="0" w:color="auto"/>
-          <w:insideH w:val="single" w:sz="4" w:space="0" w:color="auto"/>
-          <w:insideV w:val="single" w:sz="4" w:space="0" w:color="auto"/>
-        </w:tblBorders>
+        <w:tblW w:w="8112" w:type="dxa"/>
+        <w:tblInd w:w="249" w:type="dxa"/>
         <w:tblCellMar>
-          <w:top w:w="15" w:type="dxa"/>
-          <w:left w:w="15" w:type="dxa"/>
-          <w:bottom w:w="15" w:type="dxa"/>
-          <w:right w:w="15" w:type="dxa"/>
+          <w:top w:w="64" w:type="dxa"/>
+          <w:left w:w="107" w:type="dxa"/>
+          <w:right w:w="38" w:type="dxa"/>
         </w:tblCellMar>
         <w:tblLook w:val="04A0" w:firstRow="1" w:lastRow="0" w:firstColumn="1" w:lastColumn="0" w:noHBand="0" w:noVBand="1"/>
       </w:tblPr>
       <w:tblGrid>
-        <w:gridCol w:w="4843"/>
-        <w:gridCol w:w="1555"/>
-        <w:gridCol w:w="1546"/>
-        <w:gridCol w:w="1400"/>
+        <w:gridCol w:w="7398"/>
+        <w:gridCol w:w="714"/>
       </w:tblGrid>
       <w:tr>
         <w:trPr>
-          <w:tblCellSpacing w:w="15" w:type="dxa"/>
+          <w:trHeight w:val="353"/>
         </w:trPr>
         <w:tc>
           <w:tcPr>
-            <w:tcW w:w="4798" w:type="dxa"/>
-            <w:shd w:val="clear" w:color="auto" w:fill="F5F5F5"/>
-            <w:vAlign w:val="center"/>
-            <w:hideMark/>
+            <w:tcW w:w="8112" w:type="dxa"/>
+            <w:gridSpan w:val="2"/>
+            <w:tcBorders>
+              <w:top w:val="single" w:sz="4" w:space="0" w:color="000000" w:themeColor="text1"/>
+              <w:left w:val="single" w:sz="4" w:space="0" w:color="000000" w:themeColor="text1"/>
+              <w:bottom w:val="single" w:sz="4" w:space="0" w:color="000000" w:themeColor="text1"/>
+              <w:right w:val="single" w:sz="4" w:space="0" w:color="000000" w:themeColor="text1"/>
+            </w:tcBorders>
+            <w:shd w:val="clear" w:color="auto" w:fill="0F4761" w:themeFill="accent1" w:themeFillShade="BF"/>
           </w:tcPr>
           <w:p>
             <w:pPr>
+              <w:ind w:right="71"/>
+              <w:jc w:val="center"/>
               <w:rPr>
-                <w:b/>
-                <w:bCs/>
+                <w:rFonts w:ascii="Century Gothic" w:hAnsi="Century Gothic"/>
+                <w:sz w:val="20"/>
+                <w:szCs w:val="20"/>
               </w:rPr>
             </w:pPr>
             <w:r>
               <w:rPr>
+                <w:rFonts w:ascii="Century Gothic" w:hAnsi="Century Gothic"/>
                 <w:b/>
-                <w:bCs/>
+                <w:color w:val="FFFFFF"/>
+                <w:sz w:val="20"/>
+                <w:szCs w:val="20"/>
               </w:rPr>
-              <w:t>Criterio Funcional</w:t>
-            </w:r>
-          </w:p>
-        </w:tc>
-        <w:tc>
-          <w:tcPr>
-            <w:tcW w:w="1525" w:type="dxa"/>
-            <w:shd w:val="clear" w:color="auto" w:fill="F5F5F5"/>
-            <w:vAlign w:val="center"/>
-            <w:hideMark/>
-          </w:tcPr>
-          <w:p>
-            <w:pPr>
-              <w:rPr>
-                <w:b/>
-                <w:bCs/>
-              </w:rPr>
-            </w:pPr>
-            <w:r>
-              <w:rPr>
-                <w:b/>
-                <w:bCs/>
-              </w:rPr>
-              <w:t>Opción 1</w:t>
-            </w:r>
-          </w:p>
-        </w:tc>
-        <w:tc>
-          <w:tcPr>
-            <w:tcW w:w="1516" w:type="dxa"/>
-            <w:shd w:val="clear" w:color="auto" w:fill="F5F5F5"/>
-            <w:vAlign w:val="center"/>
-            <w:hideMark/>
-          </w:tcPr>
-          <w:p>
-            <w:pPr>
-              <w:rPr>
-                <w:b/>
-                <w:bCs/>
-              </w:rPr>
-            </w:pPr>
-            <w:r>
-              <w:rPr>
-                <w:b/>
-                <w:bCs/>
-              </w:rPr>
-              <w:t>Opción 2</w:t>
-            </w:r>
-          </w:p>
-        </w:tc>
-        <w:tc>
-          <w:tcPr>
-            <w:tcW w:w="1355" w:type="dxa"/>
-            <w:shd w:val="clear" w:color="auto" w:fill="F5F5F5"/>
-            <w:vAlign w:val="center"/>
-            <w:hideMark/>
-          </w:tcPr>
-          <w:p>
-            <w:pPr>
-              <w:rPr>
-                <w:b/>
-                <w:bCs/>
-              </w:rPr>
-            </w:pPr>
-            <w:r>
-              <w:rPr>
-                <w:b/>
-                <w:bCs/>
-              </w:rPr>
-              <w:t>Opción 3</w:t>
+              <w:t xml:space="preserve">Fases y duraciones del proyecto (días hábiles) </w:t>
             </w:r>
           </w:p>
         </w:tc>
       </w:tr>
       <w:tr>
         <w:trPr>
-          <w:tblCellSpacing w:w="15" w:type="dxa"/>
+          <w:trHeight w:val="325"/>
         </w:trPr>
         <w:tc>
           <w:tcPr>
-            <w:tcW w:w="4798" w:type="dxa"/>
-            <w:vAlign w:val="center"/>
-            <w:hideMark/>
+            <w:tcW w:w="7398" w:type="dxa"/>
+            <w:tcBorders>
+              <w:top w:val="single" w:sz="4" w:space="0" w:color="000000" w:themeColor="text1"/>
+              <w:left w:val="single" w:sz="4" w:space="0" w:color="000000" w:themeColor="text1"/>
+              <w:bottom w:val="single" w:sz="4" w:space="0" w:color="000000" w:themeColor="text1"/>
+              <w:right w:val="single" w:sz="4" w:space="0" w:color="000000" w:themeColor="text1"/>
+            </w:tcBorders>
           </w:tcPr>
           <w:p>
             <w:pPr>
               <w:rPr>
+                <w:rFonts w:ascii="Century Gothic" w:hAnsi="Century Gothic"/>
                 <w:sz w:val="20"/>
                 <w:szCs w:val="20"/>
               </w:rPr>
             </w:pPr>
             <w:r>
               <w:rPr>
+                <w:rFonts w:ascii="Century Gothic" w:hAnsi="Century Gothic"/>
                 <w:sz w:val="20"/>
                 <w:szCs w:val="20"/>
               </w:rPr>
-              <w:t>Obtención de información de Pedidos</w:t>
+              <w:t xml:space="preserve">Preparación de equipo y ambientes </w:t>
             </w:r>
           </w:p>
         </w:tc>
         <w:tc>
           <w:tcPr>
-            <w:tcW w:w="1525" w:type="dxa"/>
-            <w:vAlign w:val="center"/>
-            <w:hideMark/>
+            <w:tcW w:w="714" w:type="dxa"/>
+            <w:tcBorders>
+              <w:top w:val="single" w:sz="4" w:space="0" w:color="000000" w:themeColor="text1"/>
+              <w:left w:val="single" w:sz="4" w:space="0" w:color="000000" w:themeColor="text1"/>
+              <w:bottom w:val="single" w:sz="4" w:space="0" w:color="000000" w:themeColor="text1"/>
+              <w:right w:val="single" w:sz="4" w:space="0" w:color="000000" w:themeColor="text1"/>
+            </w:tcBorders>
           </w:tcPr>
           <w:p>
             <w:pPr>
+              <w:ind w:right="69"/>
+              <w:jc w:val="center"/>
               <w:rPr>
+                <w:rFonts w:ascii="Century Gothic" w:hAnsi="Century Gothic"/>
                 <w:sz w:val="20"/>
                 <w:szCs w:val="20"/>
               </w:rPr>
             </w:pPr>
             <w:r>
               <w:rPr>
+                <w:rFonts w:ascii="Century Gothic" w:hAnsi="Century Gothic"/>
                 <w:sz w:val="20"/>
                 <w:szCs w:val="20"/>
               </w:rPr>
-              <w:t>Sí</w:t>
+              <w:t>0.5</w:t>
             </w:r>
           </w:p>
         </w:tc>
+      </w:tr>
+      <w:tr>
+        <w:trPr>
+          <w:trHeight w:val="326"/>
+        </w:trPr>
         <w:tc>
           <w:tcPr>
-            <w:tcW w:w="1516" w:type="dxa"/>
-            <w:vAlign w:val="center"/>
-            <w:hideMark/>
+            <w:tcW w:w="7398" w:type="dxa"/>
+            <w:tcBorders>
+              <w:top w:val="single" w:sz="4" w:space="0" w:color="000000" w:themeColor="text1"/>
+              <w:left w:val="single" w:sz="4" w:space="0" w:color="000000" w:themeColor="text1"/>
+              <w:bottom w:val="single" w:sz="4" w:space="0" w:color="000000" w:themeColor="text1"/>
+              <w:right w:val="single" w:sz="4" w:space="0" w:color="000000" w:themeColor="text1"/>
+            </w:tcBorders>
           </w:tcPr>
           <w:p>
             <w:pPr>
               <w:rPr>
+                <w:rFonts w:ascii="Century Gothic" w:hAnsi="Century Gothic"/>
                 <w:sz w:val="20"/>
                 <w:szCs w:val="20"/>
               </w:rPr>
             </w:pPr>
             <w:r>
               <w:rPr>
+                <w:rFonts w:ascii="Century Gothic" w:hAnsi="Century Gothic"/>
                 <w:sz w:val="20"/>
                 <w:szCs w:val="20"/>
               </w:rPr>
-              <w:t>Sí</w:t>
+              <w:t xml:space="preserve">Exploración del negocio </w:t>
             </w:r>
           </w:p>
         </w:tc>
         <w:tc>
           <w:tcPr>
-            <w:tcW w:w="1355" w:type="dxa"/>
-            <w:vAlign w:val="center"/>
-            <w:hideMark/>
+            <w:tcW w:w="714" w:type="dxa"/>
+            <w:tcBorders>
+              <w:top w:val="single" w:sz="4" w:space="0" w:color="000000" w:themeColor="text1"/>
+              <w:left w:val="single" w:sz="4" w:space="0" w:color="000000" w:themeColor="text1"/>
+              <w:bottom w:val="single" w:sz="4" w:space="0" w:color="000000" w:themeColor="text1"/>
+              <w:right w:val="single" w:sz="4" w:space="0" w:color="000000" w:themeColor="text1"/>
+            </w:tcBorders>
           </w:tcPr>
           <w:p>
             <w:pPr>
+              <w:ind w:right="69"/>
+              <w:jc w:val="center"/>
               <w:rPr>
+                <w:rFonts w:ascii="Century Gothic" w:hAnsi="Century Gothic"/>
                 <w:sz w:val="20"/>
                 <w:szCs w:val="20"/>
               </w:rPr>
             </w:pPr>
             <w:r>
               <w:rPr>
+                <w:rFonts w:ascii="Century Gothic" w:hAnsi="Century Gothic"/>
                 <w:sz w:val="20"/>
                 <w:szCs w:val="20"/>
               </w:rPr>
-              <w:t>Sí</w:t>
+              <w:t>0</w:t>
             </w:r>
           </w:p>
         </w:tc>
       </w:tr>
       <w:tr>
         <w:trPr>
-          <w:tblCellSpacing w:w="15" w:type="dxa"/>
+          <w:trHeight w:val="324"/>
         </w:trPr>
         <w:tc>
           <w:tcPr>
-            <w:tcW w:w="4798" w:type="dxa"/>
-            <w:vAlign w:val="center"/>
-            <w:hideMark/>
+            <w:tcW w:w="7398" w:type="dxa"/>
+            <w:tcBorders>
+              <w:top w:val="single" w:sz="4" w:space="0" w:color="000000" w:themeColor="text1"/>
+              <w:left w:val="single" w:sz="4" w:space="0" w:color="000000" w:themeColor="text1"/>
+              <w:bottom w:val="single" w:sz="4" w:space="0" w:color="000000" w:themeColor="text1"/>
+              <w:right w:val="single" w:sz="4" w:space="0" w:color="000000" w:themeColor="text1"/>
+            </w:tcBorders>
           </w:tcPr>
           <w:p>
             <w:pPr>
               <w:rPr>
+                <w:rFonts w:ascii="Century Gothic" w:hAnsi="Century Gothic"/>
                 <w:sz w:val="20"/>
                 <w:szCs w:val="20"/>
               </w:rPr>
             </w:pPr>
             <w:r>
               <w:rPr>
+                <w:rFonts w:ascii="Century Gothic" w:hAnsi="Century Gothic"/>
                 <w:sz w:val="20"/>
                 <w:szCs w:val="20"/>
               </w:rPr>
-              <w:t>Obtención de información de Inventario</w:t>
+              <w:t>Desarrollo del sistema - (</w:t>
+            </w:r>
+            <w:r>
+              <w:rPr>
+                <w:rFonts w:ascii="Century Gothic" w:hAnsi="Century Gothic"/>
+                <w:sz w:val="20"/>
+                <w:szCs w:val="20"/>
+              </w:rPr>
+              <w:t>1</w:t>
+            </w:r>
+            <w:bookmarkStart w:id="0" w:name="_GoBack"/>
+            <w:bookmarkEnd w:id="0"/>
+            <w:r>
+              <w:rPr>
+                <w:rFonts w:ascii="Century Gothic" w:hAnsi="Century Gothic"/>
+                <w:sz w:val="20"/>
+                <w:szCs w:val="20"/>
+              </w:rPr>
+              <w:t xml:space="preserve">) Iteraciones </w:t>
             </w:r>
           </w:p>
         </w:tc>
         <w:tc>
           <w:tcPr>
-            <w:tcW w:w="1525" w:type="dxa"/>
-            <w:vAlign w:val="center"/>
-            <w:hideMark/>
+            <w:tcW w:w="714" w:type="dxa"/>
+            <w:tcBorders>
+              <w:top w:val="single" w:sz="4" w:space="0" w:color="000000" w:themeColor="text1"/>
+              <w:left w:val="single" w:sz="4" w:space="0" w:color="000000" w:themeColor="text1"/>
+              <w:bottom w:val="single" w:sz="4" w:space="0" w:color="000000" w:themeColor="text1"/>
+              <w:right w:val="single" w:sz="4" w:space="0" w:color="000000" w:themeColor="text1"/>
+            </w:tcBorders>
           </w:tcPr>
           <w:p>
             <w:pPr>
+              <w:tabs>
+                <w:tab w:val="left" w:pos="334"/>
+                <w:tab w:val="right" w:pos="500"/>
+              </w:tabs>
+              <w:ind w:right="69"/>
+              <w:jc w:val="center"/>
               <w:rPr>
+                <w:rFonts w:ascii="Century Gothic" w:hAnsi="Century Gothic"/>
                 <w:sz w:val="20"/>
                 <w:szCs w:val="20"/>
               </w:rPr>
             </w:pPr>
             <w:r>
               <w:rPr>
+                <w:rFonts w:ascii="Century Gothic" w:hAnsi="Century Gothic"/>
                 <w:sz w:val="20"/>
                 <w:szCs w:val="20"/>
               </w:rPr>
-              <w:t>Sí</w:t>
+              <w:t>11</w:t>
             </w:r>
           </w:p>
         </w:tc>
+      </w:tr>
+      <w:tr>
+        <w:trPr>
+          <w:trHeight w:val="326"/>
+        </w:trPr>
         <w:tc>
           <w:tcPr>
-            <w:tcW w:w="1516" w:type="dxa"/>
-            <w:vAlign w:val="center"/>
-            <w:hideMark/>
+            <w:tcW w:w="7398" w:type="dxa"/>
+            <w:tcBorders>
+              <w:top w:val="single" w:sz="4" w:space="0" w:color="000000" w:themeColor="text1"/>
+              <w:left w:val="single" w:sz="4" w:space="0" w:color="000000" w:themeColor="text1"/>
+              <w:bottom w:val="single" w:sz="4" w:space="0" w:color="000000" w:themeColor="text1"/>
+              <w:right w:val="single" w:sz="4" w:space="0" w:color="000000" w:themeColor="text1"/>
+            </w:tcBorders>
           </w:tcPr>
           <w:p>
             <w:pPr>
               <w:rPr>
+                <w:rFonts w:ascii="Century Gothic" w:hAnsi="Century Gothic"/>
                 <w:sz w:val="20"/>
                 <w:szCs w:val="20"/>
               </w:rPr>
             </w:pPr>
             <w:r>
               <w:rPr>
+                <w:rFonts w:ascii="Century Gothic" w:hAnsi="Century Gothic"/>
                 <w:sz w:val="20"/>
                 <w:szCs w:val="20"/>
               </w:rPr>
-              <w:t>Sí</w:t>
+              <w:t>Documentación, pruebas integrales, estabilización y capacitación</w:t>
             </w:r>
           </w:p>
         </w:tc>
         <w:tc>
           <w:tcPr>
-            <w:tcW w:w="1355" w:type="dxa"/>
-            <w:vAlign w:val="center"/>
-            <w:hideMark/>
+            <w:tcW w:w="714" w:type="dxa"/>
+            <w:tcBorders>
+              <w:top w:val="single" w:sz="4" w:space="0" w:color="000000" w:themeColor="text1"/>
+              <w:left w:val="single" w:sz="4" w:space="0" w:color="000000" w:themeColor="text1"/>
+              <w:bottom w:val="single" w:sz="4" w:space="0" w:color="000000" w:themeColor="text1"/>
+              <w:right w:val="single" w:sz="4" w:space="0" w:color="000000" w:themeColor="text1"/>
+            </w:tcBorders>
           </w:tcPr>
           <w:p>
             <w:pPr>
+              <w:ind w:right="69"/>
+              <w:jc w:val="center"/>
               <w:rPr>
+                <w:rFonts w:ascii="Century Gothic" w:hAnsi="Century Gothic"/>
                 <w:sz w:val="20"/>
                 <w:szCs w:val="20"/>
               </w:rPr>
             </w:pPr>
             <w:r>
               <w:rPr>
+                <w:rFonts w:ascii="Century Gothic" w:hAnsi="Century Gothic"/>
                 <w:sz w:val="20"/>
                 <w:szCs w:val="20"/>
               </w:rPr>
-              <w:t>Sí</w:t>
+              <w:t>0.5</w:t>
             </w:r>
           </w:p>
         </w:tc>
       </w:tr>
       <w:tr>
         <w:trPr>
-          <w:tblCellSpacing w:w="15" w:type="dxa"/>
+          <w:trHeight w:val="324"/>
         </w:trPr>
         <w:tc>
           <w:tcPr>
-            <w:tcW w:w="4798" w:type="dxa"/>
-            <w:vAlign w:val="center"/>
-            <w:hideMark/>
+            <w:tcW w:w="7398" w:type="dxa"/>
+            <w:tcBorders>
+              <w:top w:val="single" w:sz="4" w:space="0" w:color="000000" w:themeColor="text1"/>
+              <w:left w:val="single" w:sz="4" w:space="0" w:color="000000" w:themeColor="text1"/>
+              <w:bottom w:val="single" w:sz="4" w:space="0" w:color="000000" w:themeColor="text1"/>
+              <w:right w:val="single" w:sz="4" w:space="0" w:color="000000" w:themeColor="text1"/>
+            </w:tcBorders>
           </w:tcPr>
           <w:p>
             <w:pPr>
               <w:rPr>
+                <w:rFonts w:ascii="Century Gothic" w:hAnsi="Century Gothic"/>
                 <w:sz w:val="20"/>
                 <w:szCs w:val="20"/>
               </w:rPr>
             </w:pPr>
             <w:r>
               <w:rPr>
+                <w:rFonts w:ascii="Century Gothic" w:hAnsi="Century Gothic"/>
                 <w:sz w:val="20"/>
                 <w:szCs w:val="20"/>
               </w:rPr>
-              <w:t>Obtención de información de Órdenes de Compra</w:t>
+              <w:t xml:space="preserve">Instalación </w:t>
             </w:r>
           </w:p>
         </w:tc>
         <w:tc>
           <w:tcPr>
-            <w:tcW w:w="1525" w:type="dxa"/>
-            <w:vAlign w:val="center"/>
-            <w:hideMark/>
+            <w:tcW w:w="714" w:type="dxa"/>
+            <w:tcBorders>
+              <w:top w:val="single" w:sz="4" w:space="0" w:color="000000" w:themeColor="text1"/>
+              <w:left w:val="single" w:sz="4" w:space="0" w:color="000000" w:themeColor="text1"/>
+              <w:bottom w:val="single" w:sz="4" w:space="0" w:color="000000" w:themeColor="text1"/>
+              <w:right w:val="single" w:sz="4" w:space="0" w:color="000000" w:themeColor="text1"/>
+            </w:tcBorders>
           </w:tcPr>
           <w:p>
             <w:pPr>
+              <w:ind w:right="69"/>
+              <w:jc w:val="center"/>
               <w:rPr>
+                <w:rFonts w:ascii="Century Gothic" w:hAnsi="Century Gothic"/>
                 <w:sz w:val="20"/>
                 <w:szCs w:val="20"/>
               </w:rPr>
             </w:pPr>
             <w:r>
               <w:rPr>
+                <w:rFonts w:ascii="Century Gothic" w:hAnsi="Century Gothic"/>
                 <w:sz w:val="20"/>
                 <w:szCs w:val="20"/>
               </w:rPr>
-              <w:t>Sí</w:t>
+              <w:t>0.5</w:t>
             </w:r>
           </w:p>
         </w:tc>
+      </w:tr>
+      <w:tr>
+        <w:trPr>
+          <w:trHeight w:val="342"/>
+        </w:trPr>
         <w:tc>
           <w:tcPr>
-            <w:tcW w:w="1516" w:type="dxa"/>
-            <w:vAlign w:val="center"/>
-            <w:hideMark/>
+            <w:tcW w:w="7398" w:type="dxa"/>
+            <w:tcBorders>
+              <w:top w:val="single" w:sz="4" w:space="0" w:color="000000" w:themeColor="text1"/>
+              <w:left w:val="single" w:sz="4" w:space="0" w:color="000000" w:themeColor="text1"/>
+              <w:bottom w:val="single" w:sz="4" w:space="0" w:color="000000" w:themeColor="text1"/>
+              <w:right w:val="single" w:sz="4" w:space="0" w:color="000000" w:themeColor="text1"/>
+            </w:tcBorders>
           </w:tcPr>
           <w:p>
             <w:pPr>
               <w:rPr>
+                <w:rFonts w:ascii="Century Gothic" w:hAnsi="Century Gothic"/>
                 <w:sz w:val="20"/>
                 <w:szCs w:val="20"/>
               </w:rPr>
             </w:pPr>
             <w:r>
               <w:rPr>
+                <w:rFonts w:ascii="Century Gothic" w:hAnsi="Century Gothic"/>
                 <w:sz w:val="20"/>
                 <w:szCs w:val="20"/>
               </w:rPr>
-              <w:t>Sí</w:t>
+              <w:t xml:space="preserve">Acompañamiento en producción </w:t>
             </w:r>
           </w:p>
         </w:tc>
         <w:tc>
           <w:tcPr>
-            <w:tcW w:w="1355" w:type="dxa"/>
-            <w:vAlign w:val="center"/>
-            <w:hideMark/>
+            <w:tcW w:w="714" w:type="dxa"/>
+            <w:tcBorders>
+              <w:top w:val="single" w:sz="4" w:space="0" w:color="000000" w:themeColor="text1"/>
+              <w:left w:val="single" w:sz="4" w:space="0" w:color="000000" w:themeColor="text1"/>
+              <w:bottom w:val="single" w:sz="4" w:space="0" w:color="000000" w:themeColor="text1"/>
+              <w:right w:val="single" w:sz="4" w:space="0" w:color="000000" w:themeColor="text1"/>
+            </w:tcBorders>
           </w:tcPr>
           <w:p>
             <w:pPr>
+              <w:ind w:right="69"/>
+              <w:jc w:val="center"/>
               <w:rPr>
+                <w:rFonts w:ascii="Century Gothic" w:hAnsi="Century Gothic"/>
                 <w:sz w:val="20"/>
                 <w:szCs w:val="20"/>
               </w:rPr>
             </w:pPr>
             <w:r>
               <w:rPr>
+                <w:rFonts w:ascii="Century Gothic" w:hAnsi="Century Gothic"/>
                 <w:sz w:val="20"/>
                 <w:szCs w:val="20"/>
               </w:rPr>
-              <w:t>Sí</w:t>
+              <w:t>0.5</w:t>
             </w:r>
           </w:p>
         </w:tc>
       </w:tr>
       <w:tr>
         <w:trPr>
-          <w:tblCellSpacing w:w="15" w:type="dxa"/>
+          <w:trHeight w:val="338"/>
         </w:trPr>
         <w:tc>
           <w:tcPr>
-            <w:tcW w:w="4798" w:type="dxa"/>
-            <w:vAlign w:val="center"/>
-            <w:hideMark/>
+            <w:tcW w:w="7398" w:type="dxa"/>
+            <w:tcBorders>
+              <w:top w:val="single" w:sz="4" w:space="0" w:color="000000" w:themeColor="text1"/>
+              <w:left w:val="single" w:sz="4" w:space="0" w:color="000000" w:themeColor="text1"/>
+              <w:bottom w:val="single" w:sz="4" w:space="0" w:color="000000" w:themeColor="text1"/>
+              <w:right w:val="single" w:sz="4" w:space="0" w:color="000000" w:themeColor="text1"/>
+            </w:tcBorders>
+            <w:shd w:val="clear" w:color="auto" w:fill="0F4761" w:themeFill="accent1" w:themeFillShade="BF"/>
           </w:tcPr>
           <w:p>
             <w:pPr>
+              <w:ind w:right="68"/>
+              <w:jc w:val="right"/>
               <w:rPr>
+                <w:rFonts w:ascii="Century Gothic" w:hAnsi="Century Gothic"/>
                 <w:sz w:val="20"/>
                 <w:szCs w:val="20"/>
               </w:rPr>
             </w:pPr>
             <w:r>
               <w:rPr>
+                <w:rFonts w:ascii="Century Gothic" w:hAnsi="Century Gothic"/>
+                <w:b/>
+                <w:color w:val="FFFFFF"/>
                 <w:sz w:val="20"/>
                 <w:szCs w:val="20"/>
               </w:rPr>
-              <w:t>Generación automática de información</w:t>
+              <w:t xml:space="preserve">TOTAL PROYECTO (Días hábiles) </w:t>
             </w:r>
           </w:p>
         </w:tc>
         <w:tc>
           <w:tcPr>
-            <w:tcW w:w="1525" w:type="dxa"/>
-            <w:vAlign w:val="center"/>
-            <w:hideMark/>
+            <w:tcW w:w="714" w:type="dxa"/>
+            <w:tcBorders>
+              <w:top w:val="single" w:sz="4" w:space="0" w:color="000000" w:themeColor="text1"/>
+              <w:left w:val="single" w:sz="4" w:space="0" w:color="000000" w:themeColor="text1"/>
+              <w:bottom w:val="single" w:sz="4" w:space="0" w:color="000000" w:themeColor="text1"/>
+              <w:right w:val="single" w:sz="4" w:space="0" w:color="000000" w:themeColor="text1"/>
+            </w:tcBorders>
+            <w:shd w:val="clear" w:color="auto" w:fill="0F4761" w:themeFill="accent1" w:themeFillShade="BF"/>
           </w:tcPr>
           <w:p>
             <w:pPr>
-              <w:rPr>
-                <w:sz w:val="20"/>
-                <w:szCs w:val="20"/>
-              </w:rPr>
-            </w:pPr>
-            <w:r>
-              <w:rPr>
-                <w:sz w:val="20"/>
-                <w:szCs w:val="20"/>
-              </w:rPr>
-              <w:t>Sí</w:t>
-            </w:r>
-          </w:p>
-        </w:tc>
-        <w:tc>
-          <w:tcPr>
-            <w:tcW w:w="1516" w:type="dxa"/>
-            <w:vAlign w:val="center"/>
-            <w:hideMark/>
-          </w:tcPr>
-          <w:p>
-            <w:pPr>
-              <w:rPr>
-                <w:sz w:val="20"/>
-                <w:szCs w:val="20"/>
-              </w:rPr>
-            </w:pPr>
-            <w:r>
-              <w:rPr>
-                <w:sz w:val="20"/>
-                <w:szCs w:val="20"/>
-              </w:rPr>
-              <w:t>No</w:t>
-            </w:r>
-          </w:p>
-        </w:tc>
-        <w:tc>
-          <w:tcPr>
-            <w:tcW w:w="1355" w:type="dxa"/>
-            <w:vAlign w:val="center"/>
-            <w:hideMark/>
-          </w:tcPr>
-          <w:p>
-            <w:pPr>
-              <w:rPr>
-                <w:sz w:val="20"/>
-                <w:szCs w:val="20"/>
-              </w:rPr>
-            </w:pPr>
-            <w:r>
-              <w:rPr>
-                <w:sz w:val="20"/>
-                <w:szCs w:val="20"/>
-              </w:rPr>
-              <w:t>No</w:t>
-            </w:r>
-          </w:p>
-        </w:tc>
-      </w:tr>
-      <w:tr>
-        <w:trPr>
-          <w:tblCellSpacing w:w="15" w:type="dxa"/>
-        </w:trPr>
-        <w:tc>
-          <w:tcPr>
-            <w:tcW w:w="4798" w:type="dxa"/>
-            <w:vAlign w:val="center"/>
-            <w:hideMark/>
-          </w:tcPr>
-          <w:p>
-            <w:pPr>
-              <w:rPr>
-                <w:sz w:val="20"/>
-                <w:szCs w:val="20"/>
-              </w:rPr>
-            </w:pPr>
-            <w:r>
-              <w:rPr>
-                <w:sz w:val="20"/>
-                <w:szCs w:val="20"/>
-              </w:rPr>
-              <w:t>Consulta bajo demanda por parte del usuario</w:t>
-            </w:r>
-          </w:p>
-        </w:tc>
-        <w:tc>
-          <w:tcPr>
-            <w:tcW w:w="1525" w:type="dxa"/>
-            <w:vAlign w:val="center"/>
-            <w:hideMark/>
-          </w:tcPr>
-          <w:p>
-            <w:pPr>
-              <w:rPr>
-                <w:sz w:val="20"/>
-                <w:szCs w:val="20"/>
-              </w:rPr>
-            </w:pPr>
-            <w:r>
-              <w:rPr>
-                <w:sz w:val="20"/>
-                <w:szCs w:val="20"/>
-              </w:rPr>
-              <w:t>No</w:t>
-            </w:r>
-          </w:p>
-        </w:tc>
-        <w:tc>
-          <w:tcPr>
-            <w:tcW w:w="1516" w:type="dxa"/>
-            <w:vAlign w:val="center"/>
-            <w:hideMark/>
-          </w:tcPr>
-          <w:p>
-            <w:pPr>
-              <w:rPr>
-                <w:sz w:val="20"/>
-                <w:szCs w:val="20"/>
-              </w:rPr>
-            </w:pPr>
-            <w:r>
-              <w:rPr>
-                <w:sz w:val="20"/>
-                <w:szCs w:val="20"/>
-              </w:rPr>
-              <w:t>Sí</w:t>
-            </w:r>
-          </w:p>
-        </w:tc>
-        <w:tc>
-          <w:tcPr>
-            <w:tcW w:w="1355" w:type="dxa"/>
-            <w:vAlign w:val="center"/>
-            <w:hideMark/>
-          </w:tcPr>
-          <w:p>
-            <w:pPr>
-              <w:rPr>
-                <w:sz w:val="20"/>
-                <w:szCs w:val="20"/>
-              </w:rPr>
-            </w:pPr>
-            <w:r>
-              <w:rPr>
-                <w:sz w:val="20"/>
-                <w:szCs w:val="20"/>
-              </w:rPr>
-              <w:t>Sí</w:t>
-            </w:r>
-          </w:p>
-        </w:tc>
-      </w:tr>
-      <w:tr>
-        <w:trPr>
-          <w:tblCellSpacing w:w="15" w:type="dxa"/>
-        </w:trPr>
-        <w:tc>
-          <w:tcPr>
-            <w:tcW w:w="4798" w:type="dxa"/>
-            <w:vAlign w:val="center"/>
-            <w:hideMark/>
-          </w:tcPr>
-          <w:p>
-            <w:pPr>
-              <w:rPr>
-                <w:sz w:val="20"/>
-                <w:szCs w:val="20"/>
-              </w:rPr>
-            </w:pPr>
-            <w:r>
-              <w:rPr>
-                <w:sz w:val="20"/>
-                <w:szCs w:val="20"/>
-              </w:rPr>
-              <w:t>Parametrización de consultas</w:t>
-            </w:r>
-          </w:p>
-        </w:tc>
-        <w:tc>
-          <w:tcPr>
-            <w:tcW w:w="1525" w:type="dxa"/>
-            <w:vAlign w:val="center"/>
-            <w:hideMark/>
-          </w:tcPr>
-          <w:p>
-            <w:pPr>
-              <w:rPr>
-                <w:sz w:val="20"/>
-                <w:szCs w:val="20"/>
-              </w:rPr>
-            </w:pPr>
-            <w:r>
-              <w:rPr>
-                <w:sz w:val="20"/>
-                <w:szCs w:val="20"/>
-              </w:rPr>
-              <w:t>No</w:t>
-            </w:r>
-          </w:p>
-        </w:tc>
-        <w:tc>
-          <w:tcPr>
-            <w:tcW w:w="1516" w:type="dxa"/>
-            <w:vAlign w:val="center"/>
-            <w:hideMark/>
-          </w:tcPr>
-          <w:p>
-            <w:pPr>
-              <w:rPr>
-                <w:sz w:val="20"/>
-                <w:szCs w:val="20"/>
-              </w:rPr>
-            </w:pPr>
-            <w:r>
-              <w:rPr>
-                <w:sz w:val="20"/>
-                <w:szCs w:val="20"/>
-              </w:rPr>
-              <w:t>Sí</w:t>
-            </w:r>
-          </w:p>
-        </w:tc>
-        <w:tc>
-          <w:tcPr>
-            <w:tcW w:w="1355" w:type="dxa"/>
-            <w:vAlign w:val="center"/>
-            <w:hideMark/>
-          </w:tcPr>
-          <w:p>
-            <w:pPr>
-              <w:rPr>
-                <w:sz w:val="20"/>
-                <w:szCs w:val="20"/>
-              </w:rPr>
-            </w:pPr>
-            <w:r>
-              <w:rPr>
-                <w:sz w:val="20"/>
-                <w:szCs w:val="20"/>
-              </w:rPr>
-              <w:t>Sí</w:t>
-            </w:r>
-          </w:p>
-        </w:tc>
-      </w:tr>
-      <w:tr>
-        <w:trPr>
-          <w:tblCellSpacing w:w="15" w:type="dxa"/>
-        </w:trPr>
-        <w:tc>
-          <w:tcPr>
-            <w:tcW w:w="4798" w:type="dxa"/>
-            <w:vAlign w:val="center"/>
-            <w:hideMark/>
-          </w:tcPr>
-          <w:p>
-            <w:pPr>
-              <w:rPr>
-                <w:sz w:val="20"/>
-                <w:szCs w:val="20"/>
-              </w:rPr>
-            </w:pPr>
-            <w:r>
-              <w:rPr>
-                <w:sz w:val="20"/>
-                <w:szCs w:val="20"/>
-              </w:rPr>
-              <w:t>Filtro por Referencia Interna</w:t>
-            </w:r>
-          </w:p>
-        </w:tc>
-        <w:tc>
-          <w:tcPr>
-            <w:tcW w:w="1525" w:type="dxa"/>
-            <w:vAlign w:val="center"/>
-            <w:hideMark/>
-          </w:tcPr>
-          <w:p>
-            <w:pPr>
-              <w:rPr>
-                <w:sz w:val="20"/>
-                <w:szCs w:val="20"/>
-              </w:rPr>
-            </w:pPr>
-            <w:r>
-              <w:rPr>
-                <w:sz w:val="20"/>
-                <w:szCs w:val="20"/>
-              </w:rPr>
-              <w:t>No</w:t>
-            </w:r>
-          </w:p>
-        </w:tc>
-        <w:tc>
-          <w:tcPr>
-            <w:tcW w:w="1516" w:type="dxa"/>
-            <w:vAlign w:val="center"/>
-            <w:hideMark/>
-          </w:tcPr>
-          <w:p>
-            <w:pPr>
-              <w:rPr>
-                <w:sz w:val="20"/>
-                <w:szCs w:val="20"/>
-              </w:rPr>
-            </w:pPr>
-            <w:r>
-              <w:rPr>
-                <w:sz w:val="20"/>
-                <w:szCs w:val="20"/>
-              </w:rPr>
-              <w:t>Sí</w:t>
-            </w:r>
-          </w:p>
-        </w:tc>
-        <w:tc>
-          <w:tcPr>
-            <w:tcW w:w="1355" w:type="dxa"/>
-            <w:vAlign w:val="center"/>
-            <w:hideMark/>
-          </w:tcPr>
-          <w:p>
-            <w:pPr>
-              <w:rPr>
-                <w:sz w:val="20"/>
-                <w:szCs w:val="20"/>
-              </w:rPr>
-            </w:pPr>
-            <w:r>
-              <w:rPr>
-                <w:sz w:val="20"/>
-                <w:szCs w:val="20"/>
-              </w:rPr>
-              <w:t>Sí</w:t>
-            </w:r>
-          </w:p>
-        </w:tc>
-      </w:tr>
-      <w:tr>
-        <w:trPr>
-          <w:tblCellSpacing w:w="15" w:type="dxa"/>
-        </w:trPr>
-        <w:tc>
-          <w:tcPr>
-            <w:tcW w:w="4798" w:type="dxa"/>
-            <w:vAlign w:val="center"/>
-            <w:hideMark/>
-          </w:tcPr>
-          <w:p>
-            <w:pPr>
-              <w:rPr>
-                <w:sz w:val="20"/>
-                <w:szCs w:val="20"/>
-              </w:rPr>
-            </w:pPr>
-            <w:r>
-              <w:rPr>
-                <w:sz w:val="20"/>
-                <w:szCs w:val="20"/>
-              </w:rPr>
-              <w:t>Filtro por Código de SubReferencia</w:t>
-            </w:r>
-          </w:p>
-        </w:tc>
-        <w:tc>
-          <w:tcPr>
-            <w:tcW w:w="1525" w:type="dxa"/>
-            <w:vAlign w:val="center"/>
-            <w:hideMark/>
-          </w:tcPr>
-          <w:p>
-            <w:pPr>
-              <w:rPr>
-                <w:sz w:val="20"/>
-                <w:szCs w:val="20"/>
-              </w:rPr>
-            </w:pPr>
-            <w:r>
-              <w:rPr>
-                <w:sz w:val="20"/>
-                <w:szCs w:val="20"/>
-              </w:rPr>
-              <w:t>No</w:t>
-            </w:r>
-          </w:p>
-        </w:tc>
-        <w:tc>
-          <w:tcPr>
-            <w:tcW w:w="1516" w:type="dxa"/>
-            <w:vAlign w:val="center"/>
-            <w:hideMark/>
-          </w:tcPr>
-          <w:p>
-            <w:pPr>
-              <w:rPr>
-                <w:sz w:val="20"/>
-                <w:szCs w:val="20"/>
-              </w:rPr>
-            </w:pPr>
-            <w:r>
-              <w:rPr>
-                <w:sz w:val="20"/>
-                <w:szCs w:val="20"/>
-              </w:rPr>
-              <w:t>Sí</w:t>
-            </w:r>
-          </w:p>
-        </w:tc>
-        <w:tc>
-          <w:tcPr>
-            <w:tcW w:w="1355" w:type="dxa"/>
-            <w:vAlign w:val="center"/>
-            <w:hideMark/>
-          </w:tcPr>
-          <w:p>
-            <w:pPr>
-              <w:rPr>
-                <w:sz w:val="20"/>
-                <w:szCs w:val="20"/>
-              </w:rPr>
-            </w:pPr>
-            <w:r>
-              <w:rPr>
-                <w:sz w:val="20"/>
-                <w:szCs w:val="20"/>
-              </w:rPr>
-              <w:t>Sí</w:t>
-            </w:r>
-          </w:p>
-        </w:tc>
-      </w:tr>
-      <w:tr>
-        <w:trPr>
-          <w:tblCellSpacing w:w="15" w:type="dxa"/>
-        </w:trPr>
-        <w:tc>
-          <w:tcPr>
-            <w:tcW w:w="4798" w:type="dxa"/>
-            <w:vAlign w:val="center"/>
-            <w:hideMark/>
-          </w:tcPr>
-          <w:p>
-            <w:pPr>
-              <w:rPr>
-                <w:sz w:val="20"/>
-                <w:szCs w:val="20"/>
-              </w:rPr>
-            </w:pPr>
-            <w:r>
-              <w:rPr>
-                <w:sz w:val="20"/>
-                <w:szCs w:val="20"/>
-              </w:rPr>
-              <w:t>Filtro por rango de fechas en Pedidos</w:t>
-            </w:r>
-          </w:p>
-        </w:tc>
-        <w:tc>
-          <w:tcPr>
-            <w:tcW w:w="1525" w:type="dxa"/>
-            <w:vAlign w:val="center"/>
-            <w:hideMark/>
-          </w:tcPr>
-          <w:p>
-            <w:pPr>
-              <w:rPr>
-                <w:sz w:val="20"/>
-                <w:szCs w:val="20"/>
-              </w:rPr>
-            </w:pPr>
-            <w:r>
-              <w:rPr>
-                <w:sz w:val="20"/>
-                <w:szCs w:val="20"/>
-              </w:rPr>
-              <w:t>No</w:t>
-            </w:r>
-          </w:p>
-        </w:tc>
-        <w:tc>
-          <w:tcPr>
-            <w:tcW w:w="1516" w:type="dxa"/>
-            <w:vAlign w:val="center"/>
-            <w:hideMark/>
-          </w:tcPr>
-          <w:p>
-            <w:pPr>
-              <w:rPr>
-                <w:sz w:val="20"/>
-                <w:szCs w:val="20"/>
-              </w:rPr>
-            </w:pPr>
-            <w:r>
-              <w:rPr>
-                <w:sz w:val="20"/>
-                <w:szCs w:val="20"/>
-              </w:rPr>
-              <w:t>Sí</w:t>
-            </w:r>
-          </w:p>
-        </w:tc>
-        <w:tc>
-          <w:tcPr>
-            <w:tcW w:w="1355" w:type="dxa"/>
-            <w:vAlign w:val="center"/>
-            <w:hideMark/>
-          </w:tcPr>
-          <w:p>
-            <w:pPr>
-              <w:rPr>
-                <w:sz w:val="20"/>
-                <w:szCs w:val="20"/>
-              </w:rPr>
-            </w:pPr>
-            <w:r>
-              <w:rPr>
-                <w:sz w:val="20"/>
-                <w:szCs w:val="20"/>
-              </w:rPr>
-              <w:t>Sí</w:t>
-            </w:r>
-          </w:p>
-        </w:tc>
-      </w:tr>
-      <w:tr>
-        <w:trPr>
-          <w:tblCellSpacing w:w="15" w:type="dxa"/>
-        </w:trPr>
-        <w:tc>
-          <w:tcPr>
-            <w:tcW w:w="4798" w:type="dxa"/>
-            <w:vAlign w:val="center"/>
-            <w:hideMark/>
-          </w:tcPr>
-          <w:p>
-            <w:pPr>
-              <w:rPr>
-                <w:sz w:val="20"/>
-                <w:szCs w:val="20"/>
-              </w:rPr>
-            </w:pPr>
-            <w:r>
-              <w:rPr>
-                <w:sz w:val="20"/>
-                <w:szCs w:val="20"/>
-              </w:rPr>
-              <w:t>Filtro por rango de fechas en Órdenes de Compra</w:t>
-            </w:r>
-          </w:p>
-        </w:tc>
-        <w:tc>
-          <w:tcPr>
-            <w:tcW w:w="1525" w:type="dxa"/>
-            <w:vAlign w:val="center"/>
-            <w:hideMark/>
-          </w:tcPr>
-          <w:p>
-            <w:pPr>
-              <w:rPr>
-                <w:sz w:val="20"/>
-                <w:szCs w:val="20"/>
-              </w:rPr>
-            </w:pPr>
-            <w:r>
-              <w:rPr>
-                <w:sz w:val="20"/>
-                <w:szCs w:val="20"/>
-              </w:rPr>
-              <w:t>No</w:t>
-            </w:r>
-          </w:p>
-        </w:tc>
-        <w:tc>
-          <w:tcPr>
-            <w:tcW w:w="1516" w:type="dxa"/>
-            <w:vAlign w:val="center"/>
-            <w:hideMark/>
-          </w:tcPr>
-          <w:p>
-            <w:pPr>
-              <w:rPr>
-                <w:sz w:val="20"/>
-                <w:szCs w:val="20"/>
-              </w:rPr>
-            </w:pPr>
-            <w:r>
-              <w:rPr>
-                <w:sz w:val="20"/>
-                <w:szCs w:val="20"/>
-              </w:rPr>
-              <w:t>Sí</w:t>
-            </w:r>
-          </w:p>
-        </w:tc>
-        <w:tc>
-          <w:tcPr>
-            <w:tcW w:w="1355" w:type="dxa"/>
-            <w:vAlign w:val="center"/>
-            <w:hideMark/>
-          </w:tcPr>
-          <w:p>
-            <w:pPr>
-              <w:rPr>
-                <w:sz w:val="20"/>
-                <w:szCs w:val="20"/>
-              </w:rPr>
-            </w:pPr>
-            <w:r>
-              <w:rPr>
-                <w:sz w:val="20"/>
-                <w:szCs w:val="20"/>
-              </w:rPr>
-              <w:t>Sí</w:t>
-            </w:r>
-          </w:p>
-        </w:tc>
-      </w:tr>
-      <w:tr>
-        <w:trPr>
-          <w:tblCellSpacing w:w="15" w:type="dxa"/>
-        </w:trPr>
-        <w:tc>
-          <w:tcPr>
-            <w:tcW w:w="4798" w:type="dxa"/>
-            <w:vAlign w:val="center"/>
-            <w:hideMark/>
-          </w:tcPr>
-          <w:p>
-            <w:pPr>
-              <w:rPr>
-                <w:sz w:val="20"/>
-                <w:szCs w:val="20"/>
-              </w:rPr>
-            </w:pPr>
-            <w:r>
-              <w:rPr>
-                <w:sz w:val="20"/>
-                <w:szCs w:val="20"/>
-              </w:rPr>
-              <w:t>Extracción incremental de Pedidos</w:t>
-            </w:r>
-          </w:p>
-        </w:tc>
-        <w:tc>
-          <w:tcPr>
-            <w:tcW w:w="1525" w:type="dxa"/>
-            <w:vAlign w:val="center"/>
-            <w:hideMark/>
-          </w:tcPr>
-          <w:p>
-            <w:pPr>
-              <w:rPr>
-                <w:sz w:val="20"/>
-                <w:szCs w:val="20"/>
-              </w:rPr>
-            </w:pPr>
-            <w:r>
-              <w:rPr>
-                <w:sz w:val="20"/>
-                <w:szCs w:val="20"/>
-              </w:rPr>
-              <w:t>Sí</w:t>
-            </w:r>
-          </w:p>
-        </w:tc>
-        <w:tc>
-          <w:tcPr>
-            <w:tcW w:w="1516" w:type="dxa"/>
-            <w:vAlign w:val="center"/>
-            <w:hideMark/>
-          </w:tcPr>
-          <w:p>
-            <w:pPr>
-              <w:rPr>
-                <w:sz w:val="20"/>
-                <w:szCs w:val="20"/>
-              </w:rPr>
-            </w:pPr>
-            <w:r>
-              <w:rPr>
-                <w:sz w:val="20"/>
-                <w:szCs w:val="20"/>
-              </w:rPr>
-              <w:t>No aplica</w:t>
-            </w:r>
-          </w:p>
-        </w:tc>
-        <w:tc>
-          <w:tcPr>
-            <w:tcW w:w="1355" w:type="dxa"/>
-            <w:vAlign w:val="center"/>
-            <w:hideMark/>
-          </w:tcPr>
-          <w:p>
-            <w:pPr>
-              <w:rPr>
-                <w:sz w:val="20"/>
-                <w:szCs w:val="20"/>
-              </w:rPr>
-            </w:pPr>
-            <w:r>
-              <w:rPr>
-                <w:sz w:val="20"/>
-                <w:szCs w:val="20"/>
-              </w:rPr>
-              <w:t>No aplica</w:t>
-            </w:r>
-          </w:p>
-        </w:tc>
-      </w:tr>
-      <w:tr>
-        <w:trPr>
-          <w:trHeight w:val="297"/>
-          <w:tblCellSpacing w:w="15" w:type="dxa"/>
-        </w:trPr>
-        <w:tc>
-          <w:tcPr>
-            <w:tcW w:w="4798" w:type="dxa"/>
-            <w:vAlign w:val="center"/>
-            <w:hideMark/>
-          </w:tcPr>
-          <w:p>
-            <w:pPr>
-              <w:rPr>
-                <w:sz w:val="20"/>
-                <w:szCs w:val="20"/>
-              </w:rPr>
-            </w:pPr>
-            <w:r>
-              <w:rPr>
-                <w:sz w:val="20"/>
-                <w:szCs w:val="20"/>
-              </w:rPr>
-              <w:t>Extracción incremental de Órdenes de Compra</w:t>
-            </w:r>
-          </w:p>
-        </w:tc>
-        <w:tc>
-          <w:tcPr>
-            <w:tcW w:w="1525" w:type="dxa"/>
-            <w:vAlign w:val="center"/>
-            <w:hideMark/>
-          </w:tcPr>
-          <w:p>
-            <w:pPr>
-              <w:rPr>
-                <w:sz w:val="20"/>
-                <w:szCs w:val="20"/>
-              </w:rPr>
-            </w:pPr>
-            <w:r>
-              <w:rPr>
-                <w:sz w:val="20"/>
-                <w:szCs w:val="20"/>
-              </w:rPr>
-              <w:t>Sí</w:t>
-            </w:r>
-          </w:p>
-        </w:tc>
-        <w:tc>
-          <w:tcPr>
-            <w:tcW w:w="1516" w:type="dxa"/>
-            <w:vAlign w:val="center"/>
-            <w:hideMark/>
-          </w:tcPr>
-          <w:p>
-            <w:pPr>
-              <w:rPr>
-                <w:sz w:val="20"/>
-                <w:szCs w:val="20"/>
-              </w:rPr>
-            </w:pPr>
-            <w:r>
-              <w:rPr>
-                <w:sz w:val="20"/>
-                <w:szCs w:val="20"/>
-              </w:rPr>
-              <w:t>No aplica</w:t>
-            </w:r>
-          </w:p>
-        </w:tc>
-        <w:tc>
-          <w:tcPr>
-            <w:tcW w:w="1355" w:type="dxa"/>
-            <w:vAlign w:val="center"/>
-            <w:hideMark/>
-          </w:tcPr>
-          <w:p>
-            <w:pPr>
-              <w:rPr>
-                <w:sz w:val="20"/>
-                <w:szCs w:val="20"/>
-              </w:rPr>
-            </w:pPr>
-            <w:r>
-              <w:rPr>
-                <w:sz w:val="20"/>
-                <w:szCs w:val="20"/>
-              </w:rPr>
-              <w:t>No aplica</w:t>
-            </w:r>
-          </w:p>
-        </w:tc>
-      </w:tr>
-      <w:tr>
-        <w:trPr>
-          <w:tblCellSpacing w:w="15" w:type="dxa"/>
-        </w:trPr>
-        <w:tc>
-          <w:tcPr>
-            <w:tcW w:w="4798" w:type="dxa"/>
-            <w:vAlign w:val="center"/>
-            <w:hideMark/>
-          </w:tcPr>
-          <w:p>
-            <w:pPr>
-              <w:rPr>
-                <w:sz w:val="20"/>
-                <w:szCs w:val="20"/>
-              </w:rPr>
-            </w:pPr>
-            <w:r>
-              <w:rPr>
-                <w:sz w:val="20"/>
-                <w:szCs w:val="20"/>
-              </w:rPr>
-              <w:t>Inventario consultado como fotografía actual</w:t>
-            </w:r>
-          </w:p>
-        </w:tc>
-        <w:tc>
-          <w:tcPr>
-            <w:tcW w:w="1525" w:type="dxa"/>
-            <w:vAlign w:val="center"/>
-            <w:hideMark/>
-          </w:tcPr>
-          <w:p>
-            <w:pPr>
-              <w:rPr>
-                <w:sz w:val="20"/>
-                <w:szCs w:val="20"/>
-              </w:rPr>
-            </w:pPr>
-            <w:r>
-              <w:rPr>
-                <w:sz w:val="20"/>
-                <w:szCs w:val="20"/>
-              </w:rPr>
-              <w:t>Sí</w:t>
-            </w:r>
-          </w:p>
-        </w:tc>
-        <w:tc>
-          <w:tcPr>
-            <w:tcW w:w="1516" w:type="dxa"/>
-            <w:vAlign w:val="center"/>
-            <w:hideMark/>
-          </w:tcPr>
-          <w:p>
-            <w:pPr>
-              <w:rPr>
-                <w:sz w:val="20"/>
-                <w:szCs w:val="20"/>
-              </w:rPr>
-            </w:pPr>
-            <w:r>
-              <w:rPr>
-                <w:sz w:val="20"/>
-                <w:szCs w:val="20"/>
-              </w:rPr>
-              <w:t>Sí</w:t>
-            </w:r>
-          </w:p>
-        </w:tc>
-        <w:tc>
-          <w:tcPr>
-            <w:tcW w:w="1355" w:type="dxa"/>
-            <w:vAlign w:val="center"/>
-            <w:hideMark/>
-          </w:tcPr>
-          <w:p>
-            <w:pPr>
-              <w:rPr>
-                <w:sz w:val="20"/>
-                <w:szCs w:val="20"/>
-              </w:rPr>
-            </w:pPr>
-            <w:r>
-              <w:rPr>
-                <w:sz w:val="20"/>
-                <w:szCs w:val="20"/>
-              </w:rPr>
-              <w:t>Sí</w:t>
-            </w:r>
-          </w:p>
-        </w:tc>
-      </w:tr>
-      <w:tr>
-        <w:trPr>
-          <w:tblCellSpacing w:w="15" w:type="dxa"/>
-        </w:trPr>
-        <w:tc>
-          <w:tcPr>
-            <w:tcW w:w="4798" w:type="dxa"/>
-            <w:vAlign w:val="center"/>
-            <w:hideMark/>
-          </w:tcPr>
-          <w:p>
-            <w:pPr>
-              <w:rPr>
-                <w:sz w:val="20"/>
-                <w:szCs w:val="20"/>
-              </w:rPr>
-            </w:pPr>
-            <w:r>
-              <w:rPr>
-                <w:sz w:val="20"/>
-                <w:szCs w:val="20"/>
-              </w:rPr>
-              <w:t>Consulta de histórico de inventario</w:t>
-            </w:r>
-          </w:p>
-        </w:tc>
-        <w:tc>
-          <w:tcPr>
-            <w:tcW w:w="1525" w:type="dxa"/>
-            <w:vAlign w:val="center"/>
-            <w:hideMark/>
-          </w:tcPr>
-          <w:p>
-            <w:pPr>
-              <w:rPr>
-                <w:sz w:val="20"/>
-                <w:szCs w:val="20"/>
-              </w:rPr>
-            </w:pPr>
-            <w:r>
-              <w:rPr>
-                <w:sz w:val="20"/>
-                <w:szCs w:val="20"/>
-              </w:rPr>
-              <w:t>No</w:t>
-            </w:r>
-          </w:p>
-        </w:tc>
-        <w:tc>
-          <w:tcPr>
-            <w:tcW w:w="1516" w:type="dxa"/>
-            <w:vAlign w:val="center"/>
-            <w:hideMark/>
-          </w:tcPr>
-          <w:p>
-            <w:pPr>
-              <w:rPr>
-                <w:sz w:val="20"/>
-                <w:szCs w:val="20"/>
-              </w:rPr>
-            </w:pPr>
-            <w:r>
-              <w:rPr>
-                <w:sz w:val="20"/>
-                <w:szCs w:val="20"/>
-              </w:rPr>
-              <w:t>No</w:t>
-            </w:r>
-          </w:p>
-        </w:tc>
-        <w:tc>
-          <w:tcPr>
-            <w:tcW w:w="1355" w:type="dxa"/>
-            <w:vAlign w:val="center"/>
-            <w:hideMark/>
-          </w:tcPr>
-          <w:p>
-            <w:pPr>
-              <w:rPr>
-                <w:sz w:val="20"/>
-                <w:szCs w:val="20"/>
-              </w:rPr>
-            </w:pPr>
-            <w:r>
-              <w:rPr>
-                <w:sz w:val="20"/>
-                <w:szCs w:val="20"/>
-              </w:rPr>
-              <w:t>No</w:t>
-            </w:r>
-          </w:p>
-        </w:tc>
-      </w:tr>
-      <w:tr>
-        <w:trPr>
-          <w:tblCellSpacing w:w="15" w:type="dxa"/>
-        </w:trPr>
-        <w:tc>
-          <w:tcPr>
-            <w:tcW w:w="4798" w:type="dxa"/>
-            <w:vAlign w:val="center"/>
-            <w:hideMark/>
-          </w:tcPr>
-          <w:p>
-            <w:pPr>
-              <w:rPr>
-                <w:sz w:val="20"/>
-                <w:szCs w:val="20"/>
-              </w:rPr>
-            </w:pPr>
-            <w:r>
-              <w:rPr>
-                <w:sz w:val="20"/>
-                <w:szCs w:val="20"/>
-              </w:rPr>
-              <w:t>Requiere intervención de usuarios</w:t>
-            </w:r>
-          </w:p>
-        </w:tc>
-        <w:tc>
-          <w:tcPr>
-            <w:tcW w:w="1525" w:type="dxa"/>
-            <w:vAlign w:val="center"/>
-            <w:hideMark/>
-          </w:tcPr>
-          <w:p>
-            <w:pPr>
-              <w:rPr>
-                <w:sz w:val="20"/>
-                <w:szCs w:val="20"/>
-              </w:rPr>
-            </w:pPr>
-            <w:r>
-              <w:rPr>
-                <w:sz w:val="20"/>
-                <w:szCs w:val="20"/>
-              </w:rPr>
-              <w:t>No</w:t>
-            </w:r>
-          </w:p>
-        </w:tc>
-        <w:tc>
-          <w:tcPr>
-            <w:tcW w:w="1516" w:type="dxa"/>
-            <w:vAlign w:val="center"/>
-            <w:hideMark/>
-          </w:tcPr>
-          <w:p>
-            <w:pPr>
-              <w:rPr>
-                <w:sz w:val="20"/>
-                <w:szCs w:val="20"/>
-              </w:rPr>
-            </w:pPr>
-            <w:r>
-              <w:rPr>
-                <w:sz w:val="20"/>
-                <w:szCs w:val="20"/>
-              </w:rPr>
-              <w:t>Sí</w:t>
-            </w:r>
-          </w:p>
-        </w:tc>
-        <w:tc>
-          <w:tcPr>
-            <w:tcW w:w="1355" w:type="dxa"/>
-            <w:vAlign w:val="center"/>
-            <w:hideMark/>
-          </w:tcPr>
-          <w:p>
-            <w:pPr>
-              <w:rPr>
-                <w:sz w:val="20"/>
-                <w:szCs w:val="20"/>
-              </w:rPr>
-            </w:pPr>
-            <w:r>
-              <w:rPr>
-                <w:sz w:val="20"/>
-                <w:szCs w:val="20"/>
-              </w:rPr>
-              <w:t>No</w:t>
-            </w:r>
-          </w:p>
-        </w:tc>
-      </w:tr>
-      <w:tr>
-        <w:trPr>
-          <w:tblCellSpacing w:w="15" w:type="dxa"/>
-        </w:trPr>
-        <w:tc>
-          <w:tcPr>
-            <w:tcW w:w="4798" w:type="dxa"/>
-            <w:vAlign w:val="center"/>
-            <w:hideMark/>
-          </w:tcPr>
-          <w:p>
-            <w:pPr>
-              <w:rPr>
-                <w:sz w:val="20"/>
-                <w:szCs w:val="20"/>
-              </w:rPr>
-            </w:pPr>
-            <w:r>
-              <w:rPr>
-                <w:sz w:val="20"/>
-                <w:szCs w:val="20"/>
-              </w:rPr>
-              <w:t>Disponible para integraciones automáticas</w:t>
-            </w:r>
-          </w:p>
-        </w:tc>
-        <w:tc>
-          <w:tcPr>
-            <w:tcW w:w="1525" w:type="dxa"/>
-            <w:vAlign w:val="center"/>
-            <w:hideMark/>
-          </w:tcPr>
-          <w:p>
-            <w:pPr>
-              <w:rPr>
-                <w:sz w:val="20"/>
-                <w:szCs w:val="20"/>
-              </w:rPr>
-            </w:pPr>
-            <w:r>
-              <w:rPr>
-                <w:sz w:val="20"/>
-                <w:szCs w:val="20"/>
-              </w:rPr>
-              <w:t>Sí</w:t>
-            </w:r>
-          </w:p>
-        </w:tc>
-        <w:tc>
-          <w:tcPr>
-            <w:tcW w:w="1516" w:type="dxa"/>
-            <w:vAlign w:val="center"/>
-            <w:hideMark/>
-          </w:tcPr>
-          <w:p>
-            <w:pPr>
-              <w:rPr>
-                <w:sz w:val="20"/>
-                <w:szCs w:val="20"/>
-              </w:rPr>
-            </w:pPr>
-            <w:r>
-              <w:rPr>
-                <w:sz w:val="20"/>
-                <w:szCs w:val="20"/>
-              </w:rPr>
-              <w:t>Limitado</w:t>
-            </w:r>
-          </w:p>
-        </w:tc>
-        <w:tc>
-          <w:tcPr>
-            <w:tcW w:w="1355" w:type="dxa"/>
-            <w:vAlign w:val="center"/>
-            <w:hideMark/>
-          </w:tcPr>
-          <w:p>
-            <w:pPr>
-              <w:rPr>
-                <w:sz w:val="20"/>
-                <w:szCs w:val="20"/>
-              </w:rPr>
-            </w:pPr>
-            <w:r>
-              <w:rPr>
-                <w:sz w:val="20"/>
-                <w:szCs w:val="20"/>
-              </w:rPr>
-              <w:t>Sí</w:t>
-            </w:r>
-          </w:p>
-        </w:tc>
-      </w:tr>
-      <w:tr>
-        <w:trPr>
-          <w:tblCellSpacing w:w="15" w:type="dxa"/>
-        </w:trPr>
-        <w:tc>
-          <w:tcPr>
-            <w:tcW w:w="4798" w:type="dxa"/>
-            <w:vAlign w:val="center"/>
-            <w:hideMark/>
-          </w:tcPr>
-          <w:p>
-            <w:pPr>
-              <w:rPr>
-                <w:sz w:val="20"/>
-                <w:szCs w:val="20"/>
-              </w:rPr>
-            </w:pPr>
-            <w:r>
-              <w:rPr>
-                <w:sz w:val="20"/>
-                <w:szCs w:val="20"/>
-              </w:rPr>
-              <w:t>Consumo desde herramientas analíticas (BI, ETL, Data Lake)</w:t>
-            </w:r>
-          </w:p>
-        </w:tc>
-        <w:tc>
-          <w:tcPr>
-            <w:tcW w:w="1525" w:type="dxa"/>
-            <w:vAlign w:val="center"/>
-            <w:hideMark/>
-          </w:tcPr>
-          <w:p>
-            <w:pPr>
-              <w:rPr>
-                <w:sz w:val="20"/>
-                <w:szCs w:val="20"/>
-              </w:rPr>
-            </w:pPr>
-            <w:r>
-              <w:rPr>
-                <w:sz w:val="20"/>
-                <w:szCs w:val="20"/>
-              </w:rPr>
-              <w:t>Sí</w:t>
-            </w:r>
-          </w:p>
-        </w:tc>
-        <w:tc>
-          <w:tcPr>
-            <w:tcW w:w="1516" w:type="dxa"/>
-            <w:vAlign w:val="center"/>
-            <w:hideMark/>
-          </w:tcPr>
-          <w:p>
-            <w:pPr>
-              <w:rPr>
-                <w:sz w:val="20"/>
-                <w:szCs w:val="20"/>
-              </w:rPr>
-            </w:pPr>
-            <w:r>
-              <w:rPr>
-                <w:sz w:val="20"/>
-                <w:szCs w:val="20"/>
-              </w:rPr>
-              <w:t>Sí</w:t>
-            </w:r>
-          </w:p>
-        </w:tc>
-        <w:tc>
-          <w:tcPr>
-            <w:tcW w:w="1355" w:type="dxa"/>
-            <w:vAlign w:val="center"/>
-            <w:hideMark/>
-          </w:tcPr>
-          <w:p>
-            <w:pPr>
-              <w:rPr>
-                <w:sz w:val="20"/>
-                <w:szCs w:val="20"/>
-              </w:rPr>
-            </w:pPr>
-            <w:r>
-              <w:rPr>
-                <w:sz w:val="20"/>
-                <w:szCs w:val="20"/>
-              </w:rPr>
-              <w:t>Sí</w:t>
-            </w:r>
-          </w:p>
-        </w:tc>
-      </w:tr>
-      <w:tr>
-        <w:trPr>
-          <w:tblCellSpacing w:w="15" w:type="dxa"/>
-        </w:trPr>
-        <w:tc>
-          <w:tcPr>
-            <w:tcW w:w="4798" w:type="dxa"/>
-            <w:vAlign w:val="center"/>
-            <w:hideMark/>
-          </w:tcPr>
-          <w:p>
-            <w:pPr>
-              <w:rPr>
-                <w:sz w:val="20"/>
-                <w:szCs w:val="20"/>
-              </w:rPr>
-            </w:pPr>
-            <w:r>
-              <w:rPr>
-                <w:sz w:val="20"/>
-                <w:szCs w:val="20"/>
-              </w:rPr>
-              <w:t>Consumo desde aplicaciones externas</w:t>
-            </w:r>
-          </w:p>
-        </w:tc>
-        <w:tc>
-          <w:tcPr>
-            <w:tcW w:w="1525" w:type="dxa"/>
-            <w:vAlign w:val="center"/>
-            <w:hideMark/>
-          </w:tcPr>
-          <w:p>
-            <w:pPr>
-              <w:rPr>
-                <w:sz w:val="20"/>
-                <w:szCs w:val="20"/>
-              </w:rPr>
-            </w:pPr>
-            <w:r>
-              <w:rPr>
-                <w:sz w:val="20"/>
-                <w:szCs w:val="20"/>
-              </w:rPr>
-              <w:t>Limitado a archivos</w:t>
-            </w:r>
-          </w:p>
-        </w:tc>
-        <w:tc>
-          <w:tcPr>
-            <w:tcW w:w="1516" w:type="dxa"/>
-            <w:vAlign w:val="center"/>
-            <w:hideMark/>
-          </w:tcPr>
-          <w:p>
-            <w:pPr>
-              <w:rPr>
-                <w:sz w:val="20"/>
-                <w:szCs w:val="20"/>
-              </w:rPr>
-            </w:pPr>
-            <w:r>
-              <w:rPr>
-                <w:sz w:val="20"/>
-                <w:szCs w:val="20"/>
-              </w:rPr>
-              <w:t>Limitado a archivos</w:t>
-            </w:r>
-          </w:p>
-        </w:tc>
-        <w:tc>
-          <w:tcPr>
-            <w:tcW w:w="1355" w:type="dxa"/>
-            <w:vAlign w:val="center"/>
-            <w:hideMark/>
-          </w:tcPr>
-          <w:p>
-            <w:pPr>
-              <w:rPr>
-                <w:sz w:val="20"/>
-                <w:szCs w:val="20"/>
-              </w:rPr>
-            </w:pPr>
-            <w:r>
-              <w:rPr>
-                <w:sz w:val="20"/>
-                <w:szCs w:val="20"/>
-              </w:rPr>
-              <w:t>Sí</w:t>
-            </w:r>
-          </w:p>
-        </w:tc>
-      </w:tr>
-      <w:tr>
-        <w:trPr>
-          <w:tblCellSpacing w:w="15" w:type="dxa"/>
-        </w:trPr>
-        <w:tc>
-          <w:tcPr>
-            <w:tcW w:w="4798" w:type="dxa"/>
-            <w:vAlign w:val="center"/>
-            <w:hideMark/>
-          </w:tcPr>
-          <w:p>
-            <w:pPr>
-              <w:rPr>
-                <w:sz w:val="20"/>
-                <w:szCs w:val="20"/>
-              </w:rPr>
-            </w:pPr>
-            <w:r>
-              <w:rPr>
-                <w:sz w:val="20"/>
-                <w:szCs w:val="20"/>
-              </w:rPr>
-              <w:t>Entrega de información en CSV</w:t>
-            </w:r>
-          </w:p>
-        </w:tc>
-        <w:tc>
-          <w:tcPr>
-            <w:tcW w:w="1525" w:type="dxa"/>
-            <w:vAlign w:val="center"/>
-            <w:hideMark/>
-          </w:tcPr>
-          <w:p>
-            <w:pPr>
-              <w:rPr>
-                <w:sz w:val="20"/>
-                <w:szCs w:val="20"/>
-              </w:rPr>
-            </w:pPr>
-            <w:r>
-              <w:rPr>
-                <w:sz w:val="20"/>
-                <w:szCs w:val="20"/>
-              </w:rPr>
-              <w:t>Sí</w:t>
-            </w:r>
-          </w:p>
-        </w:tc>
-        <w:tc>
-          <w:tcPr>
-            <w:tcW w:w="1516" w:type="dxa"/>
-            <w:vAlign w:val="center"/>
-            <w:hideMark/>
-          </w:tcPr>
-          <w:p>
-            <w:pPr>
-              <w:rPr>
-                <w:sz w:val="20"/>
-                <w:szCs w:val="20"/>
-              </w:rPr>
-            </w:pPr>
-            <w:r>
-              <w:rPr>
-                <w:sz w:val="20"/>
-                <w:szCs w:val="20"/>
-              </w:rPr>
-              <w:t>Sí</w:t>
-            </w:r>
-          </w:p>
-        </w:tc>
-        <w:tc>
-          <w:tcPr>
-            <w:tcW w:w="1355" w:type="dxa"/>
-            <w:vAlign w:val="center"/>
-            <w:hideMark/>
-          </w:tcPr>
-          <w:p>
-            <w:pPr>
-              <w:rPr>
-                <w:sz w:val="20"/>
-                <w:szCs w:val="20"/>
-              </w:rPr>
-            </w:pPr>
-            <w:r>
-              <w:rPr>
-                <w:sz w:val="20"/>
-                <w:szCs w:val="20"/>
-              </w:rPr>
-              <w:t>No</w:t>
-            </w:r>
-          </w:p>
-        </w:tc>
-      </w:tr>
-      <w:tr>
-        <w:trPr>
-          <w:tblCellSpacing w:w="15" w:type="dxa"/>
-        </w:trPr>
-        <w:tc>
-          <w:tcPr>
-            <w:tcW w:w="4798" w:type="dxa"/>
-            <w:vAlign w:val="center"/>
-            <w:hideMark/>
-          </w:tcPr>
-          <w:p>
-            <w:pPr>
-              <w:rPr>
-                <w:sz w:val="20"/>
-                <w:szCs w:val="20"/>
-              </w:rPr>
-            </w:pPr>
-            <w:r>
-              <w:rPr>
-                <w:sz w:val="20"/>
-                <w:szCs w:val="20"/>
-              </w:rPr>
-              <w:lastRenderedPageBreak/>
-              <w:t>Entrega de información en JSON</w:t>
-            </w:r>
-          </w:p>
-        </w:tc>
-        <w:tc>
-          <w:tcPr>
-            <w:tcW w:w="1525" w:type="dxa"/>
-            <w:vAlign w:val="center"/>
-            <w:hideMark/>
-          </w:tcPr>
-          <w:p>
-            <w:pPr>
-              <w:rPr>
-                <w:sz w:val="20"/>
-                <w:szCs w:val="20"/>
-              </w:rPr>
-            </w:pPr>
-            <w:r>
-              <w:rPr>
-                <w:sz w:val="20"/>
-                <w:szCs w:val="20"/>
-              </w:rPr>
-              <w:t>No</w:t>
-            </w:r>
-          </w:p>
-        </w:tc>
-        <w:tc>
-          <w:tcPr>
-            <w:tcW w:w="1516" w:type="dxa"/>
-            <w:vAlign w:val="center"/>
-            <w:hideMark/>
-          </w:tcPr>
-          <w:p>
-            <w:pPr>
-              <w:rPr>
-                <w:sz w:val="20"/>
-                <w:szCs w:val="20"/>
-              </w:rPr>
-            </w:pPr>
-            <w:r>
-              <w:rPr>
-                <w:sz w:val="20"/>
-                <w:szCs w:val="20"/>
-              </w:rPr>
-              <w:t>No</w:t>
-            </w:r>
-          </w:p>
-        </w:tc>
-        <w:tc>
-          <w:tcPr>
-            <w:tcW w:w="1355" w:type="dxa"/>
-            <w:vAlign w:val="center"/>
-            <w:hideMark/>
-          </w:tcPr>
-          <w:p>
-            <w:pPr>
-              <w:rPr>
-                <w:sz w:val="20"/>
-                <w:szCs w:val="20"/>
-              </w:rPr>
-            </w:pPr>
-            <w:r>
-              <w:rPr>
-                <w:sz w:val="20"/>
-                <w:szCs w:val="20"/>
-              </w:rPr>
-              <w:t>Sí</w:t>
-            </w:r>
-          </w:p>
-        </w:tc>
-      </w:tr>
-      <w:tr>
-        <w:trPr>
-          <w:tblCellSpacing w:w="15" w:type="dxa"/>
-        </w:trPr>
-        <w:tc>
-          <w:tcPr>
-            <w:tcW w:w="4798" w:type="dxa"/>
-            <w:vAlign w:val="center"/>
-            <w:hideMark/>
-          </w:tcPr>
-          <w:p>
-            <w:pPr>
-              <w:rPr>
-                <w:sz w:val="20"/>
-                <w:szCs w:val="20"/>
-              </w:rPr>
-            </w:pPr>
-            <w:r>
-              <w:rPr>
-                <w:sz w:val="20"/>
-                <w:szCs w:val="20"/>
-              </w:rPr>
-              <w:t>Requiere desarrollo de interfaz de usuario</w:t>
-            </w:r>
-          </w:p>
-        </w:tc>
-        <w:tc>
-          <w:tcPr>
-            <w:tcW w:w="1525" w:type="dxa"/>
-            <w:vAlign w:val="center"/>
-            <w:hideMark/>
-          </w:tcPr>
-          <w:p>
-            <w:pPr>
-              <w:rPr>
-                <w:sz w:val="20"/>
-                <w:szCs w:val="20"/>
-              </w:rPr>
-            </w:pPr>
-            <w:r>
-              <w:rPr>
-                <w:sz w:val="20"/>
-                <w:szCs w:val="20"/>
-              </w:rPr>
-              <w:t>No</w:t>
-            </w:r>
-          </w:p>
-        </w:tc>
-        <w:tc>
-          <w:tcPr>
-            <w:tcW w:w="1516" w:type="dxa"/>
-            <w:vAlign w:val="center"/>
-            <w:hideMark/>
-          </w:tcPr>
-          <w:p>
-            <w:pPr>
-              <w:rPr>
-                <w:sz w:val="20"/>
-                <w:szCs w:val="20"/>
-              </w:rPr>
-            </w:pPr>
-            <w:r>
-              <w:rPr>
-                <w:sz w:val="20"/>
-                <w:szCs w:val="20"/>
-              </w:rPr>
-              <w:t>Sí</w:t>
-            </w:r>
-          </w:p>
-        </w:tc>
-        <w:tc>
-          <w:tcPr>
-            <w:tcW w:w="1355" w:type="dxa"/>
-            <w:vAlign w:val="center"/>
-            <w:hideMark/>
-          </w:tcPr>
-          <w:p>
-            <w:pPr>
-              <w:rPr>
-                <w:sz w:val="20"/>
-                <w:szCs w:val="20"/>
-              </w:rPr>
-            </w:pPr>
-            <w:r>
-              <w:rPr>
-                <w:sz w:val="20"/>
-                <w:szCs w:val="20"/>
-              </w:rPr>
-              <w:t>No</w:t>
-            </w:r>
-          </w:p>
-        </w:tc>
-      </w:tr>
-      <w:tr>
-        <w:trPr>
-          <w:tblCellSpacing w:w="15" w:type="dxa"/>
-        </w:trPr>
-        <w:tc>
-          <w:tcPr>
-            <w:tcW w:w="4798" w:type="dxa"/>
-            <w:vAlign w:val="center"/>
-            <w:hideMark/>
-          </w:tcPr>
-          <w:p>
-            <w:pPr>
-              <w:rPr>
-                <w:sz w:val="20"/>
-                <w:szCs w:val="20"/>
-              </w:rPr>
-            </w:pPr>
-            <w:r>
-              <w:rPr>
-                <w:sz w:val="20"/>
-                <w:szCs w:val="20"/>
-              </w:rPr>
-              <w:t>Requiere desarrollo de servicios de integración</w:t>
-            </w:r>
-          </w:p>
-        </w:tc>
-        <w:tc>
-          <w:tcPr>
-            <w:tcW w:w="1525" w:type="dxa"/>
-            <w:vAlign w:val="center"/>
-            <w:hideMark/>
-          </w:tcPr>
-          <w:p>
-            <w:pPr>
-              <w:rPr>
-                <w:sz w:val="20"/>
-                <w:szCs w:val="20"/>
-              </w:rPr>
-            </w:pPr>
-            <w:r>
-              <w:rPr>
-                <w:sz w:val="20"/>
-                <w:szCs w:val="20"/>
-              </w:rPr>
-              <w:t>No</w:t>
-            </w:r>
-          </w:p>
-        </w:tc>
-        <w:tc>
-          <w:tcPr>
-            <w:tcW w:w="1516" w:type="dxa"/>
-            <w:vAlign w:val="center"/>
-            <w:hideMark/>
-          </w:tcPr>
-          <w:p>
-            <w:pPr>
-              <w:rPr>
-                <w:sz w:val="20"/>
-                <w:szCs w:val="20"/>
-              </w:rPr>
-            </w:pPr>
-            <w:r>
-              <w:rPr>
-                <w:sz w:val="20"/>
-                <w:szCs w:val="20"/>
-              </w:rPr>
-              <w:t>No</w:t>
-            </w:r>
-          </w:p>
-        </w:tc>
-        <w:tc>
-          <w:tcPr>
-            <w:tcW w:w="1355" w:type="dxa"/>
-            <w:vAlign w:val="center"/>
-            <w:hideMark/>
-          </w:tcPr>
-          <w:p>
-            <w:pPr>
-              <w:rPr>
-                <w:sz w:val="20"/>
-                <w:szCs w:val="20"/>
-              </w:rPr>
-            </w:pPr>
-            <w:r>
-              <w:rPr>
-                <w:sz w:val="20"/>
-                <w:szCs w:val="20"/>
-              </w:rPr>
-              <w:t>Sí</w:t>
-            </w:r>
-          </w:p>
-        </w:tc>
-      </w:tr>
-      <w:tr>
-        <w:trPr>
-          <w:tblCellSpacing w:w="15" w:type="dxa"/>
-        </w:trPr>
-        <w:tc>
-          <w:tcPr>
-            <w:tcW w:w="4798" w:type="dxa"/>
-            <w:vAlign w:val="center"/>
-            <w:hideMark/>
-          </w:tcPr>
-          <w:p>
-            <w:pPr>
-              <w:rPr>
-                <w:sz w:val="20"/>
-                <w:szCs w:val="20"/>
-              </w:rPr>
-            </w:pPr>
-            <w:r>
-              <w:rPr>
-                <w:sz w:val="20"/>
-                <w:szCs w:val="20"/>
-              </w:rPr>
-              <w:t>Información disponible inmediatamente después de una actualización en el sistema</w:t>
-            </w:r>
-          </w:p>
-        </w:tc>
-        <w:tc>
-          <w:tcPr>
-            <w:tcW w:w="1525" w:type="dxa"/>
-            <w:vAlign w:val="center"/>
-            <w:hideMark/>
-          </w:tcPr>
-          <w:p>
-            <w:pPr>
-              <w:rPr>
-                <w:sz w:val="20"/>
-                <w:szCs w:val="20"/>
-              </w:rPr>
-            </w:pPr>
-            <w:r>
-              <w:rPr>
-                <w:sz w:val="20"/>
-                <w:szCs w:val="20"/>
-              </w:rPr>
-              <w:t>No</w:t>
-            </w:r>
-          </w:p>
-        </w:tc>
-        <w:tc>
-          <w:tcPr>
-            <w:tcW w:w="1516" w:type="dxa"/>
-            <w:vAlign w:val="center"/>
-            <w:hideMark/>
-          </w:tcPr>
-          <w:p>
-            <w:pPr>
-              <w:rPr>
-                <w:sz w:val="20"/>
-                <w:szCs w:val="20"/>
-              </w:rPr>
-            </w:pPr>
-            <w:r>
-              <w:rPr>
-                <w:sz w:val="20"/>
-                <w:szCs w:val="20"/>
-              </w:rPr>
-              <w:t>Sí</w:t>
-            </w:r>
-          </w:p>
-        </w:tc>
-        <w:tc>
-          <w:tcPr>
-            <w:tcW w:w="1355" w:type="dxa"/>
-            <w:vAlign w:val="center"/>
-            <w:hideMark/>
-          </w:tcPr>
-          <w:p>
-            <w:pPr>
-              <w:rPr>
-                <w:sz w:val="20"/>
-                <w:szCs w:val="20"/>
-              </w:rPr>
-            </w:pPr>
-            <w:r>
-              <w:rPr>
-                <w:sz w:val="20"/>
-                <w:szCs w:val="20"/>
-              </w:rPr>
-              <w:t>Sí</w:t>
-            </w:r>
-          </w:p>
-        </w:tc>
-      </w:tr>
-      <w:tr>
-        <w:trPr>
-          <w:tblCellSpacing w:w="15" w:type="dxa"/>
-        </w:trPr>
-        <w:tc>
-          <w:tcPr>
-            <w:tcW w:w="4798" w:type="dxa"/>
-            <w:vAlign w:val="center"/>
-            <w:hideMark/>
-          </w:tcPr>
-          <w:p>
-            <w:pPr>
-              <w:rPr>
-                <w:sz w:val="20"/>
-                <w:szCs w:val="20"/>
-              </w:rPr>
-            </w:pPr>
-            <w:r>
-              <w:rPr>
-                <w:sz w:val="20"/>
-                <w:szCs w:val="20"/>
-              </w:rPr>
-              <w:t>Frecuencia de actualización</w:t>
-            </w:r>
-          </w:p>
-        </w:tc>
-        <w:tc>
-          <w:tcPr>
-            <w:tcW w:w="1525" w:type="dxa"/>
-            <w:vAlign w:val="center"/>
-            <w:hideMark/>
-          </w:tcPr>
-          <w:p>
-            <w:pPr>
-              <w:rPr>
-                <w:sz w:val="20"/>
-                <w:szCs w:val="20"/>
-              </w:rPr>
-            </w:pPr>
-            <w:r>
-              <w:rPr>
-                <w:sz w:val="20"/>
-                <w:szCs w:val="20"/>
-              </w:rPr>
-              <w:t>Diaria programada</w:t>
-            </w:r>
-          </w:p>
-        </w:tc>
-        <w:tc>
-          <w:tcPr>
-            <w:tcW w:w="1516" w:type="dxa"/>
-            <w:vAlign w:val="center"/>
-            <w:hideMark/>
-          </w:tcPr>
-          <w:p>
-            <w:pPr>
-              <w:rPr>
-                <w:sz w:val="20"/>
-                <w:szCs w:val="20"/>
-              </w:rPr>
-            </w:pPr>
-            <w:r>
-              <w:rPr>
-                <w:sz w:val="20"/>
-                <w:szCs w:val="20"/>
-              </w:rPr>
-              <w:t>Bajo demanda</w:t>
-            </w:r>
-          </w:p>
-        </w:tc>
-        <w:tc>
-          <w:tcPr>
-            <w:tcW w:w="1355" w:type="dxa"/>
-            <w:vAlign w:val="center"/>
-            <w:hideMark/>
-          </w:tcPr>
-          <w:p>
-            <w:pPr>
-              <w:rPr>
-                <w:sz w:val="20"/>
-                <w:szCs w:val="20"/>
-              </w:rPr>
-            </w:pPr>
-            <w:r>
-              <w:rPr>
-                <w:sz w:val="20"/>
-                <w:szCs w:val="20"/>
-              </w:rPr>
-              <w:t>Tiempo real</w:t>
-            </w:r>
-          </w:p>
-        </w:tc>
-      </w:tr>
-      <w:tr>
-        <w:trPr>
-          <w:tblCellSpacing w:w="15" w:type="dxa"/>
-        </w:trPr>
-        <w:tc>
-          <w:tcPr>
-            <w:tcW w:w="4798" w:type="dxa"/>
-            <w:vAlign w:val="center"/>
-            <w:hideMark/>
-          </w:tcPr>
-          <w:p>
-            <w:pPr>
-              <w:rPr>
-                <w:sz w:val="20"/>
-                <w:szCs w:val="20"/>
-              </w:rPr>
-            </w:pPr>
-            <w:r>
-              <w:rPr>
-                <w:sz w:val="20"/>
-                <w:szCs w:val="20"/>
-              </w:rPr>
-              <w:t>Esfuerzo de desarrollo</w:t>
-            </w:r>
-          </w:p>
-        </w:tc>
-        <w:tc>
-          <w:tcPr>
-            <w:tcW w:w="1525" w:type="dxa"/>
-            <w:vAlign w:val="center"/>
-            <w:hideMark/>
-          </w:tcPr>
-          <w:p>
-            <w:pPr>
-              <w:rPr>
-                <w:sz w:val="20"/>
-                <w:szCs w:val="20"/>
-              </w:rPr>
-            </w:pPr>
-            <w:r>
-              <w:rPr>
-                <w:b/>
-                <w:bCs/>
-                <w:sz w:val="20"/>
-                <w:szCs w:val="20"/>
-              </w:rPr>
-              <w:t>Bajo</w:t>
-            </w:r>
-          </w:p>
-        </w:tc>
-        <w:tc>
-          <w:tcPr>
-            <w:tcW w:w="1516" w:type="dxa"/>
-            <w:vAlign w:val="center"/>
-            <w:hideMark/>
-          </w:tcPr>
-          <w:p>
-            <w:pPr>
-              <w:rPr>
-                <w:sz w:val="20"/>
-                <w:szCs w:val="20"/>
-              </w:rPr>
-            </w:pPr>
-            <w:r>
-              <w:rPr>
-                <w:b/>
-                <w:bCs/>
-                <w:sz w:val="20"/>
-                <w:szCs w:val="20"/>
-              </w:rPr>
-              <w:t>Medio</w:t>
-            </w:r>
-          </w:p>
-        </w:tc>
-        <w:tc>
-          <w:tcPr>
-            <w:tcW w:w="1355" w:type="dxa"/>
-            <w:vAlign w:val="center"/>
-            <w:hideMark/>
-          </w:tcPr>
-          <w:p>
-            <w:pPr>
-              <w:rPr>
-                <w:sz w:val="20"/>
-                <w:szCs w:val="20"/>
-              </w:rPr>
-            </w:pPr>
-            <w:r>
-              <w:rPr>
-                <w:b/>
-                <w:bCs/>
-                <w:sz w:val="20"/>
-                <w:szCs w:val="20"/>
-              </w:rPr>
-              <w:t>Alto</w:t>
-            </w:r>
-          </w:p>
-        </w:tc>
-      </w:tr>
-    </w:tbl>
-    <w:p>
-      <w:pPr>
-        <w:pStyle w:val="Ttulo2"/>
-      </w:pPr>
-      <w:r>
-        <w:t>Consideraciones Importantes</w:t>
-      </w:r>
-    </w:p>
-    <w:p>
-      <w:pPr>
-        <w:pStyle w:val="Ttulo2"/>
-      </w:pPr>
-      <w:r>
-        <w:t>Opción 1. Exportación Incremental Programada</w:t>
-      </w:r>
-    </w:p>
-    <w:p>
-      <w:pPr>
-        <w:pStyle w:val="Ttulo3"/>
-      </w:pPr>
-      <w:r>
-        <w:t>Incluye:</w:t>
-      </w:r>
-    </w:p>
-    <w:p>
-      <w:pPr>
-        <w:numPr>
-          <w:ilvl w:val="0"/>
-          <w:numId w:val="30"/>
-        </w:numPr>
-      </w:pPr>
-      <w:r>
-        <w:t>Generación automática diaria.</w:t>
-      </w:r>
-    </w:p>
-    <w:p>
-      <w:pPr>
-        <w:numPr>
-          <w:ilvl w:val="0"/>
-          <w:numId w:val="30"/>
-        </w:numPr>
-      </w:pPr>
-      <w:r>
-        <w:t>Exportación de novedades en Pedidos y Órdenes de Compra.</w:t>
-      </w:r>
-    </w:p>
-    <w:p>
-      <w:pPr>
-        <w:numPr>
-          <w:ilvl w:val="0"/>
-          <w:numId w:val="30"/>
-        </w:numPr>
-      </w:pPr>
-      <w:r>
-        <w:t>Exportación de fotografía completa de Inventario.</w:t>
-      </w:r>
-    </w:p>
-    <w:p>
-      <w:pPr>
-        <w:numPr>
-          <w:ilvl w:val="0"/>
-          <w:numId w:val="30"/>
-        </w:numPr>
-      </w:pPr>
-      <w:r>
-        <w:t>Entrega mediante archivos CSV en ruta Staging.</w:t>
-      </w:r>
-    </w:p>
-    <w:p>
-      <w:pPr>
-        <w:pStyle w:val="Ttulo3"/>
-      </w:pPr>
-      <w:r>
-        <w:t>No incluye:</w:t>
-      </w:r>
-    </w:p>
-    <w:p>
-      <w:pPr>
-        <w:numPr>
-          <w:ilvl w:val="0"/>
-          <w:numId w:val="31"/>
-        </w:numPr>
-      </w:pPr>
-      <w:r>
-        <w:t>Consultas manuales.</w:t>
-      </w:r>
-    </w:p>
-    <w:p>
-      <w:pPr>
-        <w:numPr>
-          <w:ilvl w:val="0"/>
-          <w:numId w:val="31"/>
-        </w:numPr>
-      </w:pPr>
-      <w:r>
-        <w:t>Filtros por usuario.</w:t>
-      </w:r>
-    </w:p>
-    <w:p>
-      <w:pPr>
-        <w:numPr>
-          <w:ilvl w:val="0"/>
-          <w:numId w:val="31"/>
-        </w:numPr>
-      </w:pPr>
-      <w:r>
-        <w:t>Información en tiempo real.</w:t>
-      </w:r>
-    </w:p>
-    <w:p>
-      <w:pPr>
-        <w:pStyle w:val="Ttulo2"/>
-      </w:pPr>
-      <w:r>
-        <w:t>Opción 2. Consulta Parametrizable desde el Sistema</w:t>
-      </w:r>
-    </w:p>
-    <w:p>
-      <w:pPr>
-        <w:pStyle w:val="Ttulo3"/>
-      </w:pPr>
-      <w:r>
-        <w:t>Incluye:</w:t>
-      </w:r>
-    </w:p>
-    <w:p>
-      <w:pPr>
-        <w:numPr>
-          <w:ilvl w:val="0"/>
-          <w:numId w:val="32"/>
-        </w:numPr>
-      </w:pPr>
-      <w:r>
-        <w:t>Consulta bajo demanda.</w:t>
-      </w:r>
-    </w:p>
-    <w:p>
-      <w:pPr>
-        <w:numPr>
-          <w:ilvl w:val="0"/>
-          <w:numId w:val="32"/>
-        </w:numPr>
-      </w:pPr>
-      <w:r>
-        <w:t>Filtros por referencias y fechas.</w:t>
-      </w:r>
-    </w:p>
-    <w:p>
-      <w:pPr>
-        <w:numPr>
-          <w:ilvl w:val="0"/>
-          <w:numId w:val="32"/>
-        </w:numPr>
-      </w:pPr>
-      <w:r>
-        <w:t>Generación de archivos CSV.</w:t>
-      </w:r>
-    </w:p>
-    <w:p>
-      <w:pPr>
-        <w:numPr>
-          <w:ilvl w:val="0"/>
-          <w:numId w:val="32"/>
-        </w:numPr>
-      </w:pPr>
-      <w:r>
-        <w:t>Consulta de información actualizada al momento de la ejecución.</w:t>
-      </w:r>
-    </w:p>
-    <w:p>
-      <w:pPr>
-        <w:pStyle w:val="Ttulo3"/>
-      </w:pPr>
-      <w:r>
-        <w:t>No incluye:</w:t>
-      </w:r>
-    </w:p>
-    <w:p>
-      <w:pPr>
-        <w:numPr>
-          <w:ilvl w:val="0"/>
-          <w:numId w:val="33"/>
-        </w:numPr>
-      </w:pPr>
-      <w:r>
-        <w:t>Ejecución automática programada.</w:t>
-      </w:r>
-    </w:p>
-    <w:p>
-      <w:pPr>
-        <w:numPr>
-          <w:ilvl w:val="0"/>
-          <w:numId w:val="33"/>
-        </w:numPr>
-      </w:pPr>
-      <w:r>
-        <w:t>Integración directa entre aplicaciones.</w:t>
-      </w:r>
-    </w:p>
-    <w:p>
-      <w:pPr>
-        <w:pStyle w:val="Ttulo2"/>
-      </w:pPr>
-      <w:r>
-        <w:lastRenderedPageBreak/>
-        <w:t>Opción 3. API REST</w:t>
-      </w:r>
-    </w:p>
-    <w:p>
-      <w:pPr>
-        <w:pStyle w:val="Ttulo3"/>
-      </w:pPr>
-      <w:r>
-        <w:t>Incluye:</w:t>
-      </w:r>
-    </w:p>
-    <w:p>
-      <w:pPr>
-        <w:numPr>
-          <w:ilvl w:val="0"/>
-          <w:numId w:val="34"/>
-        </w:numPr>
-      </w:pPr>
-      <w:r>
-        <w:t>Consulta bajo demanda.</w:t>
-      </w:r>
-    </w:p>
-    <w:p>
-      <w:pPr>
-        <w:numPr>
-          <w:ilvl w:val="0"/>
-          <w:numId w:val="34"/>
-        </w:numPr>
-      </w:pPr>
-      <w:r>
-        <w:t>Filtros por referencias y fechas.</w:t>
-      </w:r>
-    </w:p>
-    <w:p>
-      <w:pPr>
-        <w:numPr>
-          <w:ilvl w:val="0"/>
-          <w:numId w:val="34"/>
-        </w:numPr>
-      </w:pPr>
-      <w:r>
-        <w:t>Integración directa con otras aplicaciones.</w:t>
-      </w:r>
-    </w:p>
-    <w:p>
-      <w:pPr>
-        <w:numPr>
-          <w:ilvl w:val="0"/>
-          <w:numId w:val="34"/>
-        </w:numPr>
-      </w:pPr>
-      <w:r>
-        <w:t>Respuestas en formato JSON.</w:t>
-      </w:r>
-    </w:p>
-    <w:p>
-      <w:pPr>
-        <w:numPr>
-          <w:ilvl w:val="0"/>
-          <w:numId w:val="34"/>
-        </w:numPr>
-      </w:pPr>
-      <w:r>
-        <w:t>Consumo en tiempo real.</w:t>
-      </w:r>
-    </w:p>
-    <w:p>
-      <w:pPr>
-        <w:pStyle w:val="Ttulo3"/>
-      </w:pPr>
-      <w:r>
-        <w:t>No incluye:</w:t>
-      </w:r>
-    </w:p>
-    <w:p>
-      <w:pPr>
-        <w:numPr>
-          <w:ilvl w:val="0"/>
-          <w:numId w:val="35"/>
-        </w:numPr>
-      </w:pPr>
-      <w:r>
-        <w:t>Generación de archivos CSV.</w:t>
-      </w:r>
-    </w:p>
-    <w:p>
-      <w:pPr>
-        <w:numPr>
-          <w:ilvl w:val="0"/>
-          <w:numId w:val="35"/>
-        </w:numPr>
-      </w:pPr>
-      <w:r>
-        <w:t>Almacenamiento histórico de inventario.</w:t>
-      </w:r>
-    </w:p>
-    <w:p>
-      <w:pPr>
-        <w:pStyle w:val="Ttulo2"/>
-        <w:rPr>
-          <w:szCs w:val="48"/>
-        </w:rPr>
-      </w:pPr>
-      <w:r>
-        <w:t>Aclaración Aplicable a las Tres Alternativas</w:t>
-      </w:r>
-    </w:p>
-    <w:p>
-      <w:pPr>
-        <w:spacing w:line="300" w:lineRule="atLeast"/>
-        <w:rPr>
-          <w:rFonts w:ascii="Segoe UI" w:hAnsi="Segoe UI" w:cs="Segoe UI"/>
-          <w:sz w:val="21"/>
-          <w:szCs w:val="21"/>
-        </w:rPr>
-      </w:pPr>
-      <w:r>
-        <w:rPr>
-          <w:rFonts w:ascii="Segoe UI" w:hAnsi="Segoe UI" w:cs="Segoe UI"/>
-          <w:sz w:val="21"/>
-          <w:szCs w:val="21"/>
-        </w:rPr>
-        <w:t xml:space="preserve">El listado de </w:t>
-      </w:r>
-      <w:r>
-        <w:rPr>
-          <w:rStyle w:val="Textoennegrita"/>
-          <w:rFonts w:ascii="Segoe UI" w:hAnsi="Segoe UI" w:cs="Segoe UI"/>
-          <w:sz w:val="21"/>
-          <w:szCs w:val="21"/>
-        </w:rPr>
-        <w:t>Inventario</w:t>
-      </w:r>
-      <w:r>
-        <w:rPr>
-          <w:rFonts w:ascii="Segoe UI" w:hAnsi="Segoe UI" w:cs="Segoe UI"/>
-          <w:sz w:val="21"/>
-          <w:szCs w:val="21"/>
-        </w:rPr>
-        <w:t xml:space="preserve"> siempre corresponde a una fotografía del estado actual al momento de ejecutar la consulta, exportación o servicio.</w:t>
-      </w:r>
-    </w:p>
-    <w:p>
-      <w:pPr>
-        <w:spacing w:line="300" w:lineRule="atLeast"/>
-        <w:rPr>
-          <w:rFonts w:ascii="Segoe UI" w:hAnsi="Segoe UI" w:cs="Segoe UI"/>
-          <w:sz w:val="21"/>
-          <w:szCs w:val="21"/>
-        </w:rPr>
-      </w:pPr>
-      <w:r>
-        <w:rPr>
-          <w:rFonts w:ascii="Segoe UI" w:hAnsi="Segoe UI" w:cs="Segoe UI"/>
-          <w:sz w:val="21"/>
-          <w:szCs w:val="21"/>
-        </w:rPr>
-        <w:t xml:space="preserve">La solución </w:t>
-      </w:r>
-      <w:r>
-        <w:rPr>
-          <w:rStyle w:val="Textoennegrita"/>
-          <w:rFonts w:ascii="Segoe UI" w:hAnsi="Segoe UI" w:cs="Segoe UI"/>
-          <w:sz w:val="21"/>
-          <w:szCs w:val="21"/>
-        </w:rPr>
-        <w:t>no contempla históricos de inventario</w:t>
-      </w:r>
-      <w:r>
-        <w:rPr>
-          <w:rFonts w:ascii="Segoe UI" w:hAnsi="Segoe UI" w:cs="Segoe UI"/>
-          <w:sz w:val="21"/>
-          <w:szCs w:val="21"/>
-        </w:rPr>
-        <w:t>. Si se requiere consultar el inventario de fechas anteriores, será necesario implementar un mecanismo de captura y almacenamiento periódico de fotografías de inventario, alcance que no está incluido dentro de la presente propuesta.</w:t>
-      </w:r>
-    </w:p>
-    <w:p/>
-    <w:p>
-      <w:pPr>
-        <w:pStyle w:val="Ttulo1"/>
-      </w:pPr>
-      <w:r>
-        <w:t>DURACIÓN Y COSTO</w:t>
-      </w:r>
-    </w:p>
-    <w:tbl>
-      <w:tblPr>
-        <w:tblStyle w:val="Tablaconcuadrcula"/>
-        <w:tblW w:w="0" w:type="auto"/>
-        <w:jc w:val="center"/>
-        <w:tblBorders>
-          <w:top w:val="double" w:sz="4" w:space="0" w:color="auto"/>
-          <w:left w:val="double" w:sz="4" w:space="0" w:color="auto"/>
-          <w:bottom w:val="double" w:sz="4" w:space="0" w:color="auto"/>
-          <w:right w:val="double" w:sz="4" w:space="0" w:color="auto"/>
-          <w:insideH w:val="double" w:sz="4" w:space="0" w:color="auto"/>
-          <w:insideV w:val="double" w:sz="4" w:space="0" w:color="auto"/>
-        </w:tblBorders>
-        <w:tblLook w:val="04A0" w:firstRow="1" w:lastRow="0" w:firstColumn="1" w:lastColumn="0" w:noHBand="0" w:noVBand="1"/>
-      </w:tblPr>
-      <w:tblGrid>
-        <w:gridCol w:w="1659"/>
-        <w:gridCol w:w="1245"/>
-        <w:gridCol w:w="1224"/>
-        <w:gridCol w:w="1686"/>
-        <w:gridCol w:w="1831"/>
-        <w:gridCol w:w="1685"/>
-      </w:tblGrid>
-      <w:tr>
-        <w:trPr>
-          <w:trHeight w:val="683"/>
-          <w:jc w:val="center"/>
-        </w:trPr>
-        <w:tc>
-          <w:tcPr>
-            <w:tcW w:w="1659" w:type="dxa"/>
-          </w:tcPr>
-          <w:p>
-            <w:pPr>
-              <w:rPr>
-                <w:b/>
-                <w:bCs/>
-                <w:sz w:val="20"/>
-                <w:szCs w:val="20"/>
-              </w:rPr>
-            </w:pPr>
-          </w:p>
-        </w:tc>
-        <w:tc>
-          <w:tcPr>
-            <w:tcW w:w="1245" w:type="dxa"/>
-          </w:tcPr>
-          <w:p>
-            <w:pPr>
+              <w:ind w:left="68"/>
               <w:jc w:val="center"/>
               <w:rPr>
+                <w:rFonts w:ascii="Century Gothic" w:hAnsi="Century Gothic"/>
                 <w:b/>
                 <w:bCs/>
                 <w:sz w:val="20"/>
@@ -4646,494 +2652,17 @@
             </w:pPr>
             <w:r>
               <w:rPr>
+                <w:rFonts w:ascii="Century Gothic" w:hAnsi="Century Gothic"/>
                 <w:b/>
                 <w:bCs/>
                 <w:sz w:val="20"/>
                 <w:szCs w:val="20"/>
               </w:rPr>
-              <w:t>Esfuerzo</w:t>
+              <w:t>1</w:t>
             </w:r>
             <w:r>
               <w:rPr>
-                <w:b/>
-                <w:bCs/>
-                <w:sz w:val="20"/>
-                <w:szCs w:val="20"/>
-              </w:rPr>
-              <w:br/>
-            </w:r>
-            <w:r>
-              <w:rPr>
-                <w:b/>
-                <w:bCs/>
-                <w:sz w:val="16"/>
-                <w:szCs w:val="16"/>
-              </w:rPr>
-              <w:t>(en horas)</w:t>
-            </w:r>
-          </w:p>
-        </w:tc>
-        <w:tc>
-          <w:tcPr>
-            <w:tcW w:w="1224" w:type="dxa"/>
-          </w:tcPr>
-          <w:p>
-            <w:pPr>
-              <w:jc w:val="center"/>
-              <w:rPr>
-                <w:b/>
-                <w:bCs/>
-                <w:sz w:val="20"/>
-                <w:szCs w:val="20"/>
-              </w:rPr>
-            </w:pPr>
-            <w:r>
-              <w:rPr>
-                <w:b/>
-                <w:bCs/>
-                <w:sz w:val="20"/>
-                <w:szCs w:val="20"/>
-              </w:rPr>
-              <w:t>Duración</w:t>
-            </w:r>
-            <w:r>
-              <w:rPr>
-                <w:b/>
-                <w:bCs/>
-                <w:sz w:val="20"/>
-                <w:szCs w:val="20"/>
-              </w:rPr>
-              <w:br/>
-            </w:r>
-            <w:r>
-              <w:rPr>
-                <w:b/>
-                <w:bCs/>
-                <w:sz w:val="16"/>
-                <w:szCs w:val="16"/>
-              </w:rPr>
-              <w:t xml:space="preserve"> </w:t>
-            </w:r>
-            <w:r>
-              <w:rPr>
-                <w:b/>
-                <w:bCs/>
-                <w:sz w:val="16"/>
-                <w:szCs w:val="16"/>
-              </w:rPr>
-              <w:t xml:space="preserve">(en </w:t>
-            </w:r>
-            <w:r>
-              <w:rPr>
-                <w:b/>
-                <w:bCs/>
-                <w:sz w:val="16"/>
-                <w:szCs w:val="16"/>
-              </w:rPr>
-              <w:t>días</w:t>
-            </w:r>
-            <w:r>
-              <w:rPr>
-                <w:b/>
-                <w:bCs/>
-                <w:sz w:val="16"/>
-                <w:szCs w:val="16"/>
-              </w:rPr>
-              <w:t>)</w:t>
-            </w:r>
-          </w:p>
-        </w:tc>
-        <w:tc>
-          <w:tcPr>
-            <w:tcW w:w="1686" w:type="dxa"/>
-          </w:tcPr>
-          <w:p>
-            <w:pPr>
-              <w:jc w:val="center"/>
-              <w:rPr>
-                <w:b/>
-                <w:bCs/>
-                <w:sz w:val="20"/>
-                <w:szCs w:val="20"/>
-              </w:rPr>
-            </w:pPr>
-            <w:r>
-              <w:rPr>
-                <w:b/>
-                <w:bCs/>
-                <w:sz w:val="20"/>
-                <w:szCs w:val="20"/>
-              </w:rPr>
-              <w:t>Costo Total</w:t>
-            </w:r>
-          </w:p>
-        </w:tc>
-        <w:tc>
-          <w:tcPr>
-            <w:tcW w:w="1831" w:type="dxa"/>
-          </w:tcPr>
-          <w:p>
-            <w:pPr>
-              <w:jc w:val="center"/>
-              <w:rPr>
-                <w:b/>
-                <w:bCs/>
-                <w:sz w:val="20"/>
-                <w:szCs w:val="20"/>
-              </w:rPr>
-            </w:pPr>
-            <w:r>
-              <w:rPr>
-                <w:b/>
-                <w:bCs/>
-                <w:sz w:val="20"/>
-                <w:szCs w:val="20"/>
-              </w:rPr>
-              <w:t>Anticipo 40%</w:t>
-            </w:r>
-          </w:p>
-        </w:tc>
-        <w:tc>
-          <w:tcPr>
-            <w:tcW w:w="1685" w:type="dxa"/>
-          </w:tcPr>
-          <w:p>
-            <w:pPr>
-              <w:jc w:val="center"/>
-              <w:rPr>
-                <w:b/>
-                <w:bCs/>
-                <w:sz w:val="20"/>
-                <w:szCs w:val="20"/>
-              </w:rPr>
-            </w:pPr>
-            <w:r>
-              <w:rPr>
-                <w:b/>
-                <w:bCs/>
-                <w:sz w:val="20"/>
-                <w:szCs w:val="20"/>
-              </w:rPr>
-              <w:t>Saldo 60%</w:t>
-            </w:r>
-          </w:p>
-        </w:tc>
-      </w:tr>
-      <w:tr>
-        <w:trPr>
-          <w:jc w:val="center"/>
-        </w:trPr>
-        <w:tc>
-          <w:tcPr>
-            <w:tcW w:w="1659" w:type="dxa"/>
-          </w:tcPr>
-          <w:p>
-            <w:pPr>
-              <w:jc w:val="center"/>
-              <w:rPr>
-                <w:b/>
-                <w:bCs/>
-                <w:sz w:val="20"/>
-                <w:szCs w:val="20"/>
-              </w:rPr>
-            </w:pPr>
-            <w:r>
-              <w:rPr>
-                <w:b/>
-                <w:bCs/>
-                <w:sz w:val="20"/>
-                <w:szCs w:val="20"/>
-              </w:rPr>
-              <w:t>Opción No. 1</w:t>
-            </w:r>
-          </w:p>
-        </w:tc>
-        <w:tc>
-          <w:tcPr>
-            <w:tcW w:w="1245" w:type="dxa"/>
-          </w:tcPr>
-          <w:p>
-            <w:pPr>
-              <w:jc w:val="center"/>
-              <w:rPr>
-                <w:sz w:val="20"/>
-                <w:szCs w:val="20"/>
-              </w:rPr>
-            </w:pPr>
-            <w:r>
-              <w:rPr>
-                <w:sz w:val="20"/>
-                <w:szCs w:val="20"/>
-              </w:rPr>
-              <w:t>42</w:t>
-            </w:r>
-          </w:p>
-        </w:tc>
-        <w:tc>
-          <w:tcPr>
-            <w:tcW w:w="1224" w:type="dxa"/>
-          </w:tcPr>
-          <w:p>
-            <w:pPr>
-              <w:jc w:val="center"/>
-              <w:rPr>
-                <w:sz w:val="20"/>
-                <w:szCs w:val="20"/>
-              </w:rPr>
-            </w:pPr>
-            <w:r>
-              <w:rPr>
-                <w:sz w:val="20"/>
-                <w:szCs w:val="20"/>
-              </w:rPr>
-              <w:t>11</w:t>
-            </w:r>
-          </w:p>
-        </w:tc>
-        <w:tc>
-          <w:tcPr>
-            <w:tcW w:w="1686" w:type="dxa"/>
-          </w:tcPr>
-          <w:p>
-            <w:pPr>
-              <w:jc w:val="center"/>
-              <w:rPr>
-                <w:sz w:val="20"/>
-                <w:szCs w:val="20"/>
-              </w:rPr>
-            </w:pPr>
-            <w:r>
-              <w:rPr>
-                <w:sz w:val="20"/>
-                <w:szCs w:val="20"/>
-              </w:rPr>
-              <w:t>$ 4.500.000</w:t>
-            </w:r>
-          </w:p>
-        </w:tc>
-        <w:tc>
-          <w:tcPr>
-            <w:tcW w:w="1831" w:type="dxa"/>
-          </w:tcPr>
-          <w:p>
-            <w:pPr>
-              <w:jc w:val="center"/>
-              <w:rPr>
-                <w:sz w:val="20"/>
-                <w:szCs w:val="20"/>
-              </w:rPr>
-            </w:pPr>
-            <w:r>
-              <w:rPr>
-                <w:sz w:val="20"/>
-                <w:szCs w:val="20"/>
-              </w:rPr>
-              <w:t>$ 1.800.000</w:t>
-            </w:r>
-          </w:p>
-        </w:tc>
-        <w:tc>
-          <w:tcPr>
-            <w:tcW w:w="1685" w:type="dxa"/>
-          </w:tcPr>
-          <w:p>
-            <w:pPr>
-              <w:jc w:val="center"/>
-              <w:rPr>
-                <w:sz w:val="20"/>
-                <w:szCs w:val="20"/>
-              </w:rPr>
-            </w:pPr>
-            <w:r>
-              <w:rPr>
-                <w:sz w:val="20"/>
-                <w:szCs w:val="20"/>
-              </w:rPr>
-              <w:t>$ 2.700.000</w:t>
-            </w:r>
-          </w:p>
-        </w:tc>
-      </w:tr>
-      <w:tr>
-        <w:trPr>
-          <w:jc w:val="center"/>
-        </w:trPr>
-        <w:tc>
-          <w:tcPr>
-            <w:tcW w:w="1659" w:type="dxa"/>
-          </w:tcPr>
-          <w:p>
-            <w:pPr>
-              <w:jc w:val="center"/>
-              <w:rPr>
-                <w:b/>
-                <w:bCs/>
-                <w:sz w:val="20"/>
-                <w:szCs w:val="20"/>
-              </w:rPr>
-            </w:pPr>
-            <w:r>
-              <w:rPr>
-                <w:b/>
-                <w:bCs/>
-                <w:sz w:val="20"/>
-                <w:szCs w:val="20"/>
-              </w:rPr>
-              <w:t xml:space="preserve">Opción No. </w:t>
-            </w:r>
-            <w:r>
-              <w:rPr>
-                <w:b/>
-                <w:bCs/>
-                <w:sz w:val="20"/>
-                <w:szCs w:val="20"/>
-              </w:rPr>
-              <w:t>2</w:t>
-            </w:r>
-          </w:p>
-        </w:tc>
-        <w:tc>
-          <w:tcPr>
-            <w:tcW w:w="1245" w:type="dxa"/>
-          </w:tcPr>
-          <w:p>
-            <w:pPr>
-              <w:jc w:val="center"/>
-              <w:rPr>
-                <w:sz w:val="20"/>
-                <w:szCs w:val="20"/>
-              </w:rPr>
-            </w:pPr>
-            <w:r>
-              <w:rPr>
-                <w:sz w:val="20"/>
-                <w:szCs w:val="20"/>
-              </w:rPr>
-              <w:t>64</w:t>
-            </w:r>
-          </w:p>
-        </w:tc>
-        <w:tc>
-          <w:tcPr>
-            <w:tcW w:w="1224" w:type="dxa"/>
-          </w:tcPr>
-          <w:p>
-            <w:pPr>
-              <w:jc w:val="center"/>
-              <w:rPr>
-                <w:sz w:val="20"/>
-                <w:szCs w:val="20"/>
-              </w:rPr>
-            </w:pPr>
-            <w:r>
-              <w:rPr>
-                <w:sz w:val="20"/>
-                <w:szCs w:val="20"/>
-              </w:rPr>
-              <w:t>15</w:t>
-            </w:r>
-          </w:p>
-        </w:tc>
-        <w:tc>
-          <w:tcPr>
-            <w:tcW w:w="1686" w:type="dxa"/>
-          </w:tcPr>
-          <w:p>
-            <w:pPr>
-              <w:jc w:val="center"/>
-              <w:rPr>
-                <w:sz w:val="20"/>
-                <w:szCs w:val="20"/>
-              </w:rPr>
-            </w:pPr>
-            <w:r>
-              <w:rPr>
-                <w:sz w:val="20"/>
-                <w:szCs w:val="20"/>
-              </w:rPr>
-              <w:t>$ 6.800.000</w:t>
-            </w:r>
-          </w:p>
-        </w:tc>
-        <w:tc>
-          <w:tcPr>
-            <w:tcW w:w="1831" w:type="dxa"/>
-          </w:tcPr>
-          <w:p>
-            <w:pPr>
-              <w:jc w:val="center"/>
-              <w:rPr>
-                <w:sz w:val="20"/>
-                <w:szCs w:val="20"/>
-              </w:rPr>
-            </w:pPr>
-            <w:r>
-              <w:rPr>
-                <w:sz w:val="20"/>
-                <w:szCs w:val="20"/>
-              </w:rPr>
-              <w:t xml:space="preserve">$ </w:t>
-            </w:r>
-            <w:r>
-              <w:rPr>
-                <w:sz w:val="20"/>
-                <w:szCs w:val="20"/>
-              </w:rPr>
-              <w:t>2.720.000</w:t>
-            </w:r>
-          </w:p>
-        </w:tc>
-        <w:tc>
-          <w:tcPr>
-            <w:tcW w:w="1685" w:type="dxa"/>
-          </w:tcPr>
-          <w:p>
-            <w:pPr>
-              <w:jc w:val="center"/>
-              <w:rPr>
-                <w:sz w:val="20"/>
-                <w:szCs w:val="20"/>
-              </w:rPr>
-            </w:pPr>
-            <w:r>
-              <w:rPr>
-                <w:sz w:val="20"/>
-                <w:szCs w:val="20"/>
-              </w:rPr>
-              <w:t>$ 4.080.000</w:t>
-            </w:r>
-          </w:p>
-        </w:tc>
-      </w:tr>
-      <w:tr>
-        <w:trPr>
-          <w:jc w:val="center"/>
-        </w:trPr>
-        <w:tc>
-          <w:tcPr>
-            <w:tcW w:w="1659" w:type="dxa"/>
-          </w:tcPr>
-          <w:p>
-            <w:pPr>
-              <w:jc w:val="center"/>
-              <w:rPr>
-                <w:b/>
-                <w:bCs/>
-                <w:sz w:val="20"/>
-                <w:szCs w:val="20"/>
-              </w:rPr>
-            </w:pPr>
-            <w:r>
-              <w:rPr>
-                <w:b/>
-                <w:bCs/>
-                <w:sz w:val="20"/>
-                <w:szCs w:val="20"/>
-              </w:rPr>
-              <w:t xml:space="preserve">Opción No. </w:t>
-            </w:r>
-            <w:r>
-              <w:rPr>
+                <w:rFonts w:ascii="Century Gothic" w:hAnsi="Century Gothic"/>
                 <w:b/>
                 <w:bCs/>
                 <w:sz w:val="20"/>
@@ -5143,62 +2672,320 @@
             </w:r>
           </w:p>
         </w:tc>
+      </w:tr>
+      <w:tr>
+        <w:trPr>
+          <w:trHeight w:val="353"/>
+        </w:trPr>
         <w:tc>
           <w:tcPr>
-            <w:tcW w:w="1245" w:type="dxa"/>
+            <w:tcW w:w="7398" w:type="dxa"/>
+            <w:tcBorders>
+              <w:top w:val="single" w:sz="4" w:space="0" w:color="000000" w:themeColor="text1"/>
+              <w:left w:val="single" w:sz="4" w:space="0" w:color="000000" w:themeColor="text1"/>
+              <w:bottom w:val="single" w:sz="4" w:space="0" w:color="000000" w:themeColor="text1"/>
+              <w:right w:val="single" w:sz="4" w:space="0" w:color="000000" w:themeColor="text1"/>
+            </w:tcBorders>
+            <w:shd w:val="clear" w:color="auto" w:fill="70A9E0" w:themeFill="text2" w:themeFillTint="66"/>
           </w:tcPr>
           <w:p>
             <w:pPr>
-              <w:jc w:val="center"/>
+              <w:ind w:right="68"/>
+              <w:jc w:val="right"/>
               <w:rPr>
+                <w:rFonts w:ascii="Century Gothic" w:hAnsi="Century Gothic"/>
                 <w:sz w:val="20"/>
                 <w:szCs w:val="20"/>
               </w:rPr>
             </w:pPr>
             <w:r>
               <w:rPr>
+                <w:rFonts w:ascii="Century Gothic" w:hAnsi="Century Gothic"/>
+                <w:b/>
+                <w:color w:val="000000" w:themeColor="text1"/>
                 <w:sz w:val="20"/>
                 <w:szCs w:val="20"/>
               </w:rPr>
-              <w:t>82</w:t>
+              <w:t xml:space="preserve">Meses </w:t>
             </w:r>
           </w:p>
         </w:tc>
         <w:tc>
           <w:tcPr>
-            <w:tcW w:w="1224" w:type="dxa"/>
+            <w:tcW w:w="714" w:type="dxa"/>
+            <w:tcBorders>
+              <w:top w:val="single" w:sz="4" w:space="0" w:color="000000" w:themeColor="text1"/>
+              <w:left w:val="single" w:sz="4" w:space="0" w:color="000000" w:themeColor="text1"/>
+              <w:bottom w:val="single" w:sz="4" w:space="0" w:color="000000" w:themeColor="text1"/>
+              <w:right w:val="single" w:sz="4" w:space="0" w:color="000000" w:themeColor="text1"/>
+            </w:tcBorders>
+            <w:shd w:val="clear" w:color="auto" w:fill="70A9E0" w:themeFill="text2" w:themeFillTint="66"/>
           </w:tcPr>
           <w:p>
             <w:pPr>
+              <w:ind w:left="1"/>
               <w:jc w:val="center"/>
               <w:rPr>
+                <w:rFonts w:ascii="Century Gothic" w:hAnsi="Century Gothic"/>
                 <w:sz w:val="20"/>
                 <w:szCs w:val="20"/>
               </w:rPr>
             </w:pPr>
             <w:r>
               <w:rPr>
+                <w:rFonts w:ascii="Century Gothic" w:hAnsi="Century Gothic"/>
                 <w:sz w:val="20"/>
                 <w:szCs w:val="20"/>
               </w:rPr>
-              <w:t>20</w:t>
+              <w:t>0.</w:t>
+            </w:r>
+            <w:r>
+              <w:rPr>
+                <w:rFonts w:ascii="Century Gothic" w:hAnsi="Century Gothic"/>
+                <w:sz w:val="20"/>
+                <w:szCs w:val="20"/>
+              </w:rPr>
+              <w:t>55</w:t>
             </w:r>
           </w:p>
         </w:tc>
+      </w:tr>
+    </w:tbl>
+    <w:p/>
+    <w:p>
+      <w:pPr>
+        <w:pStyle w:val="Ttulo1"/>
+        <w:rPr>
+          <w:sz w:val="32"/>
+        </w:rPr>
+      </w:pPr>
+      <w:r>
+        <w:rPr>
+          <w:sz w:val="32"/>
+        </w:rPr>
+        <w:t xml:space="preserve">7. </w:t>
+      </w:r>
+      <w:r>
+        <w:rPr>
+          <w:sz w:val="32"/>
+        </w:rPr>
+        <w:t xml:space="preserve">Inversión y forma de pago </w:t>
+      </w:r>
+    </w:p>
+    <w:p/>
+    <w:tbl>
+      <w:tblPr>
+        <w:tblW w:w="8107" w:type="dxa"/>
+        <w:tblInd w:w="249" w:type="dxa"/>
+        <w:tblCellMar>
+          <w:top w:w="64" w:type="dxa"/>
+          <w:left w:w="107" w:type="dxa"/>
+          <w:right w:w="38" w:type="dxa"/>
+        </w:tblCellMar>
+        <w:tblLook w:val="04A0" w:firstRow="1" w:lastRow="0" w:firstColumn="1" w:lastColumn="0" w:noHBand="0" w:noVBand="1"/>
+      </w:tblPr>
+      <w:tblGrid>
+        <w:gridCol w:w="3816"/>
+        <w:gridCol w:w="1257"/>
+        <w:gridCol w:w="3034"/>
+      </w:tblGrid>
+      <w:tr>
+        <w:trPr>
+          <w:trHeight w:val="325"/>
+        </w:trPr>
         <w:tc>
           <w:tcPr>
-            <w:tcW w:w="1686" w:type="dxa"/>
+            <w:tcW w:w="3816" w:type="dxa"/>
+            <w:tcBorders>
+              <w:top w:val="single" w:sz="4" w:space="0" w:color="000000"/>
+              <w:left w:val="single" w:sz="4" w:space="0" w:color="000000"/>
+              <w:bottom w:val="single" w:sz="4" w:space="0" w:color="000000"/>
+              <w:right w:val="single" w:sz="4" w:space="0" w:color="000000"/>
+            </w:tcBorders>
+            <w:shd w:val="clear" w:color="auto" w:fill="0F4761" w:themeFill="accent1" w:themeFillShade="BF"/>
           </w:tcPr>
           <w:p>
             <w:pPr>
+              <w:ind w:right="71"/>
               <w:jc w:val="center"/>
               <w:rPr>
+                <w:rFonts w:ascii="Century Gothic" w:hAnsi="Century Gothic"/>
+                <w:b/>
+                <w:color w:val="FFFFFF"/>
                 <w:sz w:val="20"/>
                 <w:szCs w:val="20"/>
               </w:rPr>
             </w:pPr>
             <w:r>
               <w:rPr>
+                <w:rFonts w:ascii="Century Gothic" w:hAnsi="Century Gothic"/>
+                <w:b/>
+                <w:color w:val="FFFFFF"/>
+                <w:sz w:val="20"/>
+                <w:szCs w:val="20"/>
+              </w:rPr>
+              <w:t>Hito</w:t>
+            </w:r>
+          </w:p>
+        </w:tc>
+        <w:tc>
+          <w:tcPr>
+            <w:tcW w:w="1257" w:type="dxa"/>
+            <w:tcBorders>
+              <w:top w:val="single" w:sz="4" w:space="0" w:color="000000"/>
+              <w:left w:val="single" w:sz="4" w:space="0" w:color="000000"/>
+              <w:bottom w:val="single" w:sz="4" w:space="0" w:color="000000"/>
+              <w:right w:val="single" w:sz="4" w:space="0" w:color="000000"/>
+            </w:tcBorders>
+            <w:shd w:val="clear" w:color="auto" w:fill="0F4761" w:themeFill="accent1" w:themeFillShade="BF"/>
+          </w:tcPr>
+          <w:p>
+            <w:pPr>
+              <w:rPr>
+                <w:rFonts w:ascii="Century Gothic" w:hAnsi="Century Gothic"/>
+                <w:b/>
+                <w:color w:val="FFFFFF"/>
+                <w:sz w:val="20"/>
+                <w:szCs w:val="20"/>
+              </w:rPr>
+            </w:pPr>
+            <w:r>
+              <w:rPr>
+                <w:rFonts w:ascii="Century Gothic" w:hAnsi="Century Gothic"/>
+                <w:b/>
+                <w:color w:val="FFFFFF"/>
+                <w:sz w:val="20"/>
+                <w:szCs w:val="20"/>
+              </w:rPr>
+              <w:t>Porcentaje</w:t>
+            </w:r>
+          </w:p>
+        </w:tc>
+        <w:tc>
+          <w:tcPr>
+            <w:tcW w:w="3034" w:type="dxa"/>
+            <w:tcBorders>
+              <w:top w:val="single" w:sz="4" w:space="0" w:color="000000"/>
+              <w:left w:val="single" w:sz="4" w:space="0" w:color="000000"/>
+              <w:bottom w:val="single" w:sz="4" w:space="0" w:color="000000"/>
+              <w:right w:val="single" w:sz="4" w:space="0" w:color="000000"/>
+            </w:tcBorders>
+            <w:shd w:val="clear" w:color="auto" w:fill="0F4761" w:themeFill="accent1" w:themeFillShade="BF"/>
+          </w:tcPr>
+          <w:p>
+            <w:pPr>
+              <w:rPr>
+                <w:rFonts w:ascii="Century Gothic" w:hAnsi="Century Gothic"/>
+                <w:b/>
+                <w:color w:val="FFFFFF"/>
+                <w:sz w:val="20"/>
+                <w:szCs w:val="20"/>
+              </w:rPr>
+            </w:pPr>
+            <w:r>
+              <w:rPr>
+                <w:rFonts w:ascii="Century Gothic" w:hAnsi="Century Gothic"/>
+                <w:b/>
+                <w:color w:val="FFFFFF"/>
+                <w:sz w:val="20"/>
+                <w:szCs w:val="20"/>
+              </w:rPr>
+              <w:t>Valor</w:t>
+            </w:r>
+          </w:p>
+        </w:tc>
+      </w:tr>
+      <w:tr>
+        <w:trPr>
+          <w:trHeight w:val="324"/>
+        </w:trPr>
+        <w:tc>
+          <w:tcPr>
+            <w:tcW w:w="3816" w:type="dxa"/>
+            <w:tcBorders>
+              <w:top w:val="single" w:sz="4" w:space="0" w:color="000000"/>
+              <w:left w:val="single" w:sz="4" w:space="0" w:color="000000"/>
+              <w:bottom w:val="single" w:sz="4" w:space="0" w:color="000000"/>
+              <w:right w:val="single" w:sz="4" w:space="0" w:color="000000"/>
+            </w:tcBorders>
+          </w:tcPr>
+          <w:p>
+            <w:pPr>
+              <w:rPr>
+                <w:rFonts w:ascii="Century Gothic" w:hAnsi="Century Gothic"/>
+                <w:sz w:val="20"/>
+                <w:szCs w:val="20"/>
+              </w:rPr>
+            </w:pPr>
+            <w:r>
+              <w:rPr>
+                <w:rFonts w:ascii="Century Gothic" w:hAnsi="Century Gothic"/>
+                <w:sz w:val="20"/>
+                <w:szCs w:val="20"/>
+              </w:rPr>
+              <w:t>Entrega final</w:t>
+            </w:r>
+          </w:p>
+        </w:tc>
+        <w:tc>
+          <w:tcPr>
+            <w:tcW w:w="1257" w:type="dxa"/>
+            <w:tcBorders>
+              <w:top w:val="single" w:sz="4" w:space="0" w:color="000000"/>
+              <w:left w:val="single" w:sz="4" w:space="0" w:color="000000"/>
+              <w:bottom w:val="single" w:sz="4" w:space="0" w:color="000000"/>
+              <w:right w:val="single" w:sz="4" w:space="0" w:color="000000"/>
+            </w:tcBorders>
+          </w:tcPr>
+          <w:p>
+            <w:pPr>
+              <w:jc w:val="right"/>
+              <w:rPr>
+                <w:rFonts w:ascii="Century Gothic" w:hAnsi="Century Gothic"/>
+                <w:sz w:val="20"/>
+                <w:szCs w:val="20"/>
+              </w:rPr>
+            </w:pPr>
+            <w:r>
+              <w:rPr>
+                <w:rFonts w:ascii="Century Gothic" w:hAnsi="Century Gothic"/>
+                <w:sz w:val="20"/>
+                <w:szCs w:val="20"/>
+              </w:rPr>
+              <w:t>100</w:t>
+            </w:r>
+            <w:r>
+              <w:rPr>
+                <w:rFonts w:ascii="Century Gothic" w:hAnsi="Century Gothic"/>
+                <w:sz w:val="20"/>
+                <w:szCs w:val="20"/>
+              </w:rPr>
+              <w:t>%</w:t>
+            </w:r>
+          </w:p>
+        </w:tc>
+        <w:tc>
+          <w:tcPr>
+            <w:tcW w:w="3034" w:type="dxa"/>
+            <w:tcBorders>
+              <w:top w:val="single" w:sz="4" w:space="0" w:color="000000"/>
+              <w:left w:val="single" w:sz="4" w:space="0" w:color="000000"/>
+              <w:bottom w:val="single" w:sz="4" w:space="0" w:color="000000"/>
+              <w:right w:val="single" w:sz="4" w:space="0" w:color="000000"/>
+            </w:tcBorders>
+          </w:tcPr>
+          <w:p>
+            <w:pPr>
+              <w:jc w:val="center"/>
+              <w:rPr>
+                <w:rFonts w:ascii="Century Gothic" w:hAnsi="Century Gothic"/>
+                <w:sz w:val="20"/>
+                <w:szCs w:val="20"/>
+              </w:rPr>
+            </w:pPr>
+            <w:r>
+              <w:rPr>
+                <w:rFonts w:ascii="Century Gothic" w:hAnsi="Century Gothic"/>
                 <w:sz w:val="20"/>
                 <w:szCs w:val="20"/>
               </w:rPr>
@@ -5206,13 +2993,15 @@
             </w:r>
             <w:r>
               <w:rPr>
+                <w:rFonts w:ascii="Century Gothic" w:hAnsi="Century Gothic"/>
                 <w:sz w:val="20"/>
                 <w:szCs w:val="20"/>
               </w:rPr>
-              <w:t>9</w:t>
+              <w:t>6</w:t>
             </w:r>
             <w:r>
               <w:rPr>
+                <w:rFonts w:ascii="Century Gothic" w:hAnsi="Century Gothic"/>
                 <w:sz w:val="20"/>
                 <w:szCs w:val="20"/>
               </w:rPr>
@@ -5220,13 +3009,163 @@
             </w:r>
             <w:r>
               <w:rPr>
+                <w:rFonts w:ascii="Century Gothic" w:hAnsi="Century Gothic"/>
                 <w:sz w:val="20"/>
                 <w:szCs w:val="20"/>
               </w:rPr>
-              <w:t>2</w:t>
+              <w:t>00</w:t>
             </w:r>
             <w:r>
               <w:rPr>
+                <w:rFonts w:ascii="Century Gothic" w:hAnsi="Century Gothic"/>
+                <w:sz w:val="20"/>
+                <w:szCs w:val="20"/>
+              </w:rPr>
+              <w:t>0.000</w:t>
+            </w:r>
+          </w:p>
+        </w:tc>
+      </w:tr>
+      <w:tr>
+        <w:trPr>
+          <w:trHeight w:val="338"/>
+        </w:trPr>
+        <w:tc>
+          <w:tcPr>
+            <w:tcW w:w="3816" w:type="dxa"/>
+            <w:tcBorders>
+              <w:top w:val="single" w:sz="4" w:space="0" w:color="000000"/>
+              <w:left w:val="single" w:sz="4" w:space="0" w:color="000000"/>
+              <w:bottom w:val="single" w:sz="4" w:space="0" w:color="000000"/>
+              <w:right w:val="single" w:sz="4" w:space="0" w:color="000000"/>
+            </w:tcBorders>
+            <w:shd w:val="clear" w:color="auto" w:fill="0F4761" w:themeFill="accent1" w:themeFillShade="BF"/>
+          </w:tcPr>
+          <w:p>
+            <w:pPr>
+              <w:ind w:right="68"/>
+              <w:jc w:val="right"/>
+              <w:rPr>
+                <w:rFonts w:ascii="Century Gothic" w:hAnsi="Century Gothic"/>
+                <w:sz w:val="20"/>
+                <w:szCs w:val="20"/>
+              </w:rPr>
+            </w:pPr>
+            <w:r>
+              <w:rPr>
+                <w:rFonts w:ascii="Century Gothic" w:hAnsi="Century Gothic"/>
+                <w:b/>
+                <w:color w:val="FFFFFF"/>
+                <w:sz w:val="20"/>
+                <w:szCs w:val="20"/>
+              </w:rPr>
+              <w:t xml:space="preserve">Totales </w:t>
+            </w:r>
+          </w:p>
+        </w:tc>
+        <w:tc>
+          <w:tcPr>
+            <w:tcW w:w="1257" w:type="dxa"/>
+            <w:tcBorders>
+              <w:top w:val="single" w:sz="4" w:space="0" w:color="000000"/>
+              <w:left w:val="single" w:sz="4" w:space="0" w:color="000000"/>
+              <w:bottom w:val="single" w:sz="4" w:space="0" w:color="000000"/>
+              <w:right w:val="single" w:sz="4" w:space="0" w:color="000000"/>
+            </w:tcBorders>
+            <w:shd w:val="clear" w:color="auto" w:fill="0F4761" w:themeFill="accent1" w:themeFillShade="BF"/>
+          </w:tcPr>
+          <w:p>
+            <w:pPr>
+              <w:ind w:right="68"/>
+              <w:jc w:val="right"/>
+              <w:rPr>
+                <w:rFonts w:ascii="Century Gothic" w:hAnsi="Century Gothic"/>
+                <w:b/>
+                <w:color w:val="FFFFFF"/>
+                <w:sz w:val="20"/>
+                <w:szCs w:val="20"/>
+              </w:rPr>
+            </w:pPr>
+            <w:r>
+              <w:rPr>
+                <w:rFonts w:ascii="Century Gothic" w:hAnsi="Century Gothic"/>
+                <w:b/>
+                <w:color w:val="FFFFFF"/>
+                <w:sz w:val="20"/>
+                <w:szCs w:val="20"/>
+              </w:rPr>
+              <w:t>100%</w:t>
+            </w:r>
+          </w:p>
+        </w:tc>
+        <w:tc>
+          <w:tcPr>
+            <w:tcW w:w="3034" w:type="dxa"/>
+            <w:tcBorders>
+              <w:top w:val="single" w:sz="4" w:space="0" w:color="000000"/>
+              <w:left w:val="single" w:sz="4" w:space="0" w:color="000000"/>
+              <w:bottom w:val="single" w:sz="4" w:space="0" w:color="000000"/>
+              <w:right w:val="single" w:sz="4" w:space="0" w:color="000000"/>
+            </w:tcBorders>
+            <w:shd w:val="clear" w:color="auto" w:fill="0F4761" w:themeFill="accent1" w:themeFillShade="BF"/>
+          </w:tcPr>
+          <w:p>
+            <w:pPr>
+              <w:ind w:right="68"/>
+              <w:jc w:val="center"/>
+              <w:rPr>
+                <w:rFonts w:ascii="Century Gothic" w:hAnsi="Century Gothic"/>
+                <w:b/>
+                <w:color w:val="FFFFFF"/>
+                <w:sz w:val="20"/>
+                <w:szCs w:val="20"/>
+              </w:rPr>
+            </w:pPr>
+            <w:r>
+              <w:rPr>
+                <w:rFonts w:ascii="Century Gothic" w:hAnsi="Century Gothic"/>
+                <w:b/>
+                <w:color w:val="FFFFFF"/>
+                <w:sz w:val="20"/>
+                <w:szCs w:val="20"/>
+              </w:rPr>
+              <w:t xml:space="preserve">$ </w:t>
+            </w:r>
+            <w:r>
+              <w:rPr>
+                <w:rFonts w:ascii="Century Gothic" w:hAnsi="Century Gothic"/>
+                <w:b/>
+                <w:color w:val="FFFFFF"/>
+                <w:sz w:val="20"/>
+                <w:szCs w:val="20"/>
+              </w:rPr>
+              <w:t>6</w:t>
+            </w:r>
+            <w:r>
+              <w:rPr>
+                <w:rFonts w:ascii="Century Gothic" w:hAnsi="Century Gothic"/>
+                <w:b/>
+                <w:color w:val="FFFFFF"/>
+                <w:sz w:val="20"/>
+                <w:szCs w:val="20"/>
+              </w:rPr>
+              <w:t>.</w:t>
+            </w:r>
+            <w:r>
+              <w:rPr>
+                <w:rFonts w:ascii="Century Gothic" w:hAnsi="Century Gothic"/>
+                <w:b/>
+                <w:color w:val="FFFFFF"/>
+                <w:sz w:val="20"/>
+                <w:szCs w:val="20"/>
+              </w:rPr>
+              <w:t>0</w:t>
+            </w:r>
+            <w:r>
+              <w:rPr>
+                <w:rFonts w:ascii="Century Gothic" w:hAnsi="Century Gothic"/>
+                <w:b/>
+                <w:color w:val="FFFFFF"/>
                 <w:sz w:val="20"/>
                 <w:szCs w:val="20"/>
               </w:rPr>
@@ -5234,50 +3173,48 @@
             </w:r>
           </w:p>
         </w:tc>
-        <w:tc>
-          <w:tcPr>
-            <w:tcW w:w="1831" w:type="dxa"/>
-          </w:tcPr>
-          <w:p>
-            <w:pPr>
-              <w:jc w:val="center"/>
-              <w:rPr>
-                <w:sz w:val="20"/>
-                <w:szCs w:val="20"/>
-              </w:rPr>
-            </w:pPr>
-            <w:r>
-              <w:rPr>
-                <w:sz w:val="20"/>
-                <w:szCs w:val="20"/>
-              </w:rPr>
-              <w:t>$ 3.680.000</w:t>
-            </w:r>
-          </w:p>
-        </w:tc>
-        <w:tc>
-          <w:tcPr>
-            <w:tcW w:w="1685" w:type="dxa"/>
-          </w:tcPr>
-          <w:p>
-            <w:pPr>
-              <w:jc w:val="center"/>
-              <w:rPr>
-                <w:sz w:val="20"/>
-                <w:szCs w:val="20"/>
-              </w:rPr>
-            </w:pPr>
-            <w:r>
-              <w:rPr>
-                <w:sz w:val="20"/>
-                <w:szCs w:val="20"/>
-              </w:rPr>
-              <w:t>$ 5.520.000</w:t>
-            </w:r>
-          </w:p>
-        </w:tc>
       </w:tr>
     </w:tbl>
+    <w:p>
+      <w:pPr>
+        <w:pStyle w:val="Prrafodelista"/>
+        <w:ind w:left="792"/>
+        <w:jc w:val="both"/>
+        <w:rPr>
+          <w:rFonts w:ascii="Century Gothic" w:hAnsi="Century Gothic" w:cstheme="majorHAnsi"/>
+          <w:szCs w:val="24"/>
+        </w:rPr>
+      </w:pPr>
+    </w:p>
+    <w:p>
+      <w:pPr>
+        <w:pStyle w:val="Prrafodelista"/>
+        <w:ind w:left="0"/>
+        <w:jc w:val="both"/>
+        <w:rPr>
+          <w:rFonts w:ascii="Century Gothic" w:hAnsi="Century Gothic" w:cstheme="majorHAnsi"/>
+          <w:szCs w:val="24"/>
+        </w:rPr>
+      </w:pPr>
+    </w:p>
+    <w:p>
+      <w:pPr>
+        <w:pStyle w:val="Prrafodelista"/>
+        <w:ind w:left="0"/>
+        <w:jc w:val="both"/>
+        <w:rPr>
+          <w:rFonts w:ascii="Century Gothic" w:hAnsi="Century Gothic" w:cstheme="majorHAnsi"/>
+          <w:szCs w:val="24"/>
+        </w:rPr>
+      </w:pPr>
+      <w:r>
+        <w:rPr>
+          <w:rFonts w:ascii="Century Gothic" w:hAnsi="Century Gothic" w:cstheme="majorHAnsi"/>
+          <w:szCs w:val="24"/>
+        </w:rPr>
+        <w:t xml:space="preserve">Impuestos: El valor del IVA y otros impuestos si aplicasen, NO están incluidos en la presente oferta y se deben agregar al valor del proyecto. </w:t>
+      </w:r>
+    </w:p>
     <w:p/>
     <w:p>
       <w:pPr>
@@ -5367,6 +3304,7 @@
         <w:rPr>
           <w:sz w:val="32"/>
         </w:rPr>
+        <w:lastRenderedPageBreak/>
         <w:t xml:space="preserve">Validez de la propuesta  </w:t>
       </w:r>
     </w:p>
@@ -5399,6 +3337,14 @@
       <w:pPr>
         <w:pStyle w:val="Ttulo1"/>
         <w:rPr>
+          <w:sz w:val="32"/>
+        </w:rPr>
+      </w:pPr>
+    </w:p>
+    <w:p>
+      <w:pPr>
+        <w:pStyle w:val="Ttulo1"/>
+        <w:rPr>
           <w:rFonts w:ascii="Century Gothic" w:hAnsi="Century Gothic"/>
           <w:szCs w:val="24"/>
         </w:rPr>
@@ -5407,7 +3353,6 @@
         <w:rPr>
           <w:sz w:val="32"/>
         </w:rPr>
-        <w:lastRenderedPageBreak/>
         <w:t xml:space="preserve">Garantía  </w:t>
       </w:r>
     </w:p>
@@ -5474,36 +3419,6 @@
         </w:rPr>
         <w:t xml:space="preserve">El contratista en ningún caso tendrá responsabilidad por daños de cualquier naturaleza, incluyendo sin limitar, pérdidas de utilidades, interrupción de operaciones, pérdida de información comercial u otros daños pecuniarios, que se deriven del mal uso o incapacidad de usar el(los) producto(s) y/o los programas instalados.  </w:t>
       </w:r>
-    </w:p>
-    <w:p>
-      <w:pPr>
-        <w:ind w:left="708"/>
-        <w:jc w:val="both"/>
-        <w:rPr>
-          <w:rFonts w:ascii="Century Gothic" w:hAnsi="Century Gothic" w:cstheme="majorBidi"/>
-          <w:szCs w:val="24"/>
-        </w:rPr>
-      </w:pPr>
-    </w:p>
-    <w:p>
-      <w:pPr>
-        <w:ind w:left="708"/>
-        <w:jc w:val="both"/>
-        <w:rPr>
-          <w:rFonts w:ascii="Century Gothic" w:hAnsi="Century Gothic" w:cstheme="majorBidi"/>
-          <w:szCs w:val="24"/>
-        </w:rPr>
-      </w:pPr>
-    </w:p>
-    <w:p>
-      <w:pPr>
-        <w:ind w:left="708"/>
-        <w:jc w:val="both"/>
-        <w:rPr>
-          <w:rFonts w:ascii="Century Gothic" w:hAnsi="Century Gothic" w:cstheme="majorBidi"/>
-          <w:szCs w:val="24"/>
-        </w:rPr>
-      </w:pPr>
     </w:p>
     <w:p>
       <w:pPr>
@@ -5777,12 +3692,12 @@
                                     <pic:cNvPicPr/>
                                   </pic:nvPicPr>
                                   <pic:blipFill rotWithShape="1">
-                                    <a:blip r:embed="rId8">
+                                    <a:blip r:embed="rId10">
                                       <a:alphaModFix amt="50000"/>
                                       <a:extLst>
                                         <a:ext uri="{BEBA8EAE-BF5A-486C-A8C5-ECC9F3942E4B}">
                                           <a14:imgProps xmlns:a14="http://schemas.microsoft.com/office/drawing/2010/main">
-                                            <a14:imgLayer r:embed="rId9">
+                                            <a14:imgLayer r:embed="rId11">
                                               <a14:imgEffect>
                                                 <a14:artisticPhotocopy trans="0" detail="10"/>
                                               </a14:imgEffect>
@@ -5915,8 +3830,8 @@
     </w:p>
     <w:p/>
     <w:sectPr>
-      <w:headerReference w:type="even" r:id="rId10"/>
-      <w:headerReference w:type="first" r:id="rId11"/>
+      <w:headerReference w:type="even" r:id="rId12"/>
+      <w:headerReference w:type="first" r:id="rId13"/>
       <w:pgSz w:w="12240" w:h="15840" w:code="1"/>
       <w:pgMar w:top="1440" w:right="1440" w:bottom="1440" w:left="1440" w:header="709" w:footer="709" w:gutter="0"/>
       <w:cols w:space="708"/>
@@ -7214,6 +5129,118 @@
     </w:lvl>
   </w:abstractNum>
   <w:abstractNum w:abstractNumId="7" w15:restartNumberingAfterBreak="0">
+    <w:nsid w:val="0E28496D"/>
+    <w:multiLevelType w:val="hybridMultilevel"/>
+    <w:tmpl w:val="C9F2E7C0"/>
+    <w:lvl w:ilvl="0" w:tplc="BB90F280">
+      <w:numFmt w:val="bullet"/>
+      <w:lvlText w:val="•"/>
+      <w:lvlJc w:val="left"/>
+      <w:pPr>
+        <w:ind w:left="1065" w:hanging="705"/>
+      </w:pPr>
+      <w:rPr>
+        <w:rFonts w:ascii="Verdana" w:eastAsiaTheme="minorHAnsi" w:hAnsi="Verdana" w:cstheme="minorBidi" w:hint="default"/>
+      </w:rPr>
+    </w:lvl>
+    <w:lvl w:ilvl="1" w:tplc="240A0003" w:tentative="1">
+      <w:start w:val="1"/>
+      <w:numFmt w:val="bullet"/>
+      <w:lvlText w:val="o"/>
+      <w:lvlJc w:val="left"/>
+      <w:pPr>
+        <w:ind w:left="1440" w:hanging="360"/>
+      </w:pPr>
+      <w:rPr>
+        <w:rFonts w:ascii="Courier New" w:hAnsi="Courier New" w:cs="Courier New" w:hint="default"/>
+      </w:rPr>
+    </w:lvl>
+    <w:lvl w:ilvl="2" w:tplc="240A0005" w:tentative="1">
+      <w:start w:val="1"/>
+      <w:numFmt w:val="bullet"/>
+      <w:lvlText w:val=""/>
+      <w:lvlJc w:val="left"/>
+      <w:pPr>
+        <w:ind w:left="2160" w:hanging="360"/>
+      </w:pPr>
+      <w:rPr>
+        <w:rFonts w:ascii="Wingdings" w:hAnsi="Wingdings" w:hint="default"/>
+      </w:rPr>
+    </w:lvl>
+    <w:lvl w:ilvl="3" w:tplc="240A0001" w:tentative="1">
+      <w:start w:val="1"/>
+      <w:numFmt w:val="bullet"/>
+      <w:lvlText w:val=""/>
+      <w:lvlJc w:val="left"/>
+      <w:pPr>
+        <w:ind w:left="2880" w:hanging="360"/>
+      </w:pPr>
+      <w:rPr>
+        <w:rFonts w:ascii="Symbol" w:hAnsi="Symbol" w:hint="default"/>
+      </w:rPr>
+    </w:lvl>
+    <w:lvl w:ilvl="4" w:tplc="240A0003" w:tentative="1">
+      <w:start w:val="1"/>
+      <w:numFmt w:val="bullet"/>
+      <w:lvlText w:val="o"/>
+      <w:lvlJc w:val="left"/>
+      <w:pPr>
+        <w:ind w:left="3600" w:hanging="360"/>
+      </w:pPr>
+      <w:rPr>
+        <w:rFonts w:ascii="Courier New" w:hAnsi="Courier New" w:cs="Courier New" w:hint="default"/>
+      </w:rPr>
+    </w:lvl>
+    <w:lvl w:ilvl="5" w:tplc="240A0005" w:tentative="1">
+      <w:start w:val="1"/>
+      <w:numFmt w:val="bullet"/>
+      <w:lvlText w:val=""/>
+      <w:lvlJc w:val="left"/>
+      <w:pPr>
+        <w:ind w:left="4320" w:hanging="360"/>
+      </w:pPr>
+      <w:rPr>
+        <w:rFonts w:ascii="Wingdings" w:hAnsi="Wingdings" w:hint="default"/>
+      </w:rPr>
+    </w:lvl>
+    <w:lvl w:ilvl="6" w:tplc="240A0001" w:tentative="1">
+      <w:start w:val="1"/>
+      <w:numFmt w:val="bullet"/>
+      <w:lvlText w:val=""/>
+      <w:lvlJc w:val="left"/>
+      <w:pPr>
+        <w:ind w:left="5040" w:hanging="360"/>
+      </w:pPr>
+      <w:rPr>
+        <w:rFonts w:ascii="Symbol" w:hAnsi="Symbol" w:hint="default"/>
+      </w:rPr>
+    </w:lvl>
+    <w:lvl w:ilvl="7" w:tplc="240A0003" w:tentative="1">
+      <w:start w:val="1"/>
+      <w:numFmt w:val="bullet"/>
+      <w:lvlText w:val="o"/>
+      <w:lvlJc w:val="left"/>
+      <w:pPr>
+        <w:ind w:left="5760" w:hanging="360"/>
+      </w:pPr>
+      <w:rPr>
+        <w:rFonts w:ascii="Courier New" w:hAnsi="Courier New" w:cs="Courier New" w:hint="default"/>
+      </w:rPr>
+    </w:lvl>
+    <w:lvl w:ilvl="8" w:tplc="240A0005" w:tentative="1">
+      <w:start w:val="1"/>
+      <w:numFmt w:val="bullet"/>
+      <w:lvlText w:val=""/>
+      <w:lvlJc w:val="left"/>
+      <w:pPr>
+        <w:ind w:left="6480" w:hanging="360"/>
+      </w:pPr>
+      <w:rPr>
+        <w:rFonts w:ascii="Wingdings" w:hAnsi="Wingdings" w:hint="default"/>
+      </w:rPr>
+    </w:lvl>
+  </w:abstractNum>
+  <w:abstractNum w:abstractNumId="8" w15:restartNumberingAfterBreak="0">
     <w:nsid w:val="17485666"/>
     <w:multiLevelType w:val="hybridMultilevel"/>
     <w:tmpl w:val="A79A2E66"/>
@@ -7326,7 +5353,7 @@
       </w:rPr>
     </w:lvl>
   </w:abstractNum>
-  <w:abstractNum w:abstractNumId="8" w15:restartNumberingAfterBreak="0">
+  <w:abstractNum w:abstractNumId="9" w15:restartNumberingAfterBreak="0">
     <w:nsid w:val="180C4C96"/>
     <w:multiLevelType w:val="multilevel"/>
     <w:tmpl w:val="BDD67224"/>
@@ -7475,7 +5502,119 @@
       </w:rPr>
     </w:lvl>
   </w:abstractNum>
-  <w:abstractNum w:abstractNumId="9" w15:restartNumberingAfterBreak="0">
+  <w:abstractNum w:abstractNumId="10" w15:restartNumberingAfterBreak="0">
+    <w:nsid w:val="1B6D5B5E"/>
+    <w:multiLevelType w:val="hybridMultilevel"/>
+    <w:tmpl w:val="DDB046B8"/>
+    <w:lvl w:ilvl="0" w:tplc="BB90F280">
+      <w:numFmt w:val="bullet"/>
+      <w:lvlText w:val="•"/>
+      <w:lvlJc w:val="left"/>
+      <w:pPr>
+        <w:ind w:left="1065" w:hanging="705"/>
+      </w:pPr>
+      <w:rPr>
+        <w:rFonts w:ascii="Verdana" w:eastAsiaTheme="minorHAnsi" w:hAnsi="Verdana" w:cstheme="minorBidi" w:hint="default"/>
+      </w:rPr>
+    </w:lvl>
+    <w:lvl w:ilvl="1" w:tplc="240A0003" w:tentative="1">
+      <w:start w:val="1"/>
+      <w:numFmt w:val="bullet"/>
+      <w:lvlText w:val="o"/>
+      <w:lvlJc w:val="left"/>
+      <w:pPr>
+        <w:ind w:left="1440" w:hanging="360"/>
+      </w:pPr>
+      <w:rPr>
+        <w:rFonts w:ascii="Courier New" w:hAnsi="Courier New" w:cs="Courier New" w:hint="default"/>
+      </w:rPr>
+    </w:lvl>
+    <w:lvl w:ilvl="2" w:tplc="240A0005" w:tentative="1">
+      <w:start w:val="1"/>
+      <w:numFmt w:val="bullet"/>
+      <w:lvlText w:val=""/>
+      <w:lvlJc w:val="left"/>
+      <w:pPr>
+        <w:ind w:left="2160" w:hanging="360"/>
+      </w:pPr>
+      <w:rPr>
+        <w:rFonts w:ascii="Wingdings" w:hAnsi="Wingdings" w:hint="default"/>
+      </w:rPr>
+    </w:lvl>
+    <w:lvl w:ilvl="3" w:tplc="240A0001" w:tentative="1">
+      <w:start w:val="1"/>
+      <w:numFmt w:val="bullet"/>
+      <w:lvlText w:val=""/>
+      <w:lvlJc w:val="left"/>
+      <w:pPr>
+        <w:ind w:left="2880" w:hanging="360"/>
+      </w:pPr>
+      <w:rPr>
+        <w:rFonts w:ascii="Symbol" w:hAnsi="Symbol" w:hint="default"/>
+      </w:rPr>
+    </w:lvl>
+    <w:lvl w:ilvl="4" w:tplc="240A0003" w:tentative="1">
+      <w:start w:val="1"/>
+      <w:numFmt w:val="bullet"/>
+      <w:lvlText w:val="o"/>
+      <w:lvlJc w:val="left"/>
+      <w:pPr>
+        <w:ind w:left="3600" w:hanging="360"/>
+      </w:pPr>
+      <w:rPr>
+        <w:rFonts w:ascii="Courier New" w:hAnsi="Courier New" w:cs="Courier New" w:hint="default"/>
+      </w:rPr>
+    </w:lvl>
+    <w:lvl w:ilvl="5" w:tplc="240A0005" w:tentative="1">
+      <w:start w:val="1"/>
+      <w:numFmt w:val="bullet"/>
+      <w:lvlText w:val=""/>
+      <w:lvlJc w:val="left"/>
+      <w:pPr>
+        <w:ind w:left="4320" w:hanging="360"/>
+      </w:pPr>
+      <w:rPr>
+        <w:rFonts w:ascii="Wingdings" w:hAnsi="Wingdings" w:hint="default"/>
+      </w:rPr>
+    </w:lvl>
+    <w:lvl w:ilvl="6" w:tplc="240A0001" w:tentative="1">
+      <w:start w:val="1"/>
+      <w:numFmt w:val="bullet"/>
+      <w:lvlText w:val=""/>
+      <w:lvlJc w:val="left"/>
+      <w:pPr>
+        <w:ind w:left="5040" w:hanging="360"/>
+      </w:pPr>
+      <w:rPr>
+        <w:rFonts w:ascii="Symbol" w:hAnsi="Symbol" w:hint="default"/>
+      </w:rPr>
+    </w:lvl>
+    <w:lvl w:ilvl="7" w:tplc="240A0003" w:tentative="1">
+      <w:start w:val="1"/>
+      <w:numFmt w:val="bullet"/>
+      <w:lvlText w:val="o"/>
+      <w:lvlJc w:val="left"/>
+      <w:pPr>
+        <w:ind w:left="5760" w:hanging="360"/>
+      </w:pPr>
+      <w:rPr>
+        <w:rFonts w:ascii="Courier New" w:hAnsi="Courier New" w:cs="Courier New" w:hint="default"/>
+      </w:rPr>
+    </w:lvl>
+    <w:lvl w:ilvl="8" w:tplc="240A0005" w:tentative="1">
+      <w:start w:val="1"/>
+      <w:numFmt w:val="bullet"/>
+      <w:lvlText w:val=""/>
+      <w:lvlJc w:val="left"/>
+      <w:pPr>
+        <w:ind w:left="6480" w:hanging="360"/>
+      </w:pPr>
+      <w:rPr>
+        <w:rFonts w:ascii="Wingdings" w:hAnsi="Wingdings" w:hint="default"/>
+      </w:rPr>
+    </w:lvl>
+  </w:abstractNum>
+  <w:abstractNum w:abstractNumId="11" w15:restartNumberingAfterBreak="0">
     <w:nsid w:val="1DFB6BE8"/>
     <w:multiLevelType w:val="multilevel"/>
     <w:tmpl w:val="BEC2999E"/>
@@ -7624,7 +5763,7 @@
       </w:rPr>
     </w:lvl>
   </w:abstractNum>
-  <w:abstractNum w:abstractNumId="10" w15:restartNumberingAfterBreak="0">
+  <w:abstractNum w:abstractNumId="12" w15:restartNumberingAfterBreak="0">
     <w:nsid w:val="232F7191"/>
     <w:multiLevelType w:val="multilevel"/>
     <w:tmpl w:val="4E5EE73E"/>
@@ -7773,7 +5912,7 @@
       </w:rPr>
     </w:lvl>
   </w:abstractNum>
-  <w:abstractNum w:abstractNumId="11" w15:restartNumberingAfterBreak="0">
+  <w:abstractNum w:abstractNumId="13" w15:restartNumberingAfterBreak="0">
     <w:nsid w:val="2BED5EA0"/>
     <w:multiLevelType w:val="hybridMultilevel"/>
     <w:tmpl w:val="E5E412B4"/>
@@ -7886,7 +6025,7 @@
       </w:rPr>
     </w:lvl>
   </w:abstractNum>
-  <w:abstractNum w:abstractNumId="12" w15:restartNumberingAfterBreak="0">
+  <w:abstractNum w:abstractNumId="14" w15:restartNumberingAfterBreak="0">
     <w:nsid w:val="2CC52DEA"/>
     <w:multiLevelType w:val="hybridMultilevel"/>
     <w:tmpl w:val="27F2B702"/>
@@ -7999,7 +6138,120 @@
       </w:rPr>
     </w:lvl>
   </w:abstractNum>
-  <w:abstractNum w:abstractNumId="13" w15:restartNumberingAfterBreak="0">
+  <w:abstractNum w:abstractNumId="15" w15:restartNumberingAfterBreak="0">
+    <w:nsid w:val="33226EA1"/>
+    <w:multiLevelType w:val="hybridMultilevel"/>
+    <w:tmpl w:val="BAC477AE"/>
+    <w:lvl w:ilvl="0" w:tplc="240A0001">
+      <w:start w:val="1"/>
+      <w:numFmt w:val="bullet"/>
+      <w:lvlText w:val=""/>
+      <w:lvlJc w:val="left"/>
+      <w:pPr>
+        <w:ind w:left="720" w:hanging="360"/>
+      </w:pPr>
+      <w:rPr>
+        <w:rFonts w:ascii="Symbol" w:hAnsi="Symbol" w:hint="default"/>
+      </w:rPr>
+    </w:lvl>
+    <w:lvl w:ilvl="1" w:tplc="240A0003" w:tentative="1">
+      <w:start w:val="1"/>
+      <w:numFmt w:val="bullet"/>
+      <w:lvlText w:val="o"/>
+      <w:lvlJc w:val="left"/>
+      <w:pPr>
+        <w:ind w:left="1440" w:hanging="360"/>
+      </w:pPr>
+      <w:rPr>
+        <w:rFonts w:ascii="Courier New" w:hAnsi="Courier New" w:cs="Courier New" w:hint="default"/>
+      </w:rPr>
+    </w:lvl>
+    <w:lvl w:ilvl="2" w:tplc="240A0005" w:tentative="1">
+      <w:start w:val="1"/>
+      <w:numFmt w:val="bullet"/>
+      <w:lvlText w:val=""/>
+      <w:lvlJc w:val="left"/>
+      <w:pPr>
+        <w:ind w:left="2160" w:hanging="360"/>
+      </w:pPr>
+      <w:rPr>
+        <w:rFonts w:ascii="Wingdings" w:hAnsi="Wingdings" w:hint="default"/>
+      </w:rPr>
+    </w:lvl>
+    <w:lvl w:ilvl="3" w:tplc="240A0001" w:tentative="1">
+      <w:start w:val="1"/>
+      <w:numFmt w:val="bullet"/>
+      <w:lvlText w:val=""/>
+      <w:lvlJc w:val="left"/>
+      <w:pPr>
+        <w:ind w:left="2880" w:hanging="360"/>
+      </w:pPr>
+      <w:rPr>
+        <w:rFonts w:ascii="Symbol" w:hAnsi="Symbol" w:hint="default"/>
+      </w:rPr>
+    </w:lvl>
+    <w:lvl w:ilvl="4" w:tplc="240A0003" w:tentative="1">
+      <w:start w:val="1"/>
+      <w:numFmt w:val="bullet"/>
+      <w:lvlText w:val="o"/>
+      <w:lvlJc w:val="left"/>
+      <w:pPr>
+        <w:ind w:left="3600" w:hanging="360"/>
+      </w:pPr>
+      <w:rPr>
+        <w:rFonts w:ascii="Courier New" w:hAnsi="Courier New" w:cs="Courier New" w:hint="default"/>
+      </w:rPr>
+    </w:lvl>
+    <w:lvl w:ilvl="5" w:tplc="240A0005" w:tentative="1">
+      <w:start w:val="1"/>
+      <w:numFmt w:val="bullet"/>
+      <w:lvlText w:val=""/>
+      <w:lvlJc w:val="left"/>
+      <w:pPr>
+        <w:ind w:left="4320" w:hanging="360"/>
+      </w:pPr>
+      <w:rPr>
+        <w:rFonts w:ascii="Wingdings" w:hAnsi="Wingdings" w:hint="default"/>
+      </w:rPr>
+    </w:lvl>
+    <w:lvl w:ilvl="6" w:tplc="240A0001" w:tentative="1">
+      <w:start w:val="1"/>
+      <w:numFmt w:val="bullet"/>
+      <w:lvlText w:val=""/>
+      <w:lvlJc w:val="left"/>
+      <w:pPr>
+        <w:ind w:left="5040" w:hanging="360"/>
+      </w:pPr>
+      <w:rPr>
+        <w:rFonts w:ascii="Symbol" w:hAnsi="Symbol" w:hint="default"/>
+      </w:rPr>
+    </w:lvl>
+    <w:lvl w:ilvl="7" w:tplc="240A0003" w:tentative="1">
+      <w:start w:val="1"/>
+      <w:numFmt w:val="bullet"/>
+      <w:lvlText w:val="o"/>
+      <w:lvlJc w:val="left"/>
+      <w:pPr>
+        <w:ind w:left="5760" w:hanging="360"/>
+      </w:pPr>
+      <w:rPr>
+        <w:rFonts w:ascii="Courier New" w:hAnsi="Courier New" w:cs="Courier New" w:hint="default"/>
+      </w:rPr>
+    </w:lvl>
+    <w:lvl w:ilvl="8" w:tplc="240A0005" w:tentative="1">
+      <w:start w:val="1"/>
+      <w:numFmt w:val="bullet"/>
+      <w:lvlText w:val=""/>
+      <w:lvlJc w:val="left"/>
+      <w:pPr>
+        <w:ind w:left="6480" w:hanging="360"/>
+      </w:pPr>
+      <w:rPr>
+        <w:rFonts w:ascii="Wingdings" w:hAnsi="Wingdings" w:hint="default"/>
+      </w:rPr>
+    </w:lvl>
+  </w:abstractNum>
+  <w:abstractNum w:abstractNumId="16" w15:restartNumberingAfterBreak="0">
     <w:nsid w:val="33AE599B"/>
     <w:multiLevelType w:val="hybridMultilevel"/>
     <w:tmpl w:val="94BC873C"/>
@@ -8112,7 +6364,7 @@
       </w:rPr>
     </w:lvl>
   </w:abstractNum>
-  <w:abstractNum w:abstractNumId="14" w15:restartNumberingAfterBreak="0">
+  <w:abstractNum w:abstractNumId="17" w15:restartNumberingAfterBreak="0">
     <w:nsid w:val="35C03C0E"/>
     <w:multiLevelType w:val="multilevel"/>
     <w:tmpl w:val="5D74C8F8"/>
@@ -8261,7 +6513,7 @@
       </w:rPr>
     </w:lvl>
   </w:abstractNum>
-  <w:abstractNum w:abstractNumId="15" w15:restartNumberingAfterBreak="0">
+  <w:abstractNum w:abstractNumId="18" w15:restartNumberingAfterBreak="0">
     <w:nsid w:val="3AAB7DD5"/>
     <w:multiLevelType w:val="hybridMultilevel"/>
     <w:tmpl w:val="517A29A0"/>
@@ -8374,7 +6626,7 @@
       </w:rPr>
     </w:lvl>
   </w:abstractNum>
-  <w:abstractNum w:abstractNumId="16" w15:restartNumberingAfterBreak="0">
+  <w:abstractNum w:abstractNumId="19" w15:restartNumberingAfterBreak="0">
     <w:nsid w:val="41AB7E14"/>
     <w:multiLevelType w:val="hybridMultilevel"/>
     <w:tmpl w:val="55A636DC"/>
@@ -8487,7 +6739,7 @@
       </w:rPr>
     </w:lvl>
   </w:abstractNum>
-  <w:abstractNum w:abstractNumId="17" w15:restartNumberingAfterBreak="0">
+  <w:abstractNum w:abstractNumId="20" w15:restartNumberingAfterBreak="0">
     <w:nsid w:val="4289372F"/>
     <w:multiLevelType w:val="hybridMultilevel"/>
     <w:tmpl w:val="8A88F29C"/>
@@ -8600,7 +6852,7 @@
       </w:rPr>
     </w:lvl>
   </w:abstractNum>
-  <w:abstractNum w:abstractNumId="18" w15:restartNumberingAfterBreak="0">
+  <w:abstractNum w:abstractNumId="21" w15:restartNumberingAfterBreak="0">
     <w:nsid w:val="46F43DB4"/>
     <w:multiLevelType w:val="multilevel"/>
     <w:tmpl w:val="A66CF148"/>
@@ -8749,7 +7001,7 @@
       </w:rPr>
     </w:lvl>
   </w:abstractNum>
-  <w:abstractNum w:abstractNumId="19" w15:restartNumberingAfterBreak="0">
+  <w:abstractNum w:abstractNumId="22" w15:restartNumberingAfterBreak="0">
     <w:nsid w:val="4CAD4E75"/>
     <w:multiLevelType w:val="multilevel"/>
     <w:tmpl w:val="69D4745E"/>
@@ -8898,7 +7150,7 @@
       </w:rPr>
     </w:lvl>
   </w:abstractNum>
-  <w:abstractNum w:abstractNumId="20" w15:restartNumberingAfterBreak="0">
+  <w:abstractNum w:abstractNumId="23" w15:restartNumberingAfterBreak="0">
     <w:nsid w:val="55AF59B7"/>
     <w:multiLevelType w:val="multilevel"/>
     <w:tmpl w:val="1D1615FE"/>
@@ -9047,7 +7299,7 @@
       </w:rPr>
     </w:lvl>
   </w:abstractNum>
-  <w:abstractNum w:abstractNumId="21" w15:restartNumberingAfterBreak="0">
+  <w:abstractNum w:abstractNumId="24" w15:restartNumberingAfterBreak="0">
     <w:nsid w:val="56221309"/>
     <w:multiLevelType w:val="multilevel"/>
     <w:tmpl w:val="F4283192"/>
@@ -9196,7 +7448,7 @@
       </w:rPr>
     </w:lvl>
   </w:abstractNum>
-  <w:abstractNum w:abstractNumId="22" w15:restartNumberingAfterBreak="0">
+  <w:abstractNum w:abstractNumId="25" w15:restartNumberingAfterBreak="0">
     <w:nsid w:val="58A6211D"/>
     <w:multiLevelType w:val="multilevel"/>
     <w:tmpl w:val="1C147C7E"/>
@@ -9345,7 +7597,7 @@
       </w:rPr>
     </w:lvl>
   </w:abstractNum>
-  <w:abstractNum w:abstractNumId="23" w15:restartNumberingAfterBreak="0">
+  <w:abstractNum w:abstractNumId="26" w15:restartNumberingAfterBreak="0">
     <w:nsid w:val="58D766D9"/>
     <w:multiLevelType w:val="hybridMultilevel"/>
     <w:tmpl w:val="A99C5E08"/>
@@ -9458,7 +7710,7 @@
       </w:rPr>
     </w:lvl>
   </w:abstractNum>
-  <w:abstractNum w:abstractNumId="24" w15:restartNumberingAfterBreak="0">
+  <w:abstractNum w:abstractNumId="27" w15:restartNumberingAfterBreak="0">
     <w:nsid w:val="61F65882"/>
     <w:multiLevelType w:val="multilevel"/>
     <w:tmpl w:val="72E4FF12"/>
@@ -9607,7 +7859,7 @@
       </w:rPr>
     </w:lvl>
   </w:abstractNum>
-  <w:abstractNum w:abstractNumId="25" w15:restartNumberingAfterBreak="0">
+  <w:abstractNum w:abstractNumId="28" w15:restartNumberingAfterBreak="0">
     <w:nsid w:val="6292499B"/>
     <w:multiLevelType w:val="hybridMultilevel"/>
     <w:tmpl w:val="F19225FE"/>
@@ -9720,7 +7972,7 @@
       </w:rPr>
     </w:lvl>
   </w:abstractNum>
-  <w:abstractNum w:abstractNumId="26" w15:restartNumberingAfterBreak="0">
+  <w:abstractNum w:abstractNumId="29" w15:restartNumberingAfterBreak="0">
     <w:nsid w:val="631A2785"/>
     <w:multiLevelType w:val="multilevel"/>
     <w:tmpl w:val="B9A43AA0"/>
@@ -9869,7 +8121,7 @@
       </w:rPr>
     </w:lvl>
   </w:abstractNum>
-  <w:abstractNum w:abstractNumId="27" w15:restartNumberingAfterBreak="0">
+  <w:abstractNum w:abstractNumId="30" w15:restartNumberingAfterBreak="0">
     <w:nsid w:val="64D33B42"/>
     <w:multiLevelType w:val="multilevel"/>
     <w:tmpl w:val="164A842A"/>
@@ -10018,7 +8270,7 @@
       </w:rPr>
     </w:lvl>
   </w:abstractNum>
-  <w:abstractNum w:abstractNumId="28" w15:restartNumberingAfterBreak="0">
+  <w:abstractNum w:abstractNumId="31" w15:restartNumberingAfterBreak="0">
     <w:nsid w:val="6C955FB3"/>
     <w:multiLevelType w:val="hybridMultilevel"/>
     <w:tmpl w:val="579435B0"/>
@@ -10034,7 +8286,7 @@
         <w:rFonts w:ascii="Symbol" w:hAnsi="Symbol" w:hint="default"/>
       </w:rPr>
     </w:lvl>
-    <w:lvl w:ilvl="1" w:tplc="240A0003" w:tentative="1">
+    <w:lvl w:ilvl="1" w:tplc="240A0003">
       <w:start w:val="1"/>
       <w:numFmt w:val="bullet"/>
       <w:lvlText w:val="o"/>
@@ -10131,7 +8383,7 @@
       </w:rPr>
     </w:lvl>
   </w:abstractNum>
-  <w:abstractNum w:abstractNumId="29" w15:restartNumberingAfterBreak="0">
+  <w:abstractNum w:abstractNumId="32" w15:restartNumberingAfterBreak="0">
     <w:nsid w:val="70E0155A"/>
     <w:multiLevelType w:val="hybridMultilevel"/>
     <w:tmpl w:val="FAE6E4CA"/>
@@ -10244,7 +8496,7 @@
       </w:rPr>
     </w:lvl>
   </w:abstractNum>
-  <w:abstractNum w:abstractNumId="30" w15:restartNumberingAfterBreak="0">
+  <w:abstractNum w:abstractNumId="33" w15:restartNumberingAfterBreak="0">
     <w:nsid w:val="71691C57"/>
     <w:multiLevelType w:val="multilevel"/>
     <w:tmpl w:val="DCCAC138"/>
@@ -10393,7 +8645,7 @@
       </w:rPr>
     </w:lvl>
   </w:abstractNum>
-  <w:abstractNum w:abstractNumId="31" w15:restartNumberingAfterBreak="0">
+  <w:abstractNum w:abstractNumId="34" w15:restartNumberingAfterBreak="0">
     <w:nsid w:val="717D1437"/>
     <w:multiLevelType w:val="multilevel"/>
     <w:tmpl w:val="9098C1D8"/>
@@ -10542,7 +8794,7 @@
       </w:rPr>
     </w:lvl>
   </w:abstractNum>
-  <w:abstractNum w:abstractNumId="32" w15:restartNumberingAfterBreak="0">
+  <w:abstractNum w:abstractNumId="35" w15:restartNumberingAfterBreak="0">
     <w:nsid w:val="73D501D0"/>
     <w:multiLevelType w:val="hybridMultilevel"/>
     <w:tmpl w:val="72A6E34C"/>
@@ -10655,7 +8907,7 @@
       </w:rPr>
     </w:lvl>
   </w:abstractNum>
-  <w:abstractNum w:abstractNumId="33" w15:restartNumberingAfterBreak="0">
+  <w:abstractNum w:abstractNumId="36" w15:restartNumberingAfterBreak="0">
     <w:nsid w:val="75440651"/>
     <w:multiLevelType w:val="hybridMultilevel"/>
     <w:tmpl w:val="189C9E82"/>
@@ -10768,7 +9020,7 @@
       </w:rPr>
     </w:lvl>
   </w:abstractNum>
-  <w:abstractNum w:abstractNumId="34" w15:restartNumberingAfterBreak="0">
+  <w:abstractNum w:abstractNumId="37" w15:restartNumberingAfterBreak="0">
     <w:nsid w:val="7E9D2B3E"/>
     <w:multiLevelType w:val="multilevel"/>
     <w:tmpl w:val="4D7E3852"/>
@@ -10918,40 +9170,40 @@
     </w:lvl>
   </w:abstractNum>
   <w:num w:numId="1">
-    <w:abstractNumId w:val="19"/>
+    <w:abstractNumId w:val="22"/>
   </w:num>
   <w:num w:numId="2">
-    <w:abstractNumId w:val="8"/>
+    <w:abstractNumId w:val="9"/>
   </w:num>
   <w:num w:numId="3">
-    <w:abstractNumId w:val="10"/>
+    <w:abstractNumId w:val="12"/>
   </w:num>
   <w:num w:numId="4">
     <w:abstractNumId w:val="2"/>
   </w:num>
   <w:num w:numId="5">
-    <w:abstractNumId w:val="31"/>
+    <w:abstractNumId w:val="34"/>
   </w:num>
   <w:num w:numId="6">
-    <w:abstractNumId w:val="21"/>
+    <w:abstractNumId w:val="24"/>
   </w:num>
   <w:num w:numId="7">
-    <w:abstractNumId w:val="27"/>
+    <w:abstractNumId w:val="30"/>
   </w:num>
   <w:num w:numId="8">
-    <w:abstractNumId w:val="30"/>
+    <w:abstractNumId w:val="33"/>
   </w:num>
   <w:num w:numId="9">
     <w:abstractNumId w:val="6"/>
   </w:num>
   <w:num w:numId="10">
-    <w:abstractNumId w:val="22"/>
+    <w:abstractNumId w:val="25"/>
   </w:num>
   <w:num w:numId="11">
-    <w:abstractNumId w:val="9"/>
+    <w:abstractNumId w:val="11"/>
   </w:num>
   <w:num w:numId="12">
-    <w:abstractNumId w:val="34"/>
+    <w:abstractNumId w:val="37"/>
   </w:num>
   <w:num w:numId="13">
     <w:abstractNumId w:val="0"/>
@@ -10960,58 +9212,58 @@
     <w:abstractNumId w:val="5"/>
   </w:num>
   <w:num w:numId="15">
-    <w:abstractNumId w:val="11"/>
+    <w:abstractNumId w:val="13"/>
   </w:num>
   <w:num w:numId="16">
+    <w:abstractNumId w:val="17"/>
+  </w:num>
+  <w:num w:numId="17">
+    <w:abstractNumId w:val="16"/>
+  </w:num>
+  <w:num w:numId="18">
+    <w:abstractNumId w:val="31"/>
+  </w:num>
+  <w:num w:numId="19">
+    <w:abstractNumId w:val="18"/>
+  </w:num>
+  <w:num w:numId="20">
+    <w:abstractNumId w:val="8"/>
+  </w:num>
+  <w:num w:numId="21">
+    <w:abstractNumId w:val="19"/>
+  </w:num>
+  <w:num w:numId="22">
+    <w:abstractNumId w:val="36"/>
+  </w:num>
+  <w:num w:numId="23">
+    <w:abstractNumId w:val="20"/>
+  </w:num>
+  <w:num w:numId="24">
     <w:abstractNumId w:val="14"/>
   </w:num>
-  <w:num w:numId="17">
-    <w:abstractNumId w:val="13"/>
-  </w:num>
-  <w:num w:numId="18">
+  <w:num w:numId="25">
     <w:abstractNumId w:val="28"/>
   </w:num>
-  <w:num w:numId="19">
-    <w:abstractNumId w:val="15"/>
-  </w:num>
-  <w:num w:numId="20">
-    <w:abstractNumId w:val="7"/>
-  </w:num>
-  <w:num w:numId="21">
-    <w:abstractNumId w:val="16"/>
-  </w:num>
-  <w:num w:numId="22">
-    <w:abstractNumId w:val="33"/>
-  </w:num>
-  <w:num w:numId="23">
-    <w:abstractNumId w:val="17"/>
-  </w:num>
-  <w:num w:numId="24">
-    <w:abstractNumId w:val="12"/>
-  </w:num>
-  <w:num w:numId="25">
-    <w:abstractNumId w:val="25"/>
-  </w:num>
   <w:num w:numId="26">
-    <w:abstractNumId w:val="32"/>
+    <w:abstractNumId w:val="35"/>
   </w:num>
   <w:num w:numId="27">
-    <w:abstractNumId w:val="20"/>
+    <w:abstractNumId w:val="23"/>
   </w:num>
   <w:num w:numId="28">
-    <w:abstractNumId w:val="23"/>
+    <w:abstractNumId w:val="26"/>
   </w:num>
   <w:num w:numId="29">
-    <w:abstractNumId w:val="29"/>
+    <w:abstractNumId w:val="32"/>
   </w:num>
   <w:num w:numId="30">
     <w:abstractNumId w:val="4"/>
   </w:num>
   <w:num w:numId="31">
-    <w:abstractNumId w:val="24"/>
+    <w:abstractNumId w:val="27"/>
   </w:num>
   <w:num w:numId="32">
-    <w:abstractNumId w:val="26"/>
+    <w:abstractNumId w:val="29"/>
   </w:num>
   <w:num w:numId="33">
     <w:abstractNumId w:val="1"/>
@@ -11020,7 +9272,16 @@
     <w:abstractNumId w:val="3"/>
   </w:num>
   <w:num w:numId="35">
-    <w:abstractNumId w:val="18"/>
+    <w:abstractNumId w:val="21"/>
+  </w:num>
+  <w:num w:numId="36">
+    <w:abstractNumId w:val="15"/>
+  </w:num>
+  <w:num w:numId="37">
+    <w:abstractNumId w:val="7"/>
+  </w:num>
+  <w:num w:numId="38">
+    <w:abstractNumId w:val="10"/>
   </w:num>
 </w:numbering>
 </file>
@@ -12374,7 +10635,7 @@
 </file>
 
 <file path=customXml/itemProps1.xml><?xml version="1.0" encoding="utf-8"?>
-<ds:datastoreItem xmlns:ds="http://schemas.openxmlformats.org/officeDocument/2006/customXml" ds:itemID="{9D3E0ADB-B49A-448B-AD70-DB7745777B3B}">
+<ds:datastoreItem xmlns:ds="http://schemas.openxmlformats.org/officeDocument/2006/customXml" ds:itemID="{E15D01BE-9BA9-418A-88C8-B47E26E67053}">
   <ds:schemaRefs>
     <ds:schemaRef ds:uri="http://schemas.openxmlformats.org/officeDocument/2006/bibliography"/>
   </ds:schemaRefs>
